--- a/fuentes/123103_CF02_DU.docx
+++ b/fuentes/123103_CF02_DU.docx
@@ -1,6 +1,6 @@
 
 <file path=word/document.xml><?xml version="1.0" encoding="utf-8"?>
-<w:document xmlns:wpc="http://schemas.microsoft.com/office/word/2010/wordprocessingCanvas" xmlns:cx="http://schemas.microsoft.com/office/drawing/2014/chartex" xmlns:cx1="http://schemas.microsoft.com/office/drawing/2015/9/8/chartex" xmlns:cx2="http://schemas.microsoft.com/office/drawing/2015/10/21/chartex" xmlns:cx3="http://schemas.microsoft.com/office/drawing/2016/5/9/chartex" xmlns:cx4="http://schemas.microsoft.com/office/drawing/2016/5/10/chartex" xmlns:cx5="http://schemas.microsoft.com/office/drawing/2016/5/11/chartex" xmlns:cx6="http://schemas.microsoft.com/office/drawing/2016/5/12/chartex" xmlns:cx7="http://schemas.microsoft.com/office/drawing/2016/5/13/chartex" xmlns:cx8="http://schemas.microsoft.com/office/drawing/2016/5/14/chartex" xmlns:mc="http://schemas.openxmlformats.org/markup-compatibility/2006" xmlns:aink="http://schemas.microsoft.com/office/drawing/2016/ink" xmlns:am3d="http://schemas.microsoft.com/office/drawing/2017/model3d" xmlns:o="urn:schemas-microsoft-com:office:office" xmlns:oel="http://schemas.microsoft.com/office/2019/extlst" xmlns:r="http://schemas.openxmlformats.org/officeDocument/2006/relationships" xmlns:m="http://schemas.openxmlformats.org/officeDocument/2006/math" xmlns:v="urn:schemas-microsoft-com:vml" xmlns:wp14="http://schemas.microsoft.com/office/word/2010/wordprocessingDrawing" xmlns:wp="http://schemas.openxmlformats.org/drawingml/2006/wordprocessingDrawing" xmlns:w10="urn:schemas-microsoft-com:office:word" xmlns:w="http://schemas.openxmlformats.org/wordprocessingml/2006/main" xmlns:w14="http://schemas.microsoft.com/office/word/2010/wordml" xmlns:w15="http://schemas.microsoft.com/office/word/2012/wordml" xmlns:w16cex="http://schemas.microsoft.com/office/word/2018/wordml/cex" xmlns:w16cid="http://schemas.microsoft.com/office/word/2016/wordml/cid" xmlns:w16="http://schemas.microsoft.com/office/word/2018/wordml" xmlns:w16du="http://schemas.microsoft.com/office/word/2023/wordml/word16du" xmlns:w16sdtdh="http://schemas.microsoft.com/office/word/2020/wordml/sdtdatahash" xmlns:w16sdtfl="http://schemas.microsoft.com/office/word/2024/wordml/sdtformatlock" xmlns:w16se="http://schemas.microsoft.com/office/word/2015/wordml/symex" xmlns:wpg="http://schemas.microsoft.com/office/word/2010/wordprocessingGroup" xmlns:wpi="http://schemas.microsoft.com/office/word/2010/wordprocessingInk" xmlns:wne="http://schemas.microsoft.com/office/word/2006/wordml" xmlns:wps="http://schemas.microsoft.com/office/word/2010/wordprocessingShape" mc:Ignorable="w14 w15 w16se w16cid w16 w16cex w16sdtdh w16sdtfl w16du wp14">
+<w:document xmlns:wpc="http://schemas.microsoft.com/office/word/2010/wordprocessingCanvas" xmlns:cx="http://schemas.microsoft.com/office/drawing/2014/chartex" xmlns:cx1="http://schemas.microsoft.com/office/drawing/2015/9/8/chartex" xmlns:cx2="http://schemas.microsoft.com/office/drawing/2015/10/21/chartex" xmlns:cx3="http://schemas.microsoft.com/office/drawing/2016/5/9/chartex" xmlns:cx4="http://schemas.microsoft.com/office/drawing/2016/5/10/chartex" xmlns:cx5="http://schemas.microsoft.com/office/drawing/2016/5/11/chartex" xmlns:cx6="http://schemas.microsoft.com/office/drawing/2016/5/12/chartex" xmlns:cx7="http://schemas.microsoft.com/office/drawing/2016/5/13/chartex" xmlns:cx8="http://schemas.microsoft.com/office/drawing/2016/5/14/chartex" xmlns:mc="http://schemas.openxmlformats.org/markup-compatibility/2006" xmlns:aink="http://schemas.microsoft.com/office/drawing/2016/ink" xmlns:am3d="http://schemas.microsoft.com/office/drawing/2017/model3d" xmlns:o="urn:schemas-microsoft-com:office:office" xmlns:r="http://schemas.openxmlformats.org/officeDocument/2006/relationships" xmlns:m="http://schemas.openxmlformats.org/officeDocument/2006/math" xmlns:v="urn:schemas-microsoft-com:vml" xmlns:wp14="http://schemas.microsoft.com/office/word/2010/wordprocessingDrawing" xmlns:wp="http://schemas.openxmlformats.org/drawingml/2006/wordprocessingDrawing" xmlns:w10="urn:schemas-microsoft-com:office:word" xmlns:w="http://schemas.openxmlformats.org/wordprocessingml/2006/main" xmlns:w14="http://schemas.microsoft.com/office/word/2010/wordml" xmlns:w15="http://schemas.microsoft.com/office/word/2012/wordml" xmlns:w16cex="http://schemas.microsoft.com/office/word/2018/wordml/cex" xmlns:w16cid="http://schemas.microsoft.com/office/word/2016/wordml/cid" xmlns:w16="http://schemas.microsoft.com/office/word/2018/wordml" xmlns:w16se="http://schemas.microsoft.com/office/word/2015/wordml/symex" xmlns:wpg="http://schemas.microsoft.com/office/word/2010/wordprocessingGroup" xmlns:wpi="http://schemas.microsoft.com/office/word/2010/wordprocessingInk" xmlns:wne="http://schemas.microsoft.com/office/word/2006/wordml" xmlns:wps="http://schemas.microsoft.com/office/word/2010/wordprocessingShape" mc:Ignorable="w14 w15 w16se w16cid w16 w16cex wp14">
   <w:body>
     <w:p>
       <w:pPr>
@@ -70,7 +70,7 @@
                           <pic:cNvPicPr/>
                         </pic:nvPicPr>
                         <pic:blipFill>
-                          <a:blip r:embed="rId10"/>
+                          <a:blip r:embed="rId11"/>
                           <a:stretch>
                             <a:fillRect/>
                           </a:stretch>
@@ -568,7 +568,7 @@
           </mc:Choice>
           <mc:Fallback>
             <w:pict>
-              <v:group w14:anchorId="6CF3A334" id="Group 42162" o:spid="_x0000_s1026" style="position:absolute;left:0;text-align:left;margin-left:0;margin-top:0;width:612pt;height:416.25pt;z-index:251658240;mso-position-horizontal-relative:page;mso-position-vertical-relative:page" coordsize="77724,52862" o:gfxdata="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">
+              <v:group w14:anchorId="6CF3A334" id="Group 42162" o:spid="_x0000_s1026" style="position:absolute;left:0;text-align:left;margin-left:0;margin-top:0;width:612pt;height:416.25pt;z-index:251658240;mso-position-horizontal-relative:page;mso-position-vertical-relative:page" coordsize="77724,52862" o:gfxdata="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">
                 <v:shapetype id="_x0000_t75" coordsize="21600,21600" o:spt="75" o:preferrelative="t" path="m@4@5l@4@11@9@11@9@5xe" filled="f" stroked="f">
                   <v:stroke joinstyle="miter"/>
                   <v:formulas>
@@ -589,7 +589,7 @@
                   <o:lock v:ext="edit" aspectratio="t"/>
                 </v:shapetype>
                 <v:shape id="Picture 50674" o:spid="_x0000_s1027" type="#_x0000_t75" style="position:absolute;width:77663;height:32064;visibility:visible;mso-wrap-style:square" o:gfxdata="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">
-                  <v:imagedata r:id="rId11" o:title=""/>
+                  <v:imagedata r:id="rId12" o:title=""/>
                 </v:shape>
                 <v:shape id="Shape 52069" o:spid="_x0000_s1028" style="position:absolute;left:95;top:32002;width:77629;height:20860;visibility:visible;mso-wrap-style:square;v-text-anchor:top" coordsize="7762875,2085975" o:gfxdata="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" path="m,l7762875,r,2085975l,2085975,,e" fillcolor="#00314d" stroked="f" strokeweight="0">
                   <v:stroke miterlimit="83231f" joinstyle="miter"/>
@@ -930,7 +930,7 @@
               </wp:inline>
             </w:drawing>
           </mc:Choice>
-          <mc:Fallback xmlns:a="http://schemas.openxmlformats.org/drawingml/2006/main">
+          <mc:Fallback xmlns:a="http://schemas.openxmlformats.org/drawingml/2006/main" xmlns:w16sdtfl="http://schemas.microsoft.com/office/word/2024/wordml/sdtformatlock" xmlns:w16sdtdh="http://schemas.microsoft.com/office/word/2020/wordml/sdtdatahash" xmlns:w16du="http://schemas.microsoft.com/office/word/2023/wordml/word16du" xmlns:oel="http://schemas.microsoft.com/office/2019/extlst">
             <w:pict>
               <v:group id="Group 42163" style="width:501.55pt;height:1.40002pt;mso-position-horizontal-relative:char;mso-position-vertical-relative:line" coordsize="63696,177">
                 <v:shape id="Shape 52072" style="position:absolute;width:63696;height:177;left:0;top:0;" coordsize="6369685,17780" path="m0,0l6369685,0l6369685,17780l0,17780l0,0">
@@ -999,764 +999,1473 @@
         <w:t xml:space="preserve"> </w:t>
       </w:r>
     </w:p>
-    <w:p>
-      <w:pPr>
-        <w:spacing w:after="138" w:line="250" w:lineRule="auto"/>
-        <w:ind w:left="-3" w:right="72" w:firstLine="2"/>
-      </w:pPr>
-      <w:r>
+    <w:sdt>
+      <w:sdtPr>
         <w:rPr>
+          <w:lang w:val="es-ES"/>
+        </w:rPr>
+        <w:id w:val="-1860963195"/>
+        <w:docPartObj>
+          <w:docPartGallery w:val="Table of Contents"/>
+          <w:docPartUnique/>
+        </w:docPartObj>
+      </w:sdtPr>
+      <w:sdtEndPr>
+        <w:rPr>
+          <w:rFonts w:ascii="Calibri" w:eastAsia="Calibri" w:hAnsi="Calibri" w:cs="Calibri"/>
           <w:b/>
-          <w:sz w:val="32"/>
+          <w:bCs/>
+          <w:color w:val="000000"/>
+          <w:kern w:val="2"/>
+          <w:sz w:val="28"/>
+          <w:szCs w:val="24"/>
+          <w14:ligatures w14:val="standardContextual"/>
         </w:rPr>
-        <w:lastRenderedPageBreak/>
-        <w:t xml:space="preserve">Tabla de contenido </w:t>
-      </w:r>
-    </w:p>
-    <w:p>
-      <w:pPr>
-        <w:spacing w:after="304" w:line="259" w:lineRule="auto"/>
-        <w:ind w:left="718" w:right="97" w:hanging="10"/>
-      </w:pPr>
-      <w:r>
-        <w:t>Introducción .......................................................................................................... 3</w:t>
-      </w:r>
-      <w:r>
-        <w:rPr>
-          <w:sz w:val="24"/>
-        </w:rPr>
-        <w:t xml:space="preserve"> </w:t>
-      </w:r>
-    </w:p>
-    <w:p>
-      <w:pPr>
-        <w:numPr>
-          <w:ilvl w:val="0"/>
-          <w:numId w:val="1"/>
-        </w:numPr>
-        <w:spacing w:after="303" w:line="259" w:lineRule="auto"/>
-        <w:ind w:right="97" w:hanging="492"/>
-      </w:pPr>
-      <w:r>
-        <w:t>Información Contable ..................................................................................... 4</w:t>
-      </w:r>
-      <w:r>
-        <w:rPr>
-          <w:sz w:val="24"/>
-        </w:rPr>
-        <w:t xml:space="preserve"> </w:t>
-      </w:r>
-    </w:p>
-    <w:p>
-      <w:pPr>
-        <w:tabs>
-          <w:tab w:val="center" w:pos="1275"/>
-          <w:tab w:val="right" w:pos="10118"/>
-        </w:tabs>
-        <w:spacing w:after="303" w:line="259" w:lineRule="auto"/>
-        <w:ind w:left="0" w:firstLine="0"/>
-      </w:pPr>
-      <w:r>
-        <w:rPr>
-          <w:sz w:val="22"/>
-        </w:rPr>
-        <w:tab/>
-      </w:r>
-      <w:r>
-        <w:rPr>
-          <w:noProof/>
-        </w:rPr>
-        <w:drawing>
-          <wp:inline distT="0" distB="0" distL="0" distR="0" wp14:anchorId="14A6968E" wp14:editId="55EA7457">
-            <wp:extent cx="252730" cy="125730"/>
-            <wp:effectExtent l="0" t="0" r="0" b="0"/>
-            <wp:docPr id="83" name="Picture 83"/>
-            <wp:cNvGraphicFramePr/>
-            <a:graphic xmlns:a="http://schemas.openxmlformats.org/drawingml/2006/main">
-              <a:graphicData uri="http://schemas.openxmlformats.org/drawingml/2006/picture">
-                <pic:pic xmlns:pic="http://schemas.openxmlformats.org/drawingml/2006/picture">
-                  <pic:nvPicPr>
-                    <pic:cNvPr id="83" name="Picture 83"/>
-                    <pic:cNvPicPr/>
-                  </pic:nvPicPr>
-                  <pic:blipFill>
-                    <a:blip r:embed="rId12"/>
-                    <a:stretch>
-                      <a:fillRect/>
-                    </a:stretch>
-                  </pic:blipFill>
-                  <pic:spPr>
-                    <a:xfrm>
-                      <a:off x="0" y="0"/>
-                      <a:ext cx="252730" cy="125730"/>
-                    </a:xfrm>
-                    <a:prstGeom prst="rect">
-                      <a:avLst/>
-                    </a:prstGeom>
-                  </pic:spPr>
-                </pic:pic>
-              </a:graphicData>
-            </a:graphic>
-          </wp:inline>
-        </w:drawing>
-      </w:r>
-      <w:r>
-        <w:rPr>
-          <w:sz w:val="24"/>
-        </w:rPr>
-        <w:t xml:space="preserve"> </w:t>
-      </w:r>
-      <w:r>
-        <w:rPr>
-          <w:sz w:val="24"/>
-        </w:rPr>
-        <w:tab/>
-      </w:r>
-      <w:r>
-        <w:t>Historia, cualidades y objetivos de la información contable ..................... 5</w:t>
-      </w:r>
-      <w:r>
-        <w:rPr>
-          <w:sz w:val="24"/>
-        </w:rPr>
-        <w:t xml:space="preserve"> </w:t>
-      </w:r>
-    </w:p>
-    <w:p>
-      <w:pPr>
-        <w:tabs>
-          <w:tab w:val="center" w:pos="1275"/>
-          <w:tab w:val="right" w:pos="10118"/>
-        </w:tabs>
-        <w:spacing w:after="304" w:line="259" w:lineRule="auto"/>
-        <w:ind w:left="0" w:firstLine="0"/>
-      </w:pPr>
-      <w:r>
-        <w:rPr>
-          <w:sz w:val="22"/>
-        </w:rPr>
-        <w:tab/>
-      </w:r>
-      <w:r>
-        <w:rPr>
-          <w:noProof/>
-        </w:rPr>
-        <w:drawing>
-          <wp:inline distT="0" distB="0" distL="0" distR="0" wp14:anchorId="1E7E14A2" wp14:editId="65EA5B53">
-            <wp:extent cx="252730" cy="125730"/>
-            <wp:effectExtent l="0" t="0" r="0" b="0"/>
-            <wp:docPr id="92" name="Picture 92"/>
-            <wp:cNvGraphicFramePr/>
-            <a:graphic xmlns:a="http://schemas.openxmlformats.org/drawingml/2006/main">
-              <a:graphicData uri="http://schemas.openxmlformats.org/drawingml/2006/picture">
-                <pic:pic xmlns:pic="http://schemas.openxmlformats.org/drawingml/2006/picture">
-                  <pic:nvPicPr>
-                    <pic:cNvPr id="92" name="Picture 92"/>
-                    <pic:cNvPicPr/>
-                  </pic:nvPicPr>
-                  <pic:blipFill>
-                    <a:blip r:embed="rId13"/>
-                    <a:stretch>
-                      <a:fillRect/>
-                    </a:stretch>
-                  </pic:blipFill>
-                  <pic:spPr>
-                    <a:xfrm>
-                      <a:off x="0" y="0"/>
-                      <a:ext cx="252730" cy="125730"/>
-                    </a:xfrm>
-                    <a:prstGeom prst="rect">
-                      <a:avLst/>
-                    </a:prstGeom>
-                  </pic:spPr>
-                </pic:pic>
-              </a:graphicData>
-            </a:graphic>
-          </wp:inline>
-        </w:drawing>
-      </w:r>
-      <w:r>
-        <w:rPr>
-          <w:sz w:val="24"/>
-        </w:rPr>
-        <w:t xml:space="preserve"> </w:t>
-      </w:r>
-      <w:r>
-        <w:rPr>
-          <w:sz w:val="24"/>
-        </w:rPr>
-        <w:tab/>
-      </w:r>
-      <w:r>
-        <w:t>Marco conceptual bajo Estándares Internacionales ................................. 9</w:t>
-      </w:r>
-      <w:r>
-        <w:rPr>
-          <w:sz w:val="24"/>
-        </w:rPr>
-        <w:t xml:space="preserve"> </w:t>
-      </w:r>
-    </w:p>
-    <w:p>
-      <w:pPr>
-        <w:tabs>
-          <w:tab w:val="center" w:pos="1275"/>
-          <w:tab w:val="center" w:pos="5661"/>
-        </w:tabs>
-        <w:spacing w:line="259" w:lineRule="auto"/>
-        <w:ind w:left="0" w:firstLine="0"/>
-      </w:pPr>
-      <w:r>
-        <w:rPr>
-          <w:sz w:val="22"/>
-        </w:rPr>
-        <w:tab/>
-      </w:r>
-      <w:r>
-        <w:rPr>
-          <w:noProof/>
-        </w:rPr>
-        <w:drawing>
-          <wp:inline distT="0" distB="0" distL="0" distR="0" wp14:anchorId="6ABE5C23" wp14:editId="23E19484">
-            <wp:extent cx="252730" cy="125730"/>
-            <wp:effectExtent l="0" t="0" r="0" b="0"/>
-            <wp:docPr id="102" name="Picture 102"/>
-            <wp:cNvGraphicFramePr/>
-            <a:graphic xmlns:a="http://schemas.openxmlformats.org/drawingml/2006/main">
-              <a:graphicData uri="http://schemas.openxmlformats.org/drawingml/2006/picture">
-                <pic:pic xmlns:pic="http://schemas.openxmlformats.org/drawingml/2006/picture">
-                  <pic:nvPicPr>
-                    <pic:cNvPr id="102" name="Picture 102"/>
-                    <pic:cNvPicPr/>
-                  </pic:nvPicPr>
-                  <pic:blipFill>
-                    <a:blip r:embed="rId14"/>
-                    <a:stretch>
-                      <a:fillRect/>
-                    </a:stretch>
-                  </pic:blipFill>
-                  <pic:spPr>
-                    <a:xfrm>
-                      <a:off x="0" y="0"/>
-                      <a:ext cx="252730" cy="125730"/>
-                    </a:xfrm>
-                    <a:prstGeom prst="rect">
-                      <a:avLst/>
-                    </a:prstGeom>
-                  </pic:spPr>
-                </pic:pic>
-              </a:graphicData>
-            </a:graphic>
-          </wp:inline>
-        </w:drawing>
-      </w:r>
-      <w:r>
-        <w:rPr>
-          <w:sz w:val="24"/>
-        </w:rPr>
-        <w:t xml:space="preserve"> </w:t>
-      </w:r>
-      <w:r>
-        <w:rPr>
-          <w:sz w:val="24"/>
-        </w:rPr>
-        <w:tab/>
-      </w:r>
-      <w:r>
-        <w:t xml:space="preserve">Reconocimiento, medición, presentación, revelación y baja de cuentas </w:t>
-      </w:r>
-    </w:p>
-    <w:p>
-      <w:pPr>
-        <w:spacing w:after="304" w:line="259" w:lineRule="auto"/>
-        <w:ind w:left="0" w:right="153" w:firstLine="0"/>
-        <w:jc w:val="right"/>
-      </w:pPr>
-      <w:r>
-        <w:t>de los elementos de los estados financieros .............................................................. 12</w:t>
-      </w:r>
-      <w:r>
-        <w:rPr>
-          <w:sz w:val="24"/>
-        </w:rPr>
-        <w:t xml:space="preserve"> </w:t>
-      </w:r>
-    </w:p>
-    <w:p>
-      <w:pPr>
-        <w:tabs>
-          <w:tab w:val="center" w:pos="1275"/>
-          <w:tab w:val="right" w:pos="10118"/>
-        </w:tabs>
-        <w:spacing w:after="303" w:line="259" w:lineRule="auto"/>
-        <w:ind w:left="0" w:firstLine="0"/>
-      </w:pPr>
-      <w:r>
-        <w:rPr>
-          <w:sz w:val="22"/>
-        </w:rPr>
-        <w:tab/>
-      </w:r>
-      <w:r>
-        <w:rPr>
-          <w:noProof/>
-        </w:rPr>
-        <w:drawing>
-          <wp:inline distT="0" distB="0" distL="0" distR="0" wp14:anchorId="200B51B7" wp14:editId="6D4A9113">
-            <wp:extent cx="252730" cy="125730"/>
-            <wp:effectExtent l="0" t="0" r="0" b="0"/>
-            <wp:docPr id="113" name="Picture 113"/>
-            <wp:cNvGraphicFramePr/>
-            <a:graphic xmlns:a="http://schemas.openxmlformats.org/drawingml/2006/main">
-              <a:graphicData uri="http://schemas.openxmlformats.org/drawingml/2006/picture">
-                <pic:pic xmlns:pic="http://schemas.openxmlformats.org/drawingml/2006/picture">
-                  <pic:nvPicPr>
-                    <pic:cNvPr id="113" name="Picture 113"/>
-                    <pic:cNvPicPr/>
-                  </pic:nvPicPr>
-                  <pic:blipFill>
-                    <a:blip r:embed="rId15"/>
-                    <a:stretch>
-                      <a:fillRect/>
-                    </a:stretch>
-                  </pic:blipFill>
-                  <pic:spPr>
-                    <a:xfrm>
-                      <a:off x="0" y="0"/>
-                      <a:ext cx="252730" cy="125730"/>
-                    </a:xfrm>
-                    <a:prstGeom prst="rect">
-                      <a:avLst/>
-                    </a:prstGeom>
-                  </pic:spPr>
-                </pic:pic>
-              </a:graphicData>
-            </a:graphic>
-          </wp:inline>
-        </w:drawing>
-      </w:r>
-      <w:r>
-        <w:rPr>
-          <w:sz w:val="24"/>
-        </w:rPr>
-        <w:t xml:space="preserve"> </w:t>
-      </w:r>
-      <w:r>
-        <w:rPr>
-          <w:sz w:val="24"/>
-        </w:rPr>
-        <w:tab/>
-      </w:r>
-      <w:r>
-        <w:t>Política contable..................................................................................... 15</w:t>
-      </w:r>
-      <w:r>
-        <w:rPr>
-          <w:sz w:val="24"/>
-        </w:rPr>
-        <w:t xml:space="preserve"> </w:t>
-      </w:r>
-    </w:p>
-    <w:p>
-      <w:pPr>
-        <w:numPr>
-          <w:ilvl w:val="0"/>
-          <w:numId w:val="1"/>
-        </w:numPr>
-        <w:spacing w:after="304" w:line="259" w:lineRule="auto"/>
-        <w:ind w:right="97" w:hanging="492"/>
-      </w:pPr>
-      <w:r>
-        <w:t>Fundamentos contables ............................................................................... 22</w:t>
-      </w:r>
-      <w:r>
-        <w:rPr>
-          <w:sz w:val="24"/>
-        </w:rPr>
-        <w:t xml:space="preserve"> </w:t>
-      </w:r>
-    </w:p>
-    <w:p>
-      <w:pPr>
-        <w:tabs>
-          <w:tab w:val="center" w:pos="1271"/>
-          <w:tab w:val="right" w:pos="10118"/>
-        </w:tabs>
-        <w:spacing w:after="303" w:line="259" w:lineRule="auto"/>
-        <w:ind w:left="0" w:firstLine="0"/>
-      </w:pPr>
-      <w:r>
-        <w:rPr>
-          <w:sz w:val="22"/>
-        </w:rPr>
-        <w:tab/>
-      </w:r>
-      <w:r>
-        <w:rPr>
-          <w:noProof/>
-        </w:rPr>
-        <w:drawing>
-          <wp:inline distT="0" distB="0" distL="0" distR="0" wp14:anchorId="60AC7D90" wp14:editId="5459DA4C">
-            <wp:extent cx="257810" cy="125730"/>
-            <wp:effectExtent l="0" t="0" r="0" b="0"/>
-            <wp:docPr id="133" name="Picture 133"/>
-            <wp:cNvGraphicFramePr/>
-            <a:graphic xmlns:a="http://schemas.openxmlformats.org/drawingml/2006/main">
-              <a:graphicData uri="http://schemas.openxmlformats.org/drawingml/2006/picture">
-                <pic:pic xmlns:pic="http://schemas.openxmlformats.org/drawingml/2006/picture">
-                  <pic:nvPicPr>
-                    <pic:cNvPr id="133" name="Picture 133"/>
-                    <pic:cNvPicPr/>
-                  </pic:nvPicPr>
-                  <pic:blipFill>
-                    <a:blip r:embed="rId16"/>
-                    <a:stretch>
-                      <a:fillRect/>
-                    </a:stretch>
-                  </pic:blipFill>
-                  <pic:spPr>
-                    <a:xfrm>
-                      <a:off x="0" y="0"/>
-                      <a:ext cx="257810" cy="125730"/>
-                    </a:xfrm>
-                    <a:prstGeom prst="rect">
-                      <a:avLst/>
-                    </a:prstGeom>
-                  </pic:spPr>
-                </pic:pic>
-              </a:graphicData>
-            </a:graphic>
-          </wp:inline>
-        </w:drawing>
-      </w:r>
-      <w:r>
-        <w:rPr>
-          <w:sz w:val="24"/>
-        </w:rPr>
-        <w:t xml:space="preserve"> </w:t>
-      </w:r>
-      <w:r>
-        <w:rPr>
-          <w:sz w:val="24"/>
-        </w:rPr>
-        <w:tab/>
-      </w:r>
-      <w:r>
-        <w:t>Hecho contable: concepto, clasificación................................................. 23</w:t>
-      </w:r>
-      <w:r>
-        <w:rPr>
-          <w:sz w:val="24"/>
-        </w:rPr>
-        <w:t xml:space="preserve"> </w:t>
-      </w:r>
-    </w:p>
-    <w:p>
-      <w:pPr>
-        <w:tabs>
-          <w:tab w:val="center" w:pos="1271"/>
-          <w:tab w:val="right" w:pos="10118"/>
-        </w:tabs>
-        <w:spacing w:after="303" w:line="259" w:lineRule="auto"/>
-        <w:ind w:left="0" w:firstLine="0"/>
-      </w:pPr>
-      <w:r>
-        <w:rPr>
-          <w:sz w:val="22"/>
-        </w:rPr>
-        <w:tab/>
-      </w:r>
-      <w:r>
-        <w:rPr>
-          <w:noProof/>
-        </w:rPr>
-        <w:drawing>
-          <wp:inline distT="0" distB="0" distL="0" distR="0" wp14:anchorId="16187F69" wp14:editId="44DCA4E7">
-            <wp:extent cx="257810" cy="125730"/>
-            <wp:effectExtent l="0" t="0" r="0" b="0"/>
-            <wp:docPr id="142" name="Picture 142"/>
-            <wp:cNvGraphicFramePr/>
-            <a:graphic xmlns:a="http://schemas.openxmlformats.org/drawingml/2006/main">
-              <a:graphicData uri="http://schemas.openxmlformats.org/drawingml/2006/picture">
-                <pic:pic xmlns:pic="http://schemas.openxmlformats.org/drawingml/2006/picture">
-                  <pic:nvPicPr>
-                    <pic:cNvPr id="142" name="Picture 142"/>
-                    <pic:cNvPicPr/>
-                  </pic:nvPicPr>
-                  <pic:blipFill>
-                    <a:blip r:embed="rId17"/>
-                    <a:stretch>
-                      <a:fillRect/>
-                    </a:stretch>
-                  </pic:blipFill>
-                  <pic:spPr>
-                    <a:xfrm>
-                      <a:off x="0" y="0"/>
-                      <a:ext cx="257810" cy="125730"/>
-                    </a:xfrm>
-                    <a:prstGeom prst="rect">
-                      <a:avLst/>
-                    </a:prstGeom>
-                  </pic:spPr>
-                </pic:pic>
-              </a:graphicData>
-            </a:graphic>
-          </wp:inline>
-        </w:drawing>
-      </w:r>
-      <w:r>
-        <w:rPr>
-          <w:sz w:val="24"/>
-        </w:rPr>
-        <w:t xml:space="preserve"> </w:t>
-      </w:r>
-      <w:r>
-        <w:rPr>
-          <w:sz w:val="24"/>
-        </w:rPr>
-        <w:tab/>
-      </w:r>
-      <w:r>
-        <w:t>Cuenta: concepto y clasificación ............................................................ 27</w:t>
-      </w:r>
-      <w:r>
-        <w:rPr>
-          <w:sz w:val="24"/>
-        </w:rPr>
-        <w:t xml:space="preserve"> </w:t>
-      </w:r>
-    </w:p>
-    <w:p>
-      <w:pPr>
-        <w:tabs>
-          <w:tab w:val="center" w:pos="1271"/>
-          <w:tab w:val="right" w:pos="10118"/>
-        </w:tabs>
-        <w:spacing w:after="308" w:line="259" w:lineRule="auto"/>
-        <w:ind w:left="0" w:firstLine="0"/>
-      </w:pPr>
-      <w:r>
-        <w:rPr>
-          <w:sz w:val="22"/>
-        </w:rPr>
-        <w:tab/>
-      </w:r>
-      <w:r>
-        <w:rPr>
-          <w:noProof/>
-        </w:rPr>
-        <w:drawing>
-          <wp:inline distT="0" distB="0" distL="0" distR="0" wp14:anchorId="5FAF0FE0" wp14:editId="5A00FC09">
-            <wp:extent cx="257810" cy="125730"/>
-            <wp:effectExtent l="0" t="0" r="0" b="0"/>
-            <wp:docPr id="152" name="Picture 152"/>
-            <wp:cNvGraphicFramePr/>
-            <a:graphic xmlns:a="http://schemas.openxmlformats.org/drawingml/2006/main">
-              <a:graphicData uri="http://schemas.openxmlformats.org/drawingml/2006/picture">
-                <pic:pic xmlns:pic="http://schemas.openxmlformats.org/drawingml/2006/picture">
-                  <pic:nvPicPr>
-                    <pic:cNvPr id="152" name="Picture 152"/>
-                    <pic:cNvPicPr/>
-                  </pic:nvPicPr>
-                  <pic:blipFill>
-                    <a:blip r:embed="rId18"/>
-                    <a:stretch>
-                      <a:fillRect/>
-                    </a:stretch>
-                  </pic:blipFill>
-                  <pic:spPr>
-                    <a:xfrm>
-                      <a:off x="0" y="0"/>
-                      <a:ext cx="257810" cy="125730"/>
-                    </a:xfrm>
-                    <a:prstGeom prst="rect">
-                      <a:avLst/>
-                    </a:prstGeom>
-                  </pic:spPr>
-                </pic:pic>
-              </a:graphicData>
-            </a:graphic>
-          </wp:inline>
-        </w:drawing>
-      </w:r>
-      <w:r>
-        <w:rPr>
-          <w:sz w:val="24"/>
-        </w:rPr>
-        <w:t xml:space="preserve"> </w:t>
-      </w:r>
-      <w:r>
-        <w:rPr>
-          <w:sz w:val="24"/>
-        </w:rPr>
-        <w:tab/>
-      </w:r>
-      <w:r>
-        <w:t>Partida doble ......................................................................................... 34</w:t>
-      </w:r>
-      <w:r>
-        <w:rPr>
-          <w:sz w:val="24"/>
-        </w:rPr>
-        <w:t xml:space="preserve"> </w:t>
-      </w:r>
-    </w:p>
-    <w:p>
-      <w:pPr>
-        <w:tabs>
-          <w:tab w:val="center" w:pos="1271"/>
-          <w:tab w:val="right" w:pos="10118"/>
-        </w:tabs>
-        <w:spacing w:after="303" w:line="259" w:lineRule="auto"/>
-        <w:ind w:left="0" w:firstLine="0"/>
-      </w:pPr>
-      <w:r>
-        <w:rPr>
-          <w:sz w:val="22"/>
-        </w:rPr>
-        <w:tab/>
-      </w:r>
-      <w:r>
-        <w:rPr>
-          <w:noProof/>
-        </w:rPr>
-        <w:drawing>
-          <wp:inline distT="0" distB="0" distL="0" distR="0" wp14:anchorId="72D1C22E" wp14:editId="7413418A">
-            <wp:extent cx="257810" cy="125730"/>
-            <wp:effectExtent l="0" t="0" r="0" b="0"/>
-            <wp:docPr id="163" name="Picture 163"/>
-            <wp:cNvGraphicFramePr/>
-            <a:graphic xmlns:a="http://schemas.openxmlformats.org/drawingml/2006/main">
-              <a:graphicData uri="http://schemas.openxmlformats.org/drawingml/2006/picture">
-                <pic:pic xmlns:pic="http://schemas.openxmlformats.org/drawingml/2006/picture">
-                  <pic:nvPicPr>
-                    <pic:cNvPr id="163" name="Picture 163"/>
-                    <pic:cNvPicPr/>
-                  </pic:nvPicPr>
-                  <pic:blipFill>
-                    <a:blip r:embed="rId19"/>
-                    <a:stretch>
-                      <a:fillRect/>
-                    </a:stretch>
-                  </pic:blipFill>
-                  <pic:spPr>
-                    <a:xfrm>
-                      <a:off x="0" y="0"/>
-                      <a:ext cx="257810" cy="125730"/>
-                    </a:xfrm>
-                    <a:prstGeom prst="rect">
-                      <a:avLst/>
-                    </a:prstGeom>
-                  </pic:spPr>
-                </pic:pic>
-              </a:graphicData>
-            </a:graphic>
-          </wp:inline>
-        </w:drawing>
-      </w:r>
-      <w:r>
-        <w:rPr>
-          <w:sz w:val="24"/>
-        </w:rPr>
-        <w:t xml:space="preserve"> </w:t>
-      </w:r>
-      <w:r>
-        <w:rPr>
-          <w:sz w:val="24"/>
-        </w:rPr>
-        <w:tab/>
-      </w:r>
-      <w:r>
-        <w:t>Ecuación contable .................................................................................. 38</w:t>
-      </w:r>
-      <w:r>
-        <w:rPr>
-          <w:sz w:val="24"/>
-        </w:rPr>
-        <w:t xml:space="preserve"> </w:t>
-      </w:r>
-    </w:p>
-    <w:p>
-      <w:pPr>
-        <w:spacing w:after="303" w:line="259" w:lineRule="auto"/>
-        <w:ind w:left="718" w:right="97" w:hanging="10"/>
-      </w:pPr>
-      <w:r>
-        <w:t>Síntesis ................................................................................................................ 42</w:t>
-      </w:r>
-      <w:r>
-        <w:rPr>
-          <w:sz w:val="24"/>
-        </w:rPr>
-        <w:t xml:space="preserve"> </w:t>
-      </w:r>
-    </w:p>
-    <w:p>
-      <w:pPr>
-        <w:spacing w:after="304" w:line="259" w:lineRule="auto"/>
-        <w:ind w:left="718" w:right="97" w:hanging="10"/>
-      </w:pPr>
-      <w:r>
-        <w:t>Material complementario .................................................................................... 43</w:t>
-      </w:r>
-      <w:r>
-        <w:rPr>
-          <w:sz w:val="24"/>
-        </w:rPr>
-        <w:t xml:space="preserve"> </w:t>
-      </w:r>
-    </w:p>
-    <w:p>
-      <w:pPr>
-        <w:spacing w:after="303" w:line="259" w:lineRule="auto"/>
-        <w:ind w:left="718" w:right="97" w:hanging="10"/>
-      </w:pPr>
-      <w:r>
-        <w:t>Glosario ............................................................................................................... 44</w:t>
-      </w:r>
-      <w:r>
-        <w:rPr>
-          <w:sz w:val="24"/>
-        </w:rPr>
-        <w:t xml:space="preserve"> </w:t>
-      </w:r>
-    </w:p>
-    <w:p>
-      <w:pPr>
-        <w:spacing w:after="303" w:line="259" w:lineRule="auto"/>
-        <w:ind w:left="718" w:right="97" w:hanging="10"/>
-      </w:pPr>
-      <w:r>
-        <w:t>Referencias bibliográficas .................................................................................... 46</w:t>
-      </w:r>
-      <w:r>
-        <w:rPr>
-          <w:sz w:val="24"/>
-        </w:rPr>
-        <w:t xml:space="preserve"> </w:t>
-      </w:r>
-    </w:p>
+      </w:sdtEndPr>
+      <w:sdtContent>
+        <w:p>
+          <w:pPr>
+            <w:pStyle w:val="TtuloTDC"/>
+            <w:rPr>
+              <w:rFonts w:ascii="Calibri" w:eastAsia="Calibri" w:hAnsi="Calibri" w:cs="Calibri"/>
+              <w:b/>
+              <w:color w:val="000000"/>
+              <w:kern w:val="2"/>
+              <w:sz w:val="36"/>
+              <w:szCs w:val="24"/>
+              <w14:ligatures w14:val="standardContextual"/>
+            </w:rPr>
+          </w:pPr>
+          <w:r>
+            <w:rPr>
+              <w:rFonts w:ascii="Calibri" w:eastAsia="Calibri" w:hAnsi="Calibri" w:cs="Calibri"/>
+              <w:b/>
+              <w:color w:val="000000"/>
+              <w:kern w:val="2"/>
+              <w:sz w:val="36"/>
+              <w:szCs w:val="24"/>
+              <w14:ligatures w14:val="standardContextual"/>
+            </w:rPr>
+            <w:t>Tabla de contenido</w:t>
+          </w:r>
+        </w:p>
+        <w:p>
+          <w:pPr>
+            <w:pStyle w:val="TDC2"/>
+            <w:tabs>
+              <w:tab w:val="right" w:leader="dot" w:pos="10108"/>
+            </w:tabs>
+            <w:rPr>
+              <w:rFonts w:asciiTheme="minorHAnsi" w:eastAsiaTheme="minorEastAsia" w:hAnsiTheme="minorHAnsi" w:cstheme="minorBidi"/>
+              <w:noProof/>
+              <w:color w:val="auto"/>
+              <w:kern w:val="0"/>
+              <w:sz w:val="22"/>
+              <w:szCs w:val="22"/>
+              <w14:ligatures w14:val="none"/>
+            </w:rPr>
+          </w:pPr>
+          <w:r>
+            <w:fldChar w:fldCharType="begin"/>
+          </w:r>
+          <w:r>
+            <w:instrText xml:space="preserve"> TOC \o "1-3" \h \z \u </w:instrText>
+          </w:r>
+          <w:r>
+            <w:fldChar w:fldCharType="separate"/>
+          </w:r>
+          <w:hyperlink w:anchor="_Toc223961652" w:history="1">
+            <w:r>
+              <w:rPr>
+                <w:rStyle w:val="Hipervnculo"/>
+                <w:noProof/>
+              </w:rPr>
+              <w:t>Introducción</w:t>
+            </w:r>
+            <w:r>
+              <w:rPr>
+                <w:noProof/>
+                <w:webHidden/>
+              </w:rPr>
+              <w:tab/>
+            </w:r>
+            <w:r>
+              <w:rPr>
+                <w:noProof/>
+                <w:webHidden/>
+              </w:rPr>
+              <w:fldChar w:fldCharType="begin"/>
+            </w:r>
+            <w:r>
+              <w:rPr>
+                <w:noProof/>
+                <w:webHidden/>
+              </w:rPr>
+              <w:instrText xml:space="preserve"> PAGEREF _Toc223961652 \h </w:instrText>
+            </w:r>
+            <w:r>
+              <w:rPr>
+                <w:noProof/>
+                <w:webHidden/>
+              </w:rPr>
+            </w:r>
+            <w:r>
+              <w:rPr>
+                <w:noProof/>
+                <w:webHidden/>
+              </w:rPr>
+              <w:fldChar w:fldCharType="separate"/>
+            </w:r>
+            <w:r>
+              <w:rPr>
+                <w:noProof/>
+                <w:webHidden/>
+              </w:rPr>
+              <w:t>3</w:t>
+            </w:r>
+            <w:r>
+              <w:rPr>
+                <w:noProof/>
+                <w:webHidden/>
+              </w:rPr>
+              <w:fldChar w:fldCharType="end"/>
+            </w:r>
+          </w:hyperlink>
+        </w:p>
+        <w:p>
+          <w:pPr>
+            <w:pStyle w:val="TDC2"/>
+            <w:tabs>
+              <w:tab w:val="left" w:pos="1540"/>
+              <w:tab w:val="right" w:leader="dot" w:pos="10108"/>
+            </w:tabs>
+            <w:rPr>
+              <w:rFonts w:asciiTheme="minorHAnsi" w:eastAsiaTheme="minorEastAsia" w:hAnsiTheme="minorHAnsi" w:cstheme="minorBidi"/>
+              <w:noProof/>
+              <w:color w:val="auto"/>
+              <w:kern w:val="0"/>
+              <w:sz w:val="22"/>
+              <w:szCs w:val="22"/>
+              <w14:ligatures w14:val="none"/>
+            </w:rPr>
+          </w:pPr>
+          <w:hyperlink w:anchor="_Toc223961653" w:history="1">
+            <w:r>
+              <w:rPr>
+                <w:rStyle w:val="Hipervnculo"/>
+                <w:noProof/>
+              </w:rPr>
+              <w:t>1.</w:t>
+            </w:r>
+            <w:r>
+              <w:rPr>
+                <w:rStyle w:val="Hipervnculo"/>
+                <w:rFonts w:ascii="Arial" w:eastAsia="Arial" w:hAnsi="Arial" w:cs="Arial"/>
+                <w:noProof/>
+              </w:rPr>
+              <w:t xml:space="preserve"> </w:t>
+            </w:r>
+            <w:r>
+              <w:rPr>
+                <w:rFonts w:asciiTheme="minorHAnsi" w:eastAsiaTheme="minorEastAsia" w:hAnsiTheme="minorHAnsi" w:cstheme="minorBidi"/>
+                <w:noProof/>
+                <w:color w:val="auto"/>
+                <w:kern w:val="0"/>
+                <w:sz w:val="22"/>
+                <w:szCs w:val="22"/>
+                <w14:ligatures w14:val="none"/>
+              </w:rPr>
+              <w:tab/>
+            </w:r>
+            <w:r>
+              <w:rPr>
+                <w:rStyle w:val="Hipervnculo"/>
+                <w:noProof/>
+              </w:rPr>
+              <w:t>Información Contable</w:t>
+            </w:r>
+            <w:r>
+              <w:rPr>
+                <w:noProof/>
+                <w:webHidden/>
+              </w:rPr>
+              <w:tab/>
+            </w:r>
+            <w:r>
+              <w:rPr>
+                <w:noProof/>
+                <w:webHidden/>
+              </w:rPr>
+              <w:fldChar w:fldCharType="begin"/>
+            </w:r>
+            <w:r>
+              <w:rPr>
+                <w:noProof/>
+                <w:webHidden/>
+              </w:rPr>
+              <w:instrText xml:space="preserve"> PAGEREF _Toc223961653 \h </w:instrText>
+            </w:r>
+            <w:r>
+              <w:rPr>
+                <w:noProof/>
+                <w:webHidden/>
+              </w:rPr>
+            </w:r>
+            <w:r>
+              <w:rPr>
+                <w:noProof/>
+                <w:webHidden/>
+              </w:rPr>
+              <w:fldChar w:fldCharType="separate"/>
+            </w:r>
+            <w:r>
+              <w:rPr>
+                <w:noProof/>
+                <w:webHidden/>
+              </w:rPr>
+              <w:t>4</w:t>
+            </w:r>
+            <w:r>
+              <w:rPr>
+                <w:noProof/>
+                <w:webHidden/>
+              </w:rPr>
+              <w:fldChar w:fldCharType="end"/>
+            </w:r>
+          </w:hyperlink>
+        </w:p>
+        <w:p>
+          <w:pPr>
+            <w:pStyle w:val="TDC3"/>
+            <w:tabs>
+              <w:tab w:val="right" w:leader="dot" w:pos="10108"/>
+            </w:tabs>
+            <w:rPr>
+              <w:rFonts w:asciiTheme="minorHAnsi" w:eastAsiaTheme="minorEastAsia" w:hAnsiTheme="minorHAnsi" w:cstheme="minorBidi"/>
+              <w:noProof/>
+              <w:color w:val="auto"/>
+              <w:kern w:val="0"/>
+              <w:sz w:val="22"/>
+              <w:szCs w:val="22"/>
+              <w14:ligatures w14:val="none"/>
+            </w:rPr>
+          </w:pPr>
+          <w:hyperlink w:anchor="_Toc223961654" w:history="1">
+            <w:r>
+              <w:rPr>
+                <w:rStyle w:val="Hipervnculo"/>
+                <w:rFonts w:ascii="Arial" w:eastAsia="Arial" w:hAnsi="Arial" w:cs="Arial"/>
+                <w:noProof/>
+              </w:rPr>
+              <w:t xml:space="preserve">1.1. </w:t>
+            </w:r>
+            <w:r>
+              <w:rPr>
+                <w:rStyle w:val="Hipervnculo"/>
+                <w:noProof/>
+              </w:rPr>
+              <w:t>Historia, cualidades y objetivos de la información contable</w:t>
+            </w:r>
+            <w:r>
+              <w:rPr>
+                <w:noProof/>
+                <w:webHidden/>
+              </w:rPr>
+              <w:tab/>
+            </w:r>
+            <w:r>
+              <w:rPr>
+                <w:noProof/>
+                <w:webHidden/>
+              </w:rPr>
+              <w:fldChar w:fldCharType="begin"/>
+            </w:r>
+            <w:r>
+              <w:rPr>
+                <w:noProof/>
+                <w:webHidden/>
+              </w:rPr>
+              <w:instrText xml:space="preserve"> PAGEREF _Toc223961654 \h </w:instrText>
+            </w:r>
+            <w:r>
+              <w:rPr>
+                <w:noProof/>
+                <w:webHidden/>
+              </w:rPr>
+            </w:r>
+            <w:r>
+              <w:rPr>
+                <w:noProof/>
+                <w:webHidden/>
+              </w:rPr>
+              <w:fldChar w:fldCharType="separate"/>
+            </w:r>
+            <w:r>
+              <w:rPr>
+                <w:noProof/>
+                <w:webHidden/>
+              </w:rPr>
+              <w:t>5</w:t>
+            </w:r>
+            <w:r>
+              <w:rPr>
+                <w:noProof/>
+                <w:webHidden/>
+              </w:rPr>
+              <w:fldChar w:fldCharType="end"/>
+            </w:r>
+          </w:hyperlink>
+        </w:p>
+        <w:p>
+          <w:pPr>
+            <w:pStyle w:val="TDC3"/>
+            <w:tabs>
+              <w:tab w:val="right" w:leader="dot" w:pos="10108"/>
+            </w:tabs>
+            <w:rPr>
+              <w:rFonts w:asciiTheme="minorHAnsi" w:eastAsiaTheme="minorEastAsia" w:hAnsiTheme="minorHAnsi" w:cstheme="minorBidi"/>
+              <w:noProof/>
+              <w:color w:val="auto"/>
+              <w:kern w:val="0"/>
+              <w:sz w:val="22"/>
+              <w:szCs w:val="22"/>
+              <w14:ligatures w14:val="none"/>
+            </w:rPr>
+          </w:pPr>
+          <w:hyperlink w:anchor="_Toc223961655" w:history="1">
+            <w:r>
+              <w:rPr>
+                <w:rStyle w:val="Hipervnculo"/>
+                <w:noProof/>
+              </w:rPr>
+              <w:t xml:space="preserve">1.2.  </w:t>
+            </w:r>
+            <w:r>
+              <w:rPr>
+                <w:rStyle w:val="Hipervnculo"/>
+                <w:noProof/>
+              </w:rPr>
+              <w:t>Marco conceptual bajo Estándares Internacionales</w:t>
+            </w:r>
+            <w:r>
+              <w:rPr>
+                <w:noProof/>
+                <w:webHidden/>
+              </w:rPr>
+              <w:tab/>
+            </w:r>
+            <w:r>
+              <w:rPr>
+                <w:noProof/>
+                <w:webHidden/>
+              </w:rPr>
+              <w:fldChar w:fldCharType="begin"/>
+            </w:r>
+            <w:r>
+              <w:rPr>
+                <w:noProof/>
+                <w:webHidden/>
+              </w:rPr>
+              <w:instrText xml:space="preserve"> PAGEREF _Toc223961655 \h </w:instrText>
+            </w:r>
+            <w:r>
+              <w:rPr>
+                <w:noProof/>
+                <w:webHidden/>
+              </w:rPr>
+            </w:r>
+            <w:r>
+              <w:rPr>
+                <w:noProof/>
+                <w:webHidden/>
+              </w:rPr>
+              <w:fldChar w:fldCharType="separate"/>
+            </w:r>
+            <w:r>
+              <w:rPr>
+                <w:noProof/>
+                <w:webHidden/>
+              </w:rPr>
+              <w:t>9</w:t>
+            </w:r>
+            <w:r>
+              <w:rPr>
+                <w:noProof/>
+                <w:webHidden/>
+              </w:rPr>
+              <w:fldChar w:fldCharType="end"/>
+            </w:r>
+          </w:hyperlink>
+        </w:p>
+        <w:p>
+          <w:pPr>
+            <w:pStyle w:val="TDC3"/>
+            <w:tabs>
+              <w:tab w:val="right" w:leader="dot" w:pos="10108"/>
+            </w:tabs>
+            <w:rPr>
+              <w:rFonts w:asciiTheme="minorHAnsi" w:eastAsiaTheme="minorEastAsia" w:hAnsiTheme="minorHAnsi" w:cstheme="minorBidi"/>
+              <w:noProof/>
+              <w:color w:val="auto"/>
+              <w:kern w:val="0"/>
+              <w:sz w:val="22"/>
+              <w:szCs w:val="22"/>
+              <w14:ligatures w14:val="none"/>
+            </w:rPr>
+          </w:pPr>
+          <w:hyperlink w:anchor="_Toc223961656" w:history="1">
+            <w:r>
+              <w:rPr>
+                <w:rStyle w:val="Hipervnculo"/>
+                <w:rFonts w:ascii="Arial" w:eastAsia="Arial" w:hAnsi="Arial" w:cs="Arial"/>
+                <w:noProof/>
+              </w:rPr>
+              <w:t xml:space="preserve">1.3. </w:t>
+            </w:r>
+            <w:r>
+              <w:rPr>
+                <w:rStyle w:val="Hipervnculo"/>
+                <w:noProof/>
+              </w:rPr>
+              <w:t>Reconocimiento, medición, presentación, revelación y baja de</w:t>
+            </w:r>
+            <w:r>
+              <w:rPr>
+                <w:noProof/>
+                <w:webHidden/>
+              </w:rPr>
+              <w:tab/>
+            </w:r>
+            <w:r>
+              <w:rPr>
+                <w:noProof/>
+                <w:webHidden/>
+              </w:rPr>
+              <w:fldChar w:fldCharType="begin"/>
+            </w:r>
+            <w:r>
+              <w:rPr>
+                <w:noProof/>
+                <w:webHidden/>
+              </w:rPr>
+              <w:instrText xml:space="preserve"> PAGEREF _Toc223961656 \h </w:instrText>
+            </w:r>
+            <w:r>
+              <w:rPr>
+                <w:noProof/>
+                <w:webHidden/>
+              </w:rPr>
+            </w:r>
+            <w:r>
+              <w:rPr>
+                <w:noProof/>
+                <w:webHidden/>
+              </w:rPr>
+              <w:fldChar w:fldCharType="separate"/>
+            </w:r>
+            <w:r>
+              <w:rPr>
+                <w:noProof/>
+                <w:webHidden/>
+              </w:rPr>
+              <w:t>12</w:t>
+            </w:r>
+            <w:r>
+              <w:rPr>
+                <w:noProof/>
+                <w:webHidden/>
+              </w:rPr>
+              <w:fldChar w:fldCharType="end"/>
+            </w:r>
+          </w:hyperlink>
+        </w:p>
+        <w:p>
+          <w:pPr>
+            <w:pStyle w:val="TDC1"/>
+            <w:tabs>
+              <w:tab w:val="right" w:leader="dot" w:pos="10108"/>
+            </w:tabs>
+            <w:rPr>
+              <w:rFonts w:asciiTheme="minorHAnsi" w:eastAsiaTheme="minorEastAsia" w:hAnsiTheme="minorHAnsi" w:cstheme="minorBidi"/>
+              <w:noProof/>
+              <w:color w:val="auto"/>
+              <w:kern w:val="0"/>
+              <w:sz w:val="22"/>
+              <w:szCs w:val="22"/>
+              <w14:ligatures w14:val="none"/>
+            </w:rPr>
+          </w:pPr>
+          <w:hyperlink w:anchor="_Toc223961657" w:history="1">
+            <w:r>
+              <w:rPr>
+                <w:rStyle w:val="Hipervnculo"/>
+                <w:noProof/>
+              </w:rPr>
+              <w:t>cuentas de los elementos de los estados financieros</w:t>
+            </w:r>
+            <w:r>
+              <w:rPr>
+                <w:noProof/>
+                <w:webHidden/>
+              </w:rPr>
+              <w:tab/>
+            </w:r>
+            <w:r>
+              <w:rPr>
+                <w:noProof/>
+                <w:webHidden/>
+              </w:rPr>
+              <w:fldChar w:fldCharType="begin"/>
+            </w:r>
+            <w:r>
+              <w:rPr>
+                <w:noProof/>
+                <w:webHidden/>
+              </w:rPr>
+              <w:instrText xml:space="preserve"> PAGEREF _Toc223961657 \h </w:instrText>
+            </w:r>
+            <w:r>
+              <w:rPr>
+                <w:noProof/>
+                <w:webHidden/>
+              </w:rPr>
+            </w:r>
+            <w:r>
+              <w:rPr>
+                <w:noProof/>
+                <w:webHidden/>
+              </w:rPr>
+              <w:fldChar w:fldCharType="separate"/>
+            </w:r>
+            <w:r>
+              <w:rPr>
+                <w:noProof/>
+                <w:webHidden/>
+              </w:rPr>
+              <w:t>12</w:t>
+            </w:r>
+            <w:r>
+              <w:rPr>
+                <w:noProof/>
+                <w:webHidden/>
+              </w:rPr>
+              <w:fldChar w:fldCharType="end"/>
+            </w:r>
+          </w:hyperlink>
+        </w:p>
+        <w:p>
+          <w:pPr>
+            <w:pStyle w:val="TDC3"/>
+            <w:tabs>
+              <w:tab w:val="right" w:leader="dot" w:pos="10108"/>
+            </w:tabs>
+            <w:rPr>
+              <w:rFonts w:asciiTheme="minorHAnsi" w:eastAsiaTheme="minorEastAsia" w:hAnsiTheme="minorHAnsi" w:cstheme="minorBidi"/>
+              <w:noProof/>
+              <w:color w:val="auto"/>
+              <w:kern w:val="0"/>
+              <w:sz w:val="22"/>
+              <w:szCs w:val="22"/>
+              <w14:ligatures w14:val="none"/>
+            </w:rPr>
+          </w:pPr>
+          <w:hyperlink w:anchor="_Toc223961658" w:history="1">
+            <w:r>
+              <w:rPr>
+                <w:rStyle w:val="Hipervnculo"/>
+                <w:rFonts w:ascii="Arial" w:eastAsia="Arial" w:hAnsi="Arial" w:cs="Arial"/>
+                <w:noProof/>
+              </w:rPr>
+              <w:t xml:space="preserve">1.4. </w:t>
+            </w:r>
+            <w:r>
+              <w:rPr>
+                <w:rStyle w:val="Hipervnculo"/>
+                <w:noProof/>
+              </w:rPr>
+              <w:t>Política contable</w:t>
+            </w:r>
+            <w:r>
+              <w:rPr>
+                <w:noProof/>
+                <w:webHidden/>
+              </w:rPr>
+              <w:tab/>
+            </w:r>
+            <w:r>
+              <w:rPr>
+                <w:noProof/>
+                <w:webHidden/>
+              </w:rPr>
+              <w:fldChar w:fldCharType="begin"/>
+            </w:r>
+            <w:r>
+              <w:rPr>
+                <w:noProof/>
+                <w:webHidden/>
+              </w:rPr>
+              <w:instrText xml:space="preserve"> PAGEREF _Toc223961658 \h </w:instrText>
+            </w:r>
+            <w:r>
+              <w:rPr>
+                <w:noProof/>
+                <w:webHidden/>
+              </w:rPr>
+            </w:r>
+            <w:r>
+              <w:rPr>
+                <w:noProof/>
+                <w:webHidden/>
+              </w:rPr>
+              <w:fldChar w:fldCharType="separate"/>
+            </w:r>
+            <w:r>
+              <w:rPr>
+                <w:noProof/>
+                <w:webHidden/>
+              </w:rPr>
+              <w:t>16</w:t>
+            </w:r>
+            <w:r>
+              <w:rPr>
+                <w:noProof/>
+                <w:webHidden/>
+              </w:rPr>
+              <w:fldChar w:fldCharType="end"/>
+            </w:r>
+          </w:hyperlink>
+        </w:p>
+        <w:p>
+          <w:pPr>
+            <w:pStyle w:val="TDC2"/>
+            <w:tabs>
+              <w:tab w:val="left" w:pos="1540"/>
+              <w:tab w:val="right" w:leader="dot" w:pos="10108"/>
+            </w:tabs>
+            <w:rPr>
+              <w:rFonts w:asciiTheme="minorHAnsi" w:eastAsiaTheme="minorEastAsia" w:hAnsiTheme="minorHAnsi" w:cstheme="minorBidi"/>
+              <w:noProof/>
+              <w:color w:val="auto"/>
+              <w:kern w:val="0"/>
+              <w:sz w:val="22"/>
+              <w:szCs w:val="22"/>
+              <w14:ligatures w14:val="none"/>
+            </w:rPr>
+          </w:pPr>
+          <w:hyperlink w:anchor="_Toc223961659" w:history="1">
+            <w:r>
+              <w:rPr>
+                <w:rStyle w:val="Hipervnculo"/>
+                <w:noProof/>
+              </w:rPr>
+              <w:t>2.</w:t>
+            </w:r>
+            <w:r>
+              <w:rPr>
+                <w:rStyle w:val="Hipervnculo"/>
+                <w:rFonts w:ascii="Arial" w:eastAsia="Arial" w:hAnsi="Arial" w:cs="Arial"/>
+                <w:noProof/>
+              </w:rPr>
+              <w:t xml:space="preserve"> </w:t>
+            </w:r>
+            <w:r>
+              <w:rPr>
+                <w:rFonts w:asciiTheme="minorHAnsi" w:eastAsiaTheme="minorEastAsia" w:hAnsiTheme="minorHAnsi" w:cstheme="minorBidi"/>
+                <w:noProof/>
+                <w:color w:val="auto"/>
+                <w:kern w:val="0"/>
+                <w:sz w:val="22"/>
+                <w:szCs w:val="22"/>
+                <w14:ligatures w14:val="none"/>
+              </w:rPr>
+              <w:tab/>
+            </w:r>
+            <w:r>
+              <w:rPr>
+                <w:rStyle w:val="Hipervnculo"/>
+                <w:noProof/>
+              </w:rPr>
+              <w:t>Fundamentos contables</w:t>
+            </w:r>
+            <w:r>
+              <w:rPr>
+                <w:noProof/>
+                <w:webHidden/>
+              </w:rPr>
+              <w:tab/>
+            </w:r>
+            <w:r>
+              <w:rPr>
+                <w:noProof/>
+                <w:webHidden/>
+              </w:rPr>
+              <w:fldChar w:fldCharType="begin"/>
+            </w:r>
+            <w:r>
+              <w:rPr>
+                <w:noProof/>
+                <w:webHidden/>
+              </w:rPr>
+              <w:instrText xml:space="preserve"> PAGEREF _Toc223961659 \h </w:instrText>
+            </w:r>
+            <w:r>
+              <w:rPr>
+                <w:noProof/>
+                <w:webHidden/>
+              </w:rPr>
+            </w:r>
+            <w:r>
+              <w:rPr>
+                <w:noProof/>
+                <w:webHidden/>
+              </w:rPr>
+              <w:fldChar w:fldCharType="separate"/>
+            </w:r>
+            <w:r>
+              <w:rPr>
+                <w:noProof/>
+                <w:webHidden/>
+              </w:rPr>
+              <w:t>22</w:t>
+            </w:r>
+            <w:r>
+              <w:rPr>
+                <w:noProof/>
+                <w:webHidden/>
+              </w:rPr>
+              <w:fldChar w:fldCharType="end"/>
+            </w:r>
+          </w:hyperlink>
+        </w:p>
+        <w:p>
+          <w:pPr>
+            <w:pStyle w:val="TDC3"/>
+            <w:tabs>
+              <w:tab w:val="right" w:leader="dot" w:pos="10108"/>
+            </w:tabs>
+            <w:rPr>
+              <w:rFonts w:asciiTheme="minorHAnsi" w:eastAsiaTheme="minorEastAsia" w:hAnsiTheme="minorHAnsi" w:cstheme="minorBidi"/>
+              <w:noProof/>
+              <w:color w:val="auto"/>
+              <w:kern w:val="0"/>
+              <w:sz w:val="22"/>
+              <w:szCs w:val="22"/>
+              <w14:ligatures w14:val="none"/>
+            </w:rPr>
+          </w:pPr>
+          <w:hyperlink w:anchor="_Toc223961660" w:history="1">
+            <w:r>
+              <w:rPr>
+                <w:rStyle w:val="Hipervnculo"/>
+                <w:noProof/>
+              </w:rPr>
+              <w:t xml:space="preserve">2.1.  </w:t>
+            </w:r>
+            <w:r>
+              <w:rPr>
+                <w:rStyle w:val="Hipervnculo"/>
+                <w:noProof/>
+              </w:rPr>
+              <w:t>Hecho contable: concepto, clasificación</w:t>
+            </w:r>
+            <w:r>
+              <w:rPr>
+                <w:noProof/>
+                <w:webHidden/>
+              </w:rPr>
+              <w:tab/>
+            </w:r>
+            <w:r>
+              <w:rPr>
+                <w:noProof/>
+                <w:webHidden/>
+              </w:rPr>
+              <w:fldChar w:fldCharType="begin"/>
+            </w:r>
+            <w:r>
+              <w:rPr>
+                <w:noProof/>
+                <w:webHidden/>
+              </w:rPr>
+              <w:instrText xml:space="preserve"> PAGEREF _Toc223961660 \h </w:instrText>
+            </w:r>
+            <w:r>
+              <w:rPr>
+                <w:noProof/>
+                <w:webHidden/>
+              </w:rPr>
+            </w:r>
+            <w:r>
+              <w:rPr>
+                <w:noProof/>
+                <w:webHidden/>
+              </w:rPr>
+              <w:fldChar w:fldCharType="separate"/>
+            </w:r>
+            <w:r>
+              <w:rPr>
+                <w:noProof/>
+                <w:webHidden/>
+              </w:rPr>
+              <w:t>24</w:t>
+            </w:r>
+            <w:r>
+              <w:rPr>
+                <w:noProof/>
+                <w:webHidden/>
+              </w:rPr>
+              <w:fldChar w:fldCharType="end"/>
+            </w:r>
+          </w:hyperlink>
+        </w:p>
+        <w:p>
+          <w:pPr>
+            <w:pStyle w:val="TDC3"/>
+            <w:tabs>
+              <w:tab w:val="right" w:leader="dot" w:pos="10108"/>
+            </w:tabs>
+            <w:rPr>
+              <w:rFonts w:asciiTheme="minorHAnsi" w:eastAsiaTheme="minorEastAsia" w:hAnsiTheme="minorHAnsi" w:cstheme="minorBidi"/>
+              <w:noProof/>
+              <w:color w:val="auto"/>
+              <w:kern w:val="0"/>
+              <w:sz w:val="22"/>
+              <w:szCs w:val="22"/>
+              <w14:ligatures w14:val="none"/>
+            </w:rPr>
+          </w:pPr>
+          <w:hyperlink w:anchor="_Toc223961662" w:history="1">
+            <w:r>
+              <w:rPr>
+                <w:rStyle w:val="Hipervnculo"/>
+                <w:rFonts w:ascii="Arial" w:eastAsia="Arial" w:hAnsi="Arial" w:cs="Arial"/>
+                <w:noProof/>
+              </w:rPr>
+              <w:t xml:space="preserve">2.2. </w:t>
+            </w:r>
+            <w:r>
+              <w:rPr>
+                <w:rStyle w:val="Hipervnculo"/>
+                <w:noProof/>
+              </w:rPr>
+              <w:t>Cuenta: concepto y clasificación</w:t>
+            </w:r>
+            <w:r>
+              <w:rPr>
+                <w:noProof/>
+                <w:webHidden/>
+              </w:rPr>
+              <w:tab/>
+            </w:r>
+            <w:r>
+              <w:rPr>
+                <w:noProof/>
+                <w:webHidden/>
+              </w:rPr>
+              <w:fldChar w:fldCharType="begin"/>
+            </w:r>
+            <w:r>
+              <w:rPr>
+                <w:noProof/>
+                <w:webHidden/>
+              </w:rPr>
+              <w:instrText xml:space="preserve"> PAGEREF _Toc223961662 \h </w:instrText>
+            </w:r>
+            <w:r>
+              <w:rPr>
+                <w:noProof/>
+                <w:webHidden/>
+              </w:rPr>
+            </w:r>
+            <w:r>
+              <w:rPr>
+                <w:noProof/>
+                <w:webHidden/>
+              </w:rPr>
+              <w:fldChar w:fldCharType="separate"/>
+            </w:r>
+            <w:r>
+              <w:rPr>
+                <w:noProof/>
+                <w:webHidden/>
+              </w:rPr>
+              <w:t>27</w:t>
+            </w:r>
+            <w:r>
+              <w:rPr>
+                <w:noProof/>
+                <w:webHidden/>
+              </w:rPr>
+              <w:fldChar w:fldCharType="end"/>
+            </w:r>
+          </w:hyperlink>
+        </w:p>
+        <w:p>
+          <w:pPr>
+            <w:pStyle w:val="TDC3"/>
+            <w:tabs>
+              <w:tab w:val="right" w:leader="dot" w:pos="10108"/>
+            </w:tabs>
+            <w:rPr>
+              <w:rFonts w:asciiTheme="minorHAnsi" w:eastAsiaTheme="minorEastAsia" w:hAnsiTheme="minorHAnsi" w:cstheme="minorBidi"/>
+              <w:noProof/>
+              <w:color w:val="auto"/>
+              <w:kern w:val="0"/>
+              <w:sz w:val="22"/>
+              <w:szCs w:val="22"/>
+              <w14:ligatures w14:val="none"/>
+            </w:rPr>
+          </w:pPr>
+          <w:hyperlink w:anchor="_Toc223961663" w:history="1">
+            <w:r>
+              <w:rPr>
+                <w:rStyle w:val="Hipervnculo"/>
+                <w:rFonts w:ascii="Arial" w:eastAsia="Arial" w:hAnsi="Arial" w:cs="Arial"/>
+                <w:noProof/>
+              </w:rPr>
+              <w:t xml:space="preserve">2.3. </w:t>
+            </w:r>
+            <w:r>
+              <w:rPr>
+                <w:rStyle w:val="Hipervnculo"/>
+                <w:noProof/>
+              </w:rPr>
+              <w:t>Partida doble</w:t>
+            </w:r>
+            <w:r>
+              <w:rPr>
+                <w:noProof/>
+                <w:webHidden/>
+              </w:rPr>
+              <w:tab/>
+            </w:r>
+            <w:r>
+              <w:rPr>
+                <w:noProof/>
+                <w:webHidden/>
+              </w:rPr>
+              <w:fldChar w:fldCharType="begin"/>
+            </w:r>
+            <w:r>
+              <w:rPr>
+                <w:noProof/>
+                <w:webHidden/>
+              </w:rPr>
+              <w:instrText xml:space="preserve"> PAGEREF _Toc223961663 \h </w:instrText>
+            </w:r>
+            <w:r>
+              <w:rPr>
+                <w:noProof/>
+                <w:webHidden/>
+              </w:rPr>
+            </w:r>
+            <w:r>
+              <w:rPr>
+                <w:noProof/>
+                <w:webHidden/>
+              </w:rPr>
+              <w:fldChar w:fldCharType="separate"/>
+            </w:r>
+            <w:r>
+              <w:rPr>
+                <w:noProof/>
+                <w:webHidden/>
+              </w:rPr>
+              <w:t>35</w:t>
+            </w:r>
+            <w:r>
+              <w:rPr>
+                <w:noProof/>
+                <w:webHidden/>
+              </w:rPr>
+              <w:fldChar w:fldCharType="end"/>
+            </w:r>
+          </w:hyperlink>
+        </w:p>
+        <w:p>
+          <w:pPr>
+            <w:pStyle w:val="TDC3"/>
+            <w:tabs>
+              <w:tab w:val="right" w:leader="dot" w:pos="10108"/>
+            </w:tabs>
+            <w:rPr>
+              <w:rFonts w:asciiTheme="minorHAnsi" w:eastAsiaTheme="minorEastAsia" w:hAnsiTheme="minorHAnsi" w:cstheme="minorBidi"/>
+              <w:noProof/>
+              <w:color w:val="auto"/>
+              <w:kern w:val="0"/>
+              <w:sz w:val="22"/>
+              <w:szCs w:val="22"/>
+              <w14:ligatures w14:val="none"/>
+            </w:rPr>
+          </w:pPr>
+          <w:hyperlink w:anchor="_Toc223961664" w:history="1">
+            <w:r>
+              <w:rPr>
+                <w:rStyle w:val="Hipervnculo"/>
+                <w:rFonts w:ascii="Arial" w:eastAsia="Arial" w:hAnsi="Arial" w:cs="Arial"/>
+                <w:noProof/>
+              </w:rPr>
+              <w:t xml:space="preserve">2.4. </w:t>
+            </w:r>
+            <w:r>
+              <w:rPr>
+                <w:rStyle w:val="Hipervnculo"/>
+                <w:noProof/>
+              </w:rPr>
+              <w:t>Ecuación con</w:t>
+            </w:r>
+            <w:r>
+              <w:rPr>
+                <w:rStyle w:val="Hipervnculo"/>
+                <w:noProof/>
+              </w:rPr>
+              <w:t>t</w:t>
+            </w:r>
+            <w:r>
+              <w:rPr>
+                <w:rStyle w:val="Hipervnculo"/>
+                <w:noProof/>
+              </w:rPr>
+              <w:t>able</w:t>
+            </w:r>
+            <w:r>
+              <w:rPr>
+                <w:noProof/>
+                <w:webHidden/>
+              </w:rPr>
+              <w:tab/>
+            </w:r>
+            <w:r>
+              <w:rPr>
+                <w:noProof/>
+                <w:webHidden/>
+              </w:rPr>
+              <w:fldChar w:fldCharType="begin"/>
+            </w:r>
+            <w:r>
+              <w:rPr>
+                <w:noProof/>
+                <w:webHidden/>
+              </w:rPr>
+              <w:instrText xml:space="preserve"> PAGEREF _Toc223961664 \h </w:instrText>
+            </w:r>
+            <w:r>
+              <w:rPr>
+                <w:noProof/>
+                <w:webHidden/>
+              </w:rPr>
+            </w:r>
+            <w:r>
+              <w:rPr>
+                <w:noProof/>
+                <w:webHidden/>
+              </w:rPr>
+              <w:fldChar w:fldCharType="separate"/>
+            </w:r>
+            <w:r>
+              <w:rPr>
+                <w:noProof/>
+                <w:webHidden/>
+              </w:rPr>
+              <w:t>39</w:t>
+            </w:r>
+            <w:r>
+              <w:rPr>
+                <w:noProof/>
+                <w:webHidden/>
+              </w:rPr>
+              <w:fldChar w:fldCharType="end"/>
+            </w:r>
+          </w:hyperlink>
+        </w:p>
+        <w:p>
+          <w:pPr>
+            <w:pStyle w:val="TDC2"/>
+            <w:tabs>
+              <w:tab w:val="right" w:leader="dot" w:pos="10108"/>
+            </w:tabs>
+            <w:rPr>
+              <w:rFonts w:asciiTheme="minorHAnsi" w:eastAsiaTheme="minorEastAsia" w:hAnsiTheme="minorHAnsi" w:cstheme="minorBidi"/>
+              <w:noProof/>
+              <w:color w:val="auto"/>
+              <w:kern w:val="0"/>
+              <w:sz w:val="22"/>
+              <w:szCs w:val="22"/>
+              <w14:ligatures w14:val="none"/>
+            </w:rPr>
+          </w:pPr>
+          <w:hyperlink w:anchor="_Toc223961665" w:history="1">
+            <w:r>
+              <w:rPr>
+                <w:rStyle w:val="Hipervnculo"/>
+                <w:noProof/>
+              </w:rPr>
+              <w:t>Síntesis</w:t>
+            </w:r>
+            <w:r>
+              <w:rPr>
+                <w:noProof/>
+                <w:webHidden/>
+              </w:rPr>
+              <w:tab/>
+            </w:r>
+            <w:r>
+              <w:rPr>
+                <w:noProof/>
+                <w:webHidden/>
+              </w:rPr>
+              <w:fldChar w:fldCharType="begin"/>
+            </w:r>
+            <w:r>
+              <w:rPr>
+                <w:noProof/>
+                <w:webHidden/>
+              </w:rPr>
+              <w:instrText xml:space="preserve"> PAGEREF _Toc223961665 \h </w:instrText>
+            </w:r>
+            <w:r>
+              <w:rPr>
+                <w:noProof/>
+                <w:webHidden/>
+              </w:rPr>
+            </w:r>
+            <w:r>
+              <w:rPr>
+                <w:noProof/>
+                <w:webHidden/>
+              </w:rPr>
+              <w:fldChar w:fldCharType="separate"/>
+            </w:r>
+            <w:r>
+              <w:rPr>
+                <w:noProof/>
+                <w:webHidden/>
+              </w:rPr>
+              <w:t>43</w:t>
+            </w:r>
+            <w:r>
+              <w:rPr>
+                <w:noProof/>
+                <w:webHidden/>
+              </w:rPr>
+              <w:fldChar w:fldCharType="end"/>
+            </w:r>
+          </w:hyperlink>
+        </w:p>
+        <w:p>
+          <w:pPr>
+            <w:pStyle w:val="TDC2"/>
+            <w:tabs>
+              <w:tab w:val="right" w:leader="dot" w:pos="10108"/>
+            </w:tabs>
+            <w:rPr>
+              <w:rFonts w:asciiTheme="minorHAnsi" w:eastAsiaTheme="minorEastAsia" w:hAnsiTheme="minorHAnsi" w:cstheme="minorBidi"/>
+              <w:noProof/>
+              <w:color w:val="auto"/>
+              <w:kern w:val="0"/>
+              <w:sz w:val="22"/>
+              <w:szCs w:val="22"/>
+              <w14:ligatures w14:val="none"/>
+            </w:rPr>
+          </w:pPr>
+          <w:hyperlink w:anchor="_Toc223961666" w:history="1">
+            <w:r>
+              <w:rPr>
+                <w:rStyle w:val="Hipervnculo"/>
+                <w:noProof/>
+              </w:rPr>
+              <w:t>Material complementario</w:t>
+            </w:r>
+            <w:r>
+              <w:rPr>
+                <w:noProof/>
+                <w:webHidden/>
+              </w:rPr>
+              <w:tab/>
+            </w:r>
+            <w:r>
+              <w:rPr>
+                <w:noProof/>
+                <w:webHidden/>
+              </w:rPr>
+              <w:fldChar w:fldCharType="begin"/>
+            </w:r>
+            <w:r>
+              <w:rPr>
+                <w:noProof/>
+                <w:webHidden/>
+              </w:rPr>
+              <w:instrText xml:space="preserve"> PAGEREF _Toc223961666 \h </w:instrText>
+            </w:r>
+            <w:r>
+              <w:rPr>
+                <w:noProof/>
+                <w:webHidden/>
+              </w:rPr>
+            </w:r>
+            <w:r>
+              <w:rPr>
+                <w:noProof/>
+                <w:webHidden/>
+              </w:rPr>
+              <w:fldChar w:fldCharType="separate"/>
+            </w:r>
+            <w:r>
+              <w:rPr>
+                <w:noProof/>
+                <w:webHidden/>
+              </w:rPr>
+              <w:t>44</w:t>
+            </w:r>
+            <w:r>
+              <w:rPr>
+                <w:noProof/>
+                <w:webHidden/>
+              </w:rPr>
+              <w:fldChar w:fldCharType="end"/>
+            </w:r>
+          </w:hyperlink>
+        </w:p>
+        <w:p>
+          <w:pPr>
+            <w:pStyle w:val="TDC2"/>
+            <w:tabs>
+              <w:tab w:val="right" w:leader="dot" w:pos="10108"/>
+            </w:tabs>
+            <w:rPr>
+              <w:rFonts w:asciiTheme="minorHAnsi" w:eastAsiaTheme="minorEastAsia" w:hAnsiTheme="minorHAnsi" w:cstheme="minorBidi"/>
+              <w:noProof/>
+              <w:color w:val="auto"/>
+              <w:kern w:val="0"/>
+              <w:sz w:val="22"/>
+              <w:szCs w:val="22"/>
+              <w14:ligatures w14:val="none"/>
+            </w:rPr>
+          </w:pPr>
+          <w:hyperlink w:anchor="_Toc223961667" w:history="1">
+            <w:r>
+              <w:rPr>
+                <w:rStyle w:val="Hipervnculo"/>
+                <w:noProof/>
+              </w:rPr>
+              <w:t>Glosario</w:t>
+            </w:r>
+            <w:r>
+              <w:rPr>
+                <w:noProof/>
+                <w:webHidden/>
+              </w:rPr>
+              <w:tab/>
+            </w:r>
+            <w:r>
+              <w:rPr>
+                <w:noProof/>
+                <w:webHidden/>
+              </w:rPr>
+              <w:fldChar w:fldCharType="begin"/>
+            </w:r>
+            <w:r>
+              <w:rPr>
+                <w:noProof/>
+                <w:webHidden/>
+              </w:rPr>
+              <w:instrText xml:space="preserve"> PAGEREF _Toc223961667 \h </w:instrText>
+            </w:r>
+            <w:r>
+              <w:rPr>
+                <w:noProof/>
+                <w:webHidden/>
+              </w:rPr>
+            </w:r>
+            <w:r>
+              <w:rPr>
+                <w:noProof/>
+                <w:webHidden/>
+              </w:rPr>
+              <w:fldChar w:fldCharType="separate"/>
+            </w:r>
+            <w:r>
+              <w:rPr>
+                <w:noProof/>
+                <w:webHidden/>
+              </w:rPr>
+              <w:t>45</w:t>
+            </w:r>
+            <w:r>
+              <w:rPr>
+                <w:noProof/>
+                <w:webHidden/>
+              </w:rPr>
+              <w:fldChar w:fldCharType="end"/>
+            </w:r>
+          </w:hyperlink>
+        </w:p>
+        <w:p>
+          <w:pPr>
+            <w:pStyle w:val="TDC2"/>
+            <w:tabs>
+              <w:tab w:val="right" w:leader="dot" w:pos="10108"/>
+            </w:tabs>
+            <w:rPr>
+              <w:rFonts w:asciiTheme="minorHAnsi" w:eastAsiaTheme="minorEastAsia" w:hAnsiTheme="minorHAnsi" w:cstheme="minorBidi"/>
+              <w:noProof/>
+              <w:color w:val="auto"/>
+              <w:kern w:val="0"/>
+              <w:sz w:val="22"/>
+              <w:szCs w:val="22"/>
+              <w14:ligatures w14:val="none"/>
+            </w:rPr>
+          </w:pPr>
+          <w:hyperlink w:anchor="_Toc223961668" w:history="1">
+            <w:r>
+              <w:rPr>
+                <w:rStyle w:val="Hipervnculo"/>
+                <w:noProof/>
+              </w:rPr>
+              <w:t>Referencias bibliográficas</w:t>
+            </w:r>
+            <w:r>
+              <w:rPr>
+                <w:noProof/>
+                <w:webHidden/>
+              </w:rPr>
+              <w:tab/>
+            </w:r>
+            <w:r>
+              <w:rPr>
+                <w:noProof/>
+                <w:webHidden/>
+              </w:rPr>
+              <w:fldChar w:fldCharType="begin"/>
+            </w:r>
+            <w:r>
+              <w:rPr>
+                <w:noProof/>
+                <w:webHidden/>
+              </w:rPr>
+              <w:instrText xml:space="preserve"> PAGEREF _Toc223961668 \h </w:instrText>
+            </w:r>
+            <w:r>
+              <w:rPr>
+                <w:noProof/>
+                <w:webHidden/>
+              </w:rPr>
+            </w:r>
+            <w:r>
+              <w:rPr>
+                <w:noProof/>
+                <w:webHidden/>
+              </w:rPr>
+              <w:fldChar w:fldCharType="separate"/>
+            </w:r>
+            <w:r>
+              <w:rPr>
+                <w:noProof/>
+                <w:webHidden/>
+              </w:rPr>
+              <w:t>48</w:t>
+            </w:r>
+            <w:r>
+              <w:rPr>
+                <w:noProof/>
+                <w:webHidden/>
+              </w:rPr>
+              <w:fldChar w:fldCharType="end"/>
+            </w:r>
+          </w:hyperlink>
+        </w:p>
+        <w:p>
+          <w:pPr>
+            <w:pStyle w:val="TDC2"/>
+            <w:tabs>
+              <w:tab w:val="right" w:leader="dot" w:pos="10108"/>
+            </w:tabs>
+            <w:rPr>
+              <w:rFonts w:asciiTheme="minorHAnsi" w:eastAsiaTheme="minorEastAsia" w:hAnsiTheme="minorHAnsi" w:cstheme="minorBidi"/>
+              <w:noProof/>
+              <w:color w:val="auto"/>
+              <w:kern w:val="0"/>
+              <w:sz w:val="22"/>
+              <w:szCs w:val="22"/>
+              <w14:ligatures w14:val="none"/>
+            </w:rPr>
+          </w:pPr>
+          <w:hyperlink w:anchor="_Toc223961669" w:history="1">
+            <w:r>
+              <w:rPr>
+                <w:rStyle w:val="Hipervnculo"/>
+                <w:noProof/>
+              </w:rPr>
+              <w:t>Créditos</w:t>
+            </w:r>
+            <w:r>
+              <w:rPr>
+                <w:noProof/>
+                <w:webHidden/>
+              </w:rPr>
+              <w:tab/>
+            </w:r>
+            <w:r>
+              <w:rPr>
+                <w:noProof/>
+                <w:webHidden/>
+              </w:rPr>
+              <w:fldChar w:fldCharType="begin"/>
+            </w:r>
+            <w:r>
+              <w:rPr>
+                <w:noProof/>
+                <w:webHidden/>
+              </w:rPr>
+              <w:instrText xml:space="preserve"> PAGEREF _Toc223961669 \h </w:instrText>
+            </w:r>
+            <w:r>
+              <w:rPr>
+                <w:noProof/>
+                <w:webHidden/>
+              </w:rPr>
+            </w:r>
+            <w:r>
+              <w:rPr>
+                <w:noProof/>
+                <w:webHidden/>
+              </w:rPr>
+              <w:fldChar w:fldCharType="separate"/>
+            </w:r>
+            <w:r>
+              <w:rPr>
+                <w:noProof/>
+                <w:webHidden/>
+              </w:rPr>
+              <w:t>50</w:t>
+            </w:r>
+            <w:r>
+              <w:rPr>
+                <w:noProof/>
+                <w:webHidden/>
+              </w:rPr>
+              <w:fldChar w:fldCharType="end"/>
+            </w:r>
+          </w:hyperlink>
+        </w:p>
+        <w:p>
+          <w:r>
+            <w:rPr>
+              <w:b/>
+              <w:bCs/>
+              <w:lang w:val="es-ES"/>
+            </w:rPr>
+            <w:fldChar w:fldCharType="end"/>
+          </w:r>
+        </w:p>
+      </w:sdtContent>
+    </w:sdt>
     <w:p>
       <w:pPr>
         <w:spacing w:after="3" w:line="475" w:lineRule="auto"/>
         <w:ind w:left="718" w:right="97" w:hanging="10"/>
       </w:pPr>
       <w:r>
-        <w:t>Créditos ............................................................................................................... 48</w:t>
-      </w:r>
-      <w:r>
-        <w:rPr>
-          <w:sz w:val="24"/>
-        </w:rPr>
-        <w:t xml:space="preserve"> </w:t>
-      </w:r>
-    </w:p>
-    <w:p>
-      <w:pPr>
-        <w:spacing w:after="3" w:line="475" w:lineRule="auto"/>
-        <w:ind w:left="718" w:right="97" w:hanging="10"/>
-      </w:pPr>
-      <w:r>
         <w:t xml:space="preserve"> </w:t>
       </w:r>
     </w:p>
@@ -1765,9 +2474,13 @@
         <w:pStyle w:val="Ttulo2"/>
         <w:ind w:left="-5"/>
       </w:pPr>
-      <w:r>
-        <w:lastRenderedPageBreak/>
-        <w:t xml:space="preserve">Introducción </w:t>
+      <w:bookmarkStart w:id="0" w:name="_Toc223961652"/>
+      <w:r>
+        <w:t>Introducción</w:t>
+      </w:r>
+      <w:bookmarkEnd w:id="0"/>
+      <w:r>
+        <w:t xml:space="preserve"> </w:t>
       </w:r>
     </w:p>
     <w:p>
@@ -1848,8 +2561,8 @@
         <w:spacing w:after="50"/>
         <w:ind w:left="-15" w:firstLine="0"/>
       </w:pPr>
-      <w:r>
-        <w:lastRenderedPageBreak/>
+      <w:bookmarkStart w:id="1" w:name="_Toc223961653"/>
+      <w:r>
         <w:t>1.</w:t>
       </w:r>
       <w:r>
@@ -1865,7 +2578,11 @@
         <w:tab/>
       </w:r>
       <w:r>
-        <w:t xml:space="preserve">Información Contable </w:t>
+        <w:t>Información Contable</w:t>
+      </w:r>
+      <w:bookmarkEnd w:id="1"/>
+      <w:r>
+        <w:t xml:space="preserve"> </w:t>
       </w:r>
     </w:p>
     <w:p>
@@ -1874,7 +2591,13 @@
         <w:ind w:left="-15" w:right="146"/>
       </w:pPr>
       <w:r>
-        <w:t xml:space="preserve">Para empezar, es importante recordar que existen diferentes tipos de empresas que ofrecen productos y servicios con el fin de satisfacer necesidades de los usuarios; por tanto, deben implementar un sistema contable que permita la evaluación y análisis de la información para la toma de decisiones sobre inversión, rentabilidad y endeudamiento. En consecuencia, existen procesos contables y criterios que deben aplicarse para dar cumplimiento a las NIIF, satisfaciendo, de esta manera, las necesidades de los usuarios en cuanto a la generación de información confiable, comparable, compresible, verificable y oportuna (Cuaspa, 2013). </w:t>
+        <w:t>Para empezar, es importante recordar que existen diferentes tipos de empresas que ofrecen productos y servicios con el fin de satisfacer necesidades de los usuarios; por tanto, deben implementar un sistema contable que permita la evaluación y análisis de la información para la toma de decisiones sobre inversión, rentabilidad y endeudamiento. En consecuencia, existen procesos contables y criterios que deben aplicarse para dar cumplimiento a las NIIF, satisfaciendo, de esta manera, las necesidades de los usuarios en cuanto a la generación de información confiable, comparable, compre</w:t>
+      </w:r>
+      <w:r>
+        <w:t>n</w:t>
+      </w:r>
+      <w:r>
+        <w:t xml:space="preserve">sible, verificable y oportuna (Cuaspa, 2013). </w:t>
       </w:r>
     </w:p>
     <w:p>
@@ -1892,7 +2615,13 @@
         <w:ind w:left="-15" w:right="146"/>
       </w:pPr>
       <w:r>
-        <w:t xml:space="preserve">Los usuarios son las personas interesadas en conocer la situación financiera de la empresa, entre ellos, encontramos los siguientes (Vilches, 2019): </w:t>
+        <w:t>Los usuarios son las personas interesadas en conocer la situación financiera de la empresa</w:t>
+      </w:r>
+      <w:r>
+        <w:t>;</w:t>
+      </w:r>
+      <w:r>
+        <w:t xml:space="preserve"> entre ellos, encontramos los siguientes (Vilches, 2019): </w:t>
       </w:r>
     </w:p>
     <w:p>
@@ -2003,7 +2732,6 @@
         <w:rPr>
           <w:b/>
         </w:rPr>
-        <w:lastRenderedPageBreak/>
         <w:t>Contabilidad pública</w:t>
       </w:r>
       <w:r>
@@ -2091,6 +2819,7 @@
         <w:pStyle w:val="Ttulo3"/>
         <w:ind w:left="-3" w:right="72"/>
       </w:pPr>
+      <w:bookmarkStart w:id="2" w:name="_Toc223961654"/>
       <w:r>
         <w:rPr>
           <w:noProof/>
@@ -2109,7 +2838,7 @@
                     <pic:cNvPicPr/>
                   </pic:nvPicPr>
                   <pic:blipFill>
-                    <a:blip r:embed="rId20"/>
+                    <a:blip r:embed="rId13"/>
                     <a:stretch>
                       <a:fillRect/>
                     </a:stretch>
@@ -2136,7 +2865,11 @@
         <w:t xml:space="preserve"> </w:t>
       </w:r>
       <w:r>
-        <w:t xml:space="preserve">Historia, cualidades y objetivos de la información contable </w:t>
+        <w:t>Historia, cualidades y objetivos de la información contable</w:t>
+      </w:r>
+      <w:bookmarkEnd w:id="2"/>
+      <w:r>
+        <w:t xml:space="preserve"> </w:t>
       </w:r>
     </w:p>
     <w:p>
@@ -2170,7 +2903,6 @@
       </w:pPr>
       <w:proofErr w:type="spellStart"/>
       <w:r>
-        <w:lastRenderedPageBreak/>
         <w:t>a.n.e</w:t>
       </w:r>
       <w:proofErr w:type="spellEnd"/>
@@ -2277,11 +3009,13 @@
         <w:t>1993</w:t>
       </w:r>
       <w:r>
-        <w:t xml:space="preserve">. En Latinoamérica, después de las independencias de los Estados, se continuó usando por mucho tiempo las técnicas contables traídas desde España. En Colombia, en 1993 se reglamentó la contabilidad en general y se expidió a partir del decreto 2649 el compendio de principios o normas de </w:t>
-      </w:r>
-      <w:r>
-        <w:lastRenderedPageBreak/>
-        <w:t xml:space="preserve">contabilidad generalmente aceptadas (PCGA). Este nombre surge de la traducción del inglés de las NIC (Normas Internacionales de Contabilidad). Con la ley 2420 del 2015 se adoptaron en Colombia, al igual que en el resto de los países, las Normas Internacionales de Información Financiera (NIIF) para dar uniformidad a la presentación de la información financiera de las entidades que cotizan en bolsa; para ser entendida sin importar la nacionalidad de quien utiliza dicha información o la interpreta. </w:t>
+        <w:t>. En Latinoamérica, después de las independencias de los Estados, se continuó usando por mucho tiempo las técnicas contables traídas desde España. En Colombia, en 1993 se reglamentó la contabilidad en general y se expidió a partir del decreto 2649 el compendio de principios o normas de contabilidad generalmente aceptadas (PCGA). Este nombre surge de la traducción del inglés de las NIC (Normas Internacionales de Contabilidad). Con la ley 2420 del 2015 se adoptaron en Colombia, al igual que en el resto de los países, las Normas Internacionales de Información Financiera (NIIF) para dar uniformidad a la presentación de la información financiera de las entidades que cotizan en bolsa</w:t>
+      </w:r>
+      <w:r>
+        <w:t>,</w:t>
+      </w:r>
+      <w:r>
+        <w:t xml:space="preserve"> para ser entendida sin importar la nacionalidad de quien utiliza dicha información o la interpreta. </w:t>
       </w:r>
     </w:p>
     <w:p>
@@ -2324,7 +3058,6 @@
         <w:ind w:left="708" w:right="146" w:firstLine="0"/>
       </w:pPr>
       <w:r>
-        <w:lastRenderedPageBreak/>
         <w:t xml:space="preserve">(Consejo de Normas Internacionales de Contabilidad, 2018. p. 10). </w:t>
       </w:r>
     </w:p>
@@ -2425,7 +3158,6 @@
         <w:ind w:left="-3" w:right="72"/>
       </w:pPr>
       <w:r>
-        <w:lastRenderedPageBreak/>
         <w:t xml:space="preserve">Características de mejora </w:t>
       </w:r>
     </w:p>
@@ -2519,7 +3251,25 @@
         <w:ind w:left="-15" w:right="146"/>
       </w:pPr>
       <w:r>
-        <w:t xml:space="preserve">Para que la información sea útil es importante dar aplicabilidad a las características fundamentales y de mejora simultáneamente, esto garantiza que la información cumpla con los estándares exigidos y contribuya con la toma decisiones. </w:t>
+        <w:t>Para que la información sea útil</w:t>
+      </w:r>
+      <w:r>
+        <w:t>,</w:t>
+      </w:r>
+      <w:r>
+        <w:t xml:space="preserve"> es importante dar aplicabilidad a las características fundamentales y de mejora simultáneamente</w:t>
+      </w:r>
+      <w:r>
+        <w:t>;</w:t>
+      </w:r>
+      <w:r>
+        <w:t xml:space="preserve"> esto garantiza que la información cumpla con los estándares exigidos y contribuya con la toma </w:t>
+      </w:r>
+      <w:r>
+        <w:t xml:space="preserve">de </w:t>
+      </w:r>
+      <w:r>
+        <w:t xml:space="preserve">decisiones. </w:t>
       </w:r>
     </w:p>
     <w:p>
@@ -2527,6 +3277,7 @@
         <w:pStyle w:val="Ttulo3"/>
         <w:ind w:left="-3" w:right="72"/>
       </w:pPr>
+      <w:bookmarkStart w:id="3" w:name="_Toc223961655"/>
       <w:r>
         <w:rPr>
           <w:noProof/>
@@ -2545,7 +3296,7 @@
                     <pic:cNvPicPr/>
                   </pic:nvPicPr>
                   <pic:blipFill>
-                    <a:blip r:embed="rId21"/>
+                    <a:blip r:embed="rId14"/>
                     <a:stretch>
                       <a:fillRect/>
                     </a:stretch>
@@ -2572,7 +3323,11 @@
         <w:t xml:space="preserve"> </w:t>
       </w:r>
       <w:r>
-        <w:t xml:space="preserve">Marco conceptual bajo Estándares Internacionales </w:t>
+        <w:t>Marco conceptual bajo Estándares Internacionales</w:t>
+      </w:r>
+      <w:bookmarkEnd w:id="3"/>
+      <w:r>
+        <w:t xml:space="preserve"> </w:t>
       </w:r>
     </w:p>
     <w:p>
@@ -2593,7 +3348,6 @@
         <w:ind w:right="146" w:hanging="361"/>
       </w:pPr>
       <w:r>
-        <w:lastRenderedPageBreak/>
         <w:t xml:space="preserve">Ayudar al Consejo de Normas Internacionales de Contabilidad (Consejo) a desarrollar Normas NIIF (Normas) que estén basadas en conceptos congruentes (p.8). </w:t>
       </w:r>
     </w:p>
@@ -2646,7 +3400,13 @@
         <w:ind w:left="-15" w:right="146" w:firstLine="0"/>
       </w:pPr>
       <w:r>
-        <w:t xml:space="preserve">Posteriormente, fue ampliado por la junta internacional de normas de contabilidad (IASB) y publicado en septiembre de 2010, donde permanece el documento inicial y se registran otras novedades. Fue revisado, modificado y emitido una vez más el 29 de marzo de 2018, con el fin de realizar mejoras al documento en cuanto a conceptos de reconocimiento, medición, presentación y revelación en la aplicación contable. Estas últimas disposiciones comenzaron a implementarse a partir del 1 de enero de 2020. </w:t>
+        <w:t xml:space="preserve">Posteriormente, fue ampliado por la </w:t>
+      </w:r>
+      <w:r>
+        <w:t xml:space="preserve">JUNTA INTERNACIONAL DE NORMAS DE CONTABILIDAD </w:t>
+      </w:r>
+      <w:r>
+        <w:t xml:space="preserve">(IASB) y publicado en septiembre de 2010, donde permanece el documento inicial y se registran otras novedades. Fue revisado, modificado y emitido una vez más el 29 de marzo de 2018, con el fin de realizar mejoras al documento en cuanto a conceptos de reconocimiento, medición, presentación y revelación en la aplicación contable. Estas últimas disposiciones comenzaron a implementarse a partir del 1 de enero de 2020. </w:t>
       </w:r>
     </w:p>
     <w:p>
@@ -2711,7 +3471,6 @@
         <w:ind w:left="1416" w:right="146" w:hanging="360"/>
       </w:pPr>
       <w:r>
-        <w:lastRenderedPageBreak/>
         <w:t xml:space="preserve">Estado de cambio en el patrimonio. </w:t>
       </w:r>
     </w:p>
@@ -2876,11 +3635,7 @@
         <w:t>Definición de gastos</w:t>
       </w:r>
       <w:r>
-        <w:t xml:space="preserve">: disminuciones en los activos o incrementos en los pasivos que dan lugar a disminuciones en el patrimonio, distintos de los </w:t>
-      </w:r>
-      <w:r>
-        <w:lastRenderedPageBreak/>
-        <w:t xml:space="preserve">relacionados con distribuciones de los tenedores de derechos sobre el patrimonio. </w:t>
+        <w:t xml:space="preserve">: disminuciones en los activos o incrementos en los pasivos que dan lugar a disminuciones en el patrimonio, distintos de los relacionados con distribuciones de los tenedores de derechos sobre el patrimonio. </w:t>
       </w:r>
     </w:p>
     <w:p>
@@ -2906,6 +3661,7 @@
         <w:pStyle w:val="Ttulo3"/>
         <w:ind w:left="-3" w:right="72"/>
       </w:pPr>
+      <w:bookmarkStart w:id="4" w:name="_Toc223961656"/>
       <w:r>
         <w:rPr>
           <w:noProof/>
@@ -2924,7 +3680,7 @@
                     <pic:cNvPicPr/>
                   </pic:nvPicPr>
                   <pic:blipFill>
-                    <a:blip r:embed="rId22"/>
+                    <a:blip r:embed="rId15"/>
                     <a:stretch>
                       <a:fillRect/>
                     </a:stretch>
@@ -2951,7 +3707,11 @@
         <w:t xml:space="preserve"> </w:t>
       </w:r>
       <w:r>
-        <w:t xml:space="preserve">Reconocimiento, medición, presentación, revelación y baja de </w:t>
+        <w:t>Reconocimiento, medición, presentación, revelación y baja de</w:t>
+      </w:r>
+      <w:bookmarkEnd w:id="4"/>
+      <w:r>
+        <w:t xml:space="preserve"> </w:t>
       </w:r>
     </w:p>
     <w:p>
@@ -2959,8 +3719,13 @@
         <w:pStyle w:val="Ttulo1"/>
         <w:ind w:left="-3" w:right="72"/>
       </w:pPr>
-      <w:r>
-        <w:t xml:space="preserve">cuentas de los elementos de los estados financieros </w:t>
+      <w:bookmarkStart w:id="5" w:name="_Toc223961657"/>
+      <w:r>
+        <w:t>cuentas de los elementos de los estados financieros</w:t>
+      </w:r>
+      <w:bookmarkEnd w:id="5"/>
+      <w:r>
+        <w:t xml:space="preserve"> </w:t>
       </w:r>
     </w:p>
     <w:p>
@@ -2986,7 +3751,13 @@
         <w:ind w:left="-15" w:right="146"/>
       </w:pPr>
       <w:r>
-        <w:t xml:space="preserve">Se refiera al proceso de registrar los hechos económicos generados en el transcurso normal de las operaciones de la empresa, los cuales se verán reflejados en los estados financieros una vez se verifica que cumplan con el concepto de sus elementos. </w:t>
+        <w:t>Se refier</w:t>
+      </w:r>
+      <w:r>
+        <w:t>e</w:t>
+      </w:r>
+      <w:r>
+        <w:t xml:space="preserve"> al proceso de registrar los hechos económicos generados en el transcurso normal de las operaciones de la empresa, los cuales se verán reflejados en los estados financieros una vez se verifica que cumplan con el concepto de sus elementos. </w:t>
       </w:r>
     </w:p>
     <w:p>
@@ -2995,11 +3766,7 @@
         <w:ind w:left="-15" w:right="146"/>
       </w:pPr>
       <w:r>
-        <w:t xml:space="preserve">Cabe resaltar que un activo, pasivo o patrimonio, para ser reconocido en el estado de situación financiera, debe cumplir con su respectiva definición, atendiendo a las características que se establecen. De igual forma, los ingresos y gastos se reconocerán en el estado de resultados integral solamente si cumplen con la definición </w:t>
-      </w:r>
-      <w:r>
-        <w:lastRenderedPageBreak/>
-        <w:t xml:space="preserve">respectiva. En consecuencia, el reconocimiento de un activo y un pasivo genera simultáneamente el reconocimiento de un ingreso y un gasto, teniendo en cuenta la transacción realizada. Esto es denominado ocasionalmente correlacional de costos e ingresos; por ejemplo, suele presentarse en la venta de bienes y/o servicios donde se reconoce el ingreso por actividades ordinarias y a su vez el activo (efectivo). </w:t>
+        <w:t xml:space="preserve">Cabe resaltar que un activo, pasivo o patrimonio, para ser reconocido en el estado de situación financiera, debe cumplir con su respectiva definición, atendiendo a las características que se establecen. De igual forma, los ingresos y gastos se reconocerán en el estado de resultados integral solamente si cumplen con la definición respectiva. En consecuencia, el reconocimiento de un activo y un pasivo genera simultáneamente el reconocimiento de un ingreso y un gasto, teniendo en cuenta la transacción realizada. Esto es denominado ocasionalmente correlacional de costos e ingresos; por ejemplo, suele presentarse en la venta de bienes y/o servicios donde se reconoce el ingreso por actividades ordinarias y a su vez el activo (efectivo). </w:t>
       </w:r>
     </w:p>
     <w:p>
@@ -3087,11 +3854,19 @@
         <w:ind w:left="-15" w:right="146"/>
       </w:pPr>
       <w:r>
-        <w:t xml:space="preserve">La base de medición es la cuantificación en términos monetarios de los elementos de los estados financieros. De acuerdo con las políticas y lineamientos normativos se presentan diferentes bases, por ello, es importante seleccionar la base </w:t>
-      </w:r>
-      <w:r>
-        <w:lastRenderedPageBreak/>
-        <w:t xml:space="preserve">de medición más adecuada para presentar la información financiera atendiendo a los estándares internacionales (Consejo de Normas Internacionales de Contabilidad, 2018): </w:t>
+        <w:t>La base de medición es la cuantificación en términos monetarios de los elementos de los estados financieros. De acuerdo con las políticas y lineamientos normativos</w:t>
+      </w:r>
+      <w:r>
+        <w:t>,</w:t>
+      </w:r>
+      <w:r>
+        <w:t xml:space="preserve"> se presentan diferentes bases</w:t>
+      </w:r>
+      <w:r>
+        <w:t>;</w:t>
+      </w:r>
+      <w:r>
+        <w:t xml:space="preserve"> por ello, es importante seleccionar la base de medición más adecuada para presentar la información financiera atendiendo a los estándares internacionales (Consejo de Normas Internacionales de Contabilidad, 2018): </w:t>
       </w:r>
     </w:p>
     <w:p>
@@ -3129,7 +3904,19 @@
         <w:t>Valor corriente</w:t>
       </w:r>
       <w:r>
-        <w:t xml:space="preserve">. "Las mediciones del valor corriente proporcionan información monetaria sobre activos, pasivos, e ingresos y gastos relacionados, usando información actualizada para reflejar las condiciones en la fecha de medición. Debido a la continua actualización, los valores corrientes de activos y pasivos reflejan los cambios, desde la fecha de medición anterior, en las estimaciones de flujos de efectivo y otros factores reflejados en los valores corrientes” (Consejo de Normas Internacionales de Contabilidad, 2018. p. 44). </w:t>
+        <w:t xml:space="preserve">. </w:t>
+      </w:r>
+      <w:r>
+        <w:t>“</w:t>
+      </w:r>
+      <w:r>
+        <w:t>Las mediciones del valor corriente proporcionan información monetaria sobre activos, pasivos, e ingresos y gastos relacionados, usando información actualizada para reflejar las condiciones en la fecha de medición. Debido a la continua actualización, los valores corrientes de activos y pasivos reflejan los cambios, desde la fecha de medición anterior, en las estimaciones de flujos de efectivo y otros factores reflejados en los valores corrientes</w:t>
+      </w:r>
+      <w:r>
+        <w:t>”</w:t>
+      </w:r>
+      <w:r>
+        <w:t xml:space="preserve"> (Consejo de Normas Internacionales de Contabilidad, 2018. p. 44). </w:t>
       </w:r>
     </w:p>
     <w:p>
@@ -3148,7 +3935,19 @@
         <w:t>Valor razonable</w:t>
       </w:r>
       <w:r>
-        <w:t xml:space="preserve">. "Valor razonable es el precio que se recibiría por vender un activo o que se pagaría por transferir un pasivo en una transacción ordenada entre participantes de mercado, en la fecha de la medición” (Consejo de Normas Internacionales de Contabilidad, 2018. p. 44). </w:t>
+        <w:t xml:space="preserve">. </w:t>
+      </w:r>
+      <w:r>
+        <w:t>“</w:t>
+      </w:r>
+      <w:r>
+        <w:t>Valor razonable es el precio que se recibiría por vender un activo o que se pagaría por transferir un pasivo en una transacción ordenada entre participantes de mercado, en la fecha de la medición</w:t>
+      </w:r>
+      <w:r>
+        <w:t>”</w:t>
+      </w:r>
+      <w:r>
+        <w:t xml:space="preserve"> (Consejo de Normas Internacionales de Contabilidad, 2018. p. 44). </w:t>
       </w:r>
     </w:p>
     <w:p>
@@ -3167,7 +3966,19 @@
         <w:t>Valor en uso y valor de cumplimiento</w:t>
       </w:r>
       <w:r>
-        <w:t xml:space="preserve">. "El valor en uso es el valor presente de los flujos de efectivo, o de otros beneficios económicos, que una entidad espera obtener del uso de un activo y de su disposición final. El valor de cumplimiento es el valor presente de los flujos de efectivo o de otros beneficios económicos, que una entidad espera verse obligada a transferir a medida que satisface un pasivo” (Consejo de Normas Internacionales de Contabilidad, 2018. p. 45). </w:t>
+        <w:t xml:space="preserve">. </w:t>
+      </w:r>
+      <w:r>
+        <w:t>“</w:t>
+      </w:r>
+      <w:r>
+        <w:t>El valor en uso es el valor presente de los flujos de efectivo, o de otros beneficios económicos, que una entidad espera obtener del uso de un activo y de su disposición final. El valor de cumplimiento es el valor presente de los flujos de efectivo o de otros beneficios económicos, que una entidad espera verse obligada a transferir a medida que satisface un pasivo</w:t>
+      </w:r>
+      <w:r>
+        <w:t>”</w:t>
+      </w:r>
+      <w:r>
+        <w:t xml:space="preserve"> (Consejo de Normas Internacionales de Contabilidad, 2018. p. 45). </w:t>
       </w:r>
     </w:p>
     <w:p>
@@ -3182,11 +3993,22 @@
         <w:rPr>
           <w:b/>
         </w:rPr>
-        <w:lastRenderedPageBreak/>
         <w:t>Costo corriente</w:t>
       </w:r>
       <w:r>
-        <w:t xml:space="preserve">. "El costo corriente de un activo es el costo de un activo equivalente en la fecha de medición, que comprende la contraprestación que se pagaría en la fecha de medición más los costos de transacción en los que se incurriría en esa fecha” (Consejo de Normas Internacionales de Contabilidad, 2018. p. 45). </w:t>
+        <w:t xml:space="preserve">. </w:t>
+      </w:r>
+      <w:r>
+        <w:t>“</w:t>
+      </w:r>
+      <w:r>
+        <w:t>El costo corriente de un activo es el costo de un activo equivalente en la fecha de medición, que comprende la contraprestación que se pagaría en la fecha de medición más los costos de transacción en los que se incurriría en esa fecha</w:t>
+      </w:r>
+      <w:r>
+        <w:t>”</w:t>
+      </w:r>
+      <w:r>
+        <w:t xml:space="preserve"> (Consejo de Normas Internacionales de Contabilidad, 2018. p. 45). </w:t>
       </w:r>
     </w:p>
     <w:p>
@@ -3245,11 +4067,11 @@
         <w:pStyle w:val="Ttulo3"/>
         <w:ind w:left="-3" w:right="72"/>
       </w:pPr>
+      <w:bookmarkStart w:id="6" w:name="_Toc223961658"/>
       <w:r>
         <w:rPr>
           <w:noProof/>
         </w:rPr>
-        <w:lastRenderedPageBreak/>
         <w:drawing>
           <wp:inline distT="0" distB="0" distL="0" distR="0" wp14:anchorId="1C4B65CF" wp14:editId="138D71EC">
             <wp:extent cx="300990" cy="140970"/>
@@ -3264,7 +4086,7 @@
                     <pic:cNvPicPr/>
                   </pic:nvPicPr>
                   <pic:blipFill>
-                    <a:blip r:embed="rId23"/>
+                    <a:blip r:embed="rId16"/>
                     <a:stretch>
                       <a:fillRect/>
                     </a:stretch>
@@ -3291,7 +4113,11 @@
         <w:t xml:space="preserve"> </w:t>
       </w:r>
       <w:r>
-        <w:t xml:space="preserve">Política contable </w:t>
+        <w:t>Política contable</w:t>
+      </w:r>
+      <w:bookmarkEnd w:id="6"/>
+      <w:r>
+        <w:t xml:space="preserve"> </w:t>
       </w:r>
     </w:p>
     <w:p>
@@ -3346,7 +4172,7 @@
                     <pic:cNvPicPr/>
                   </pic:nvPicPr>
                   <pic:blipFill>
-                    <a:blip r:embed="rId24"/>
+                    <a:blip r:embed="rId17"/>
                     <a:stretch>
                       <a:fillRect/>
                     </a:stretch>
@@ -3376,7 +4202,7 @@
         <w:ind w:left="570" w:hanging="10"/>
         <w:jc w:val="center"/>
       </w:pPr>
-      <w:hyperlink r:id="rId25">
+      <w:hyperlink r:id="rId18">
         <w:r>
           <w:rPr>
             <w:b/>
@@ -3386,7 +4212,7 @@
           <w:t>Enlace de reproducción del video</w:t>
         </w:r>
       </w:hyperlink>
-      <w:hyperlink r:id="rId26">
+      <w:hyperlink r:id="rId19">
         <w:r>
           <w:t xml:space="preserve"> </w:t>
         </w:r>
@@ -3456,14 +4282,13 @@
               <w:ind w:left="0" w:firstLine="708"/>
             </w:pPr>
             <w:r>
-              <w:lastRenderedPageBreak/>
               <w:t xml:space="preserve">Las políticas contables son las normas, bases, reglas y procedimientos que diseña e implementa la empresa para aplicar los criterios de reconocimiento, medición, presentación y revelación de los elementos de los estados financieros: activo, pasivo, patrimonio, ingresos y gastos. </w:t>
             </w:r>
           </w:p>
           <w:p>
             <w:pPr>
-              <w:spacing w:after="143" w:line="259" w:lineRule="auto"/>
-              <w:ind w:left="708" w:firstLine="0"/>
+              <w:spacing w:after="160" w:line="360" w:lineRule="auto"/>
+              <w:ind w:left="0" w:firstLine="708"/>
             </w:pPr>
             <w:r>
               <w:t xml:space="preserve">Con su adecuada ejecución, se generan los estados financieros de propósito </w:t>
@@ -3471,11 +4296,47 @@
           </w:p>
           <w:p>
             <w:pPr>
-              <w:spacing w:after="0" w:line="259" w:lineRule="auto"/>
+              <w:spacing w:after="160" w:line="360" w:lineRule="auto"/>
               <w:ind w:left="0" w:firstLine="0"/>
             </w:pPr>
             <w:r>
-              <w:t xml:space="preserve">general. Por ello, su elaboración y aplicación requieren cuidado, análisis y precisión, con el fin de asegurar que los procedimientos establecidos estén alineados con los estándares internacionales. </w:t>
+              <w:t>general.</w:t>
+            </w:r>
+          </w:p>
+          <w:p>
+            <w:pPr>
+              <w:spacing w:after="160" w:line="360" w:lineRule="auto"/>
+              <w:ind w:left="0" w:firstLine="708"/>
+            </w:pPr>
+            <w:r>
+              <w:t>Por ello, su elaboración y aplicación requieren cuidado, análisis y precisión, con el fin de asegurar que los procedimientos establecidos estén alineados con los estándares internacionales.</w:t>
+            </w:r>
+          </w:p>
+          <w:p>
+            <w:pPr>
+              <w:spacing w:after="160" w:line="360" w:lineRule="auto"/>
+              <w:ind w:left="0" w:firstLine="708"/>
+            </w:pPr>
+            <w:r>
+              <w:t xml:space="preserve">Es importante resaltar que las políticas contables se definen de acuerdo con el tipo de empresa y su entorno. Deben adaptarse a situaciones particulares según la dinámica del negocio. </w:t>
+            </w:r>
+          </w:p>
+          <w:p>
+            <w:pPr>
+              <w:spacing w:after="160" w:line="360" w:lineRule="auto"/>
+              <w:ind w:left="0" w:firstLine="708"/>
+            </w:pPr>
+            <w:r>
+              <w:t xml:space="preserve">Estas políticas son preparadas por la gerencia o el área administrativa, quienes, como principales conocedores del funcionamiento de la empresa, están en capacidad de establecer lineamientos adecuados para la presentación y revelación de los estados financieros. </w:t>
+            </w:r>
+          </w:p>
+          <w:p>
+            <w:pPr>
+              <w:spacing w:after="160" w:line="360" w:lineRule="auto"/>
+              <w:ind w:left="0" w:firstLine="708"/>
+            </w:pPr>
+            <w:r>
+              <w:t>Sin embargo, la gerencia y el área administrativa pueden contar con la asesoría del contador público para el diseño de dichas políticas, o en su defecto, establecer un grupo de trabajo que participe en su elaboración.</w:t>
             </w:r>
           </w:p>
         </w:tc>
@@ -3483,57 +4344,9 @@
     </w:tbl>
     <w:p>
       <w:pPr>
-        <w:pBdr>
-          <w:top w:val="single" w:sz="3" w:space="0" w:color="000000"/>
-          <w:left w:val="single" w:sz="3" w:space="0" w:color="000000"/>
-          <w:bottom w:val="single" w:sz="3" w:space="0" w:color="000000"/>
-          <w:right w:val="single" w:sz="3" w:space="0" w:color="000000"/>
-        </w:pBdr>
-        <w:spacing w:after="161" w:line="360" w:lineRule="auto"/>
-        <w:ind w:left="101" w:right="234"/>
-      </w:pPr>
-      <w:r>
-        <w:t xml:space="preserve">Es importante resaltar que las políticas contables se definen de acuerdo con el tipo de empresa y su entorno. Deben adaptarse a situaciones particulares según la dinámica del negocio. </w:t>
-      </w:r>
-    </w:p>
-    <w:p>
-      <w:pPr>
-        <w:pBdr>
-          <w:top w:val="single" w:sz="3" w:space="0" w:color="000000"/>
-          <w:left w:val="single" w:sz="3" w:space="0" w:color="000000"/>
-          <w:bottom w:val="single" w:sz="3" w:space="0" w:color="000000"/>
-          <w:right w:val="single" w:sz="3" w:space="0" w:color="000000"/>
-        </w:pBdr>
-        <w:spacing w:after="161" w:line="360" w:lineRule="auto"/>
-        <w:ind w:left="101" w:right="234"/>
-      </w:pPr>
-      <w:r>
-        <w:t xml:space="preserve">Estas políticas son preparadas por la gerencia o el área administrativa, quienes, como principales conocedores del funcionamiento de la empresa, están en capacidad de establecer lineamientos adecuados para la presentación y revelación de los estados financieros. </w:t>
-      </w:r>
-    </w:p>
-    <w:p>
-      <w:pPr>
-        <w:pBdr>
-          <w:top w:val="single" w:sz="3" w:space="0" w:color="000000"/>
-          <w:left w:val="single" w:sz="3" w:space="0" w:color="000000"/>
-          <w:bottom w:val="single" w:sz="3" w:space="0" w:color="000000"/>
-          <w:right w:val="single" w:sz="3" w:space="0" w:color="000000"/>
-        </w:pBdr>
-        <w:spacing w:after="292" w:line="360" w:lineRule="auto"/>
-        <w:ind w:left="101" w:right="234"/>
-      </w:pPr>
-      <w:r>
-        <w:t xml:space="preserve">Sin embargo, la gerencia y el área administrativa pueden contar con la asesoría del contador público para el diseño de dichas políticas, o en su defecto, establecer un grupo de trabajo que participe en su elaboración </w:t>
-      </w:r>
-    </w:p>
-    <w:p>
-      <w:pPr>
         <w:spacing w:after="303" w:line="259" w:lineRule="auto"/>
         <w:ind w:left="708" w:firstLine="0"/>
       </w:pPr>
-      <w:r>
-        <w:t xml:space="preserve"> </w:t>
-      </w:r>
     </w:p>
     <w:p>
       <w:pPr>
@@ -3541,11 +4354,13 @@
         <w:ind w:left="-15" w:right="146"/>
       </w:pPr>
       <w:r>
-        <w:t xml:space="preserve">Para diseñar las políticas contables es importante identificar el grupo de presentación de información financiera: Grupo 1-NIIF plenas, Grupo 2-NIIF Pymes, </w:t>
-      </w:r>
-      <w:r>
-        <w:lastRenderedPageBreak/>
-        <w:t xml:space="preserve">Grupo 3-NIF Microempresas. Según los lineamientos del Decreto Único Reglamentario DUR- 2420 de 2015, el grupo 1, posee las siguientes características: </w:t>
+        <w:t>Para diseñar las políticas contables</w:t>
+      </w:r>
+      <w:r>
+        <w:t>,</w:t>
+      </w:r>
+      <w:r>
+        <w:t xml:space="preserve"> es importante identificar el grupo de presentación de información financiera: Grupo 1-NIIF plenas, Grupo 2-NIIF Pymes, Grupo 3-NIF Microempresas. Según los lineamientos del Decreto Único Reglamentario DUR- 2420 de 2015, el grupo 1, posee las siguientes características: </w:t>
       </w:r>
     </w:p>
     <w:p>
@@ -3634,7 +4449,13 @@
         <w:ind w:right="146" w:hanging="360"/>
       </w:pPr>
       <w:r>
-        <w:t xml:space="preserve">Realizar importaciones o exportaciones que representen más del 50% de las compras o de las ventas respectivamente. </w:t>
+        <w:t>Realizar importaciones o exportaciones que representen más del 50% de las compras o de las ventas</w:t>
+      </w:r>
+      <w:r>
+        <w:t>,</w:t>
+      </w:r>
+      <w:r>
+        <w:t xml:space="preserve"> respectivamente. </w:t>
       </w:r>
     </w:p>
     <w:p>
@@ -3655,7 +4476,7 @@
     <w:p>
       <w:pPr>
         <w:numPr>
-          <w:ilvl w:val="2"/>
+          <w:ilvl w:val="1"/>
           <w:numId w:val="13"/>
         </w:numPr>
         <w:spacing w:after="159" w:line="259" w:lineRule="auto"/>
@@ -3665,7 +4486,6 @@
         <w:rPr>
           <w:b/>
         </w:rPr>
-        <w:lastRenderedPageBreak/>
         <w:t>Objetivo</w:t>
       </w:r>
       <w:r>
@@ -3715,21 +4535,13 @@
     </w:p>
     <w:p>
       <w:pPr>
+        <w:numPr>
+          <w:ilvl w:val="1"/>
+          <w:numId w:val="13"/>
+        </w:numPr>
         <w:spacing w:after="159" w:line="259" w:lineRule="auto"/>
-        <w:ind w:left="642" w:right="132" w:hanging="10"/>
-      </w:pPr>
-      <w:r>
-        <w:rPr>
-          <w:rFonts w:ascii="Segoe UI Symbol" w:eastAsia="Segoe UI Symbol" w:hAnsi="Segoe UI Symbol" w:cs="Segoe UI Symbol"/>
-        </w:rPr>
-        <w:t>•</w:t>
-      </w:r>
-      <w:r>
-        <w:rPr>
-          <w:rFonts w:ascii="Arial" w:eastAsia="Arial" w:hAnsi="Arial" w:cs="Arial"/>
-        </w:rPr>
-        <w:t xml:space="preserve"> </w:t>
-      </w:r>
+        <w:ind w:right="146" w:hanging="360"/>
+      </w:pPr>
       <w:r>
         <w:rPr>
           <w:b/>
@@ -3771,7 +4583,6 @@
         <w:ind w:left="-15" w:right="146"/>
       </w:pPr>
       <w:r>
-        <w:lastRenderedPageBreak/>
         <w:t xml:space="preserve">Con el fin de ampliar sus conocimientos sobre la temática, por favor revise el PDF llamado Norma Internacional de Contabilidad -NIC 8- (Consejo Técnico de la Contaduría Pública -CTCP-, 2010), que se encuentra en la carpeta de Anexos. </w:t>
       </w:r>
     </w:p>
@@ -3898,7 +4709,6 @@
         <w:ind w:right="146" w:hanging="361"/>
       </w:pPr>
       <w:r>
-        <w:lastRenderedPageBreak/>
         <w:t xml:space="preserve">Marco normativo aplicable. </w:t>
       </w:r>
     </w:p>
@@ -4067,11 +4877,7 @@
         <w:ind w:left="-15" w:right="146"/>
       </w:pPr>
       <w:r>
-        <w:t xml:space="preserve">Le invitamos a consultar el documento en formato PDF titulado Normograma de comerciantes y Cámaras de Comercio de Colombia, disponible en la carpeta de anexos. </w:t>
-      </w:r>
-      <w:r>
-        <w:lastRenderedPageBreak/>
-        <w:t xml:space="preserve">En este documento se resumen las normas clave sobre las obligaciones legales de los comerciantes y las funciones de las Cámaras de Comercio en Colombia. Ofrece explicaciones claras y útiles para facilitar el cumplimiento normativo. Ideal para empresarios, estudiantes y profesionales del derecho comercial. </w:t>
+        <w:t xml:space="preserve">Le invitamos a consultar el documento en formato PDF titulado Normograma de comerciantes y Cámaras de Comercio de Colombia, disponible en la carpeta de anexos. En este documento se resumen las normas clave sobre las obligaciones legales de los comerciantes y las funciones de las Cámaras de Comercio en Colombia. Ofrece explicaciones claras y útiles para facilitar el cumplimiento normativo. Ideal para empresarios, estudiantes y profesionales del derecho comercial. </w:t>
       </w:r>
     </w:p>
     <w:p>
@@ -4096,6 +4902,7 @@
         <w:spacing w:after="50"/>
         <w:ind w:left="-15" w:firstLine="0"/>
       </w:pPr>
+      <w:bookmarkStart w:id="7" w:name="_Toc223961659"/>
       <w:r>
         <w:t>2.</w:t>
       </w:r>
@@ -4112,7 +4919,11 @@
         <w:tab/>
       </w:r>
       <w:r>
-        <w:t xml:space="preserve">Fundamentos contables </w:t>
+        <w:t>Fundamentos contables</w:t>
+      </w:r>
+      <w:bookmarkEnd w:id="7"/>
+      <w:r>
+        <w:t xml:space="preserve"> </w:t>
       </w:r>
     </w:p>
     <w:p>
@@ -4130,7 +4941,13 @@
         <w:jc w:val="both"/>
       </w:pPr>
       <w:r>
-        <w:t xml:space="preserve">A continuación: se presenta los fundamentos contables, resaltando la importancia de comprender conceptos clave como activo, pasivo, patrimonio, ingresos y gastos. </w:t>
+        <w:t>A continuación</w:t>
+      </w:r>
+      <w:r>
+        <w:t xml:space="preserve">, </w:t>
+      </w:r>
+      <w:r>
+        <w:t xml:space="preserve">se presenta los fundamentos contables, resaltando la importancia de comprender conceptos clave como activo, pasivo, patrimonio, ingresos y gastos. </w:t>
       </w:r>
     </w:p>
     <w:p>
@@ -4175,7 +4992,7 @@
                     <pic:cNvPicPr/>
                   </pic:nvPicPr>
                   <pic:blipFill>
-                    <a:blip r:embed="rId27"/>
+                    <a:blip r:embed="rId20"/>
                     <a:stretch>
                       <a:fillRect/>
                     </a:stretch>
@@ -4205,7 +5022,7 @@
         <w:ind w:left="570" w:hanging="10"/>
         <w:jc w:val="center"/>
       </w:pPr>
-      <w:hyperlink r:id="rId28">
+      <w:hyperlink r:id="rId21">
         <w:r>
           <w:rPr>
             <w:b/>
@@ -4215,7 +5032,7 @@
           <w:t>Enlace de reproducción del video</w:t>
         </w:r>
       </w:hyperlink>
-      <w:hyperlink r:id="rId29">
+      <w:hyperlink r:id="rId22">
         <w:r>
           <w:t xml:space="preserve"> </w:t>
         </w:r>
@@ -4259,7 +5076,6 @@
               <w:rPr>
                 <w:b/>
               </w:rPr>
-              <w:lastRenderedPageBreak/>
               <w:t xml:space="preserve">Síntesis del video: fundamentos contables </w:t>
             </w:r>
           </w:p>
@@ -4282,76 +5098,39 @@
           </w:tcPr>
           <w:p>
             <w:pPr>
-              <w:spacing w:after="0" w:line="259" w:lineRule="auto"/>
-              <w:ind w:left="0" w:firstLine="708"/>
-            </w:pPr>
-            <w:r>
-              <w:t xml:space="preserve">Para lograr un aprendizaje significativo en contabilidad, es indispensable comprender con claridad cada uno de los conceptos abordados en las temáticas anteriores. Algunos conceptos clave de los estados financieros son: activo, pasivo, </w:t>
+              <w:ind w:left="-15" w:right="146"/>
+            </w:pPr>
+            <w:r>
+              <w:t xml:space="preserve">Para lograr un aprendizaje significativo en contabilidad, es indispensable comprender con claridad cada uno de los conceptos abordados en las temáticas anteriores. Algunos conceptos clave de los estados financieros son: activo, pasivo, patrimonio, ingresos y gastos. Cada uno de estos elementos posee una definición conceptual específica, así como características particulares para su reconocimiento y medición. </w:t>
+            </w:r>
+          </w:p>
+          <w:p>
+            <w:pPr>
+              <w:ind w:left="-15" w:right="146"/>
+            </w:pPr>
+            <w:r>
+              <w:t xml:space="preserve">A partir de esta comprensión, se da inicio al registro de las transacciones que se generan en el curso normal de las operaciones de una empresa. </w:t>
+            </w:r>
+          </w:p>
+          <w:p>
+            <w:pPr>
+              <w:ind w:left="-15" w:right="146"/>
+            </w:pPr>
+            <w:r>
+              <w:t xml:space="preserve">Es importante destacar que, en un contexto de globalización y creciente volumen de transacciones comerciales, surge la necesidad de implementar un sistema contable armónico y homogéneo. Este debe garantizar la utilidad, pertinencia, comparabilidad y comprensibilidad de la información financiera, en línea con los lineamientos establecidos por las Normas Internacionales de Información Financiera (NIIF). </w:t>
+            </w:r>
+          </w:p>
+          <w:p>
+            <w:pPr>
+              <w:ind w:left="-15" w:right="146"/>
+            </w:pPr>
+            <w:r>
+              <w:t>La contabilidad, como herramienta administrativa y de control, facilita la toma de decisiones relacionadas con la inversión, el endeudamiento y la rentabilidad. Por ello, es fundamental contar con un sistema contable actualizado y alineado con la normativa vigente en los ámbitos financiero, tributario y laboral.</w:t>
             </w:r>
           </w:p>
         </w:tc>
       </w:tr>
     </w:tbl>
-    <w:p>
-      <w:pPr>
-        <w:pBdr>
-          <w:top w:val="single" w:sz="3" w:space="0" w:color="000000"/>
-          <w:left w:val="single" w:sz="3" w:space="0" w:color="000000"/>
-          <w:bottom w:val="single" w:sz="3" w:space="0" w:color="000000"/>
-          <w:right w:val="single" w:sz="3" w:space="0" w:color="000000"/>
-        </w:pBdr>
-        <w:spacing w:after="161" w:line="360" w:lineRule="auto"/>
-        <w:ind w:left="101" w:right="234" w:firstLine="0"/>
-      </w:pPr>
-      <w:r>
-        <w:t xml:space="preserve">patrimonio, ingresos y gastos. Cada uno de estos elementos posee una definición conceptual específica, así como características particulares para su reconocimiento y medición. </w:t>
-      </w:r>
-    </w:p>
-    <w:p>
-      <w:pPr>
-        <w:pBdr>
-          <w:top w:val="single" w:sz="3" w:space="0" w:color="000000"/>
-          <w:left w:val="single" w:sz="3" w:space="0" w:color="000000"/>
-          <w:bottom w:val="single" w:sz="3" w:space="0" w:color="000000"/>
-          <w:right w:val="single" w:sz="3" w:space="0" w:color="000000"/>
-        </w:pBdr>
-        <w:spacing w:after="161" w:line="360" w:lineRule="auto"/>
-        <w:ind w:left="101" w:right="234"/>
-      </w:pPr>
-      <w:r>
-        <w:t xml:space="preserve">A partir de esta comprensión, se da inicio al registro de las transacciones que se generan en el curso normal de las operaciones de una empresa. </w:t>
-      </w:r>
-    </w:p>
-    <w:p>
-      <w:pPr>
-        <w:pBdr>
-          <w:top w:val="single" w:sz="3" w:space="0" w:color="000000"/>
-          <w:left w:val="single" w:sz="3" w:space="0" w:color="000000"/>
-          <w:bottom w:val="single" w:sz="3" w:space="0" w:color="000000"/>
-          <w:right w:val="single" w:sz="3" w:space="0" w:color="000000"/>
-        </w:pBdr>
-        <w:spacing w:after="161" w:line="360" w:lineRule="auto"/>
-        <w:ind w:left="101" w:right="234"/>
-      </w:pPr>
-      <w:r>
-        <w:t xml:space="preserve">Es importante destacar que, en un contexto de globalización y creciente volumen de transacciones comerciales, surge la necesidad de implementar un sistema contable armónico y homogéneo. Este debe garantizar la utilidad, pertinencia, comparabilidad y comprensibilidad de la información financiera, en línea con los lineamientos establecidos por las Normas Internacionales de Información Financiera (NIIF). </w:t>
-      </w:r>
-    </w:p>
-    <w:p>
-      <w:pPr>
-        <w:pBdr>
-          <w:top w:val="single" w:sz="3" w:space="0" w:color="000000"/>
-          <w:left w:val="single" w:sz="3" w:space="0" w:color="000000"/>
-          <w:bottom w:val="single" w:sz="3" w:space="0" w:color="000000"/>
-          <w:right w:val="single" w:sz="3" w:space="0" w:color="000000"/>
-        </w:pBdr>
-        <w:spacing w:after="371" w:line="360" w:lineRule="auto"/>
-        <w:ind w:left="101" w:right="234"/>
-      </w:pPr>
-      <w:r>
-        <w:t xml:space="preserve">La contabilidad, como herramienta administrativa y de control, facilita la toma de decisiones relacionadas con la inversión, el endeudamiento y la rentabilidad. Por ello, es fundamental contar con un sistema contable actualizado y alineado con la normativa vigente en los ámbitos financiero, tributario y laboral. </w:t>
-      </w:r>
-    </w:p>
     <w:p>
       <w:pPr>
         <w:spacing w:after="219" w:line="259" w:lineRule="auto"/>
@@ -4361,13 +5140,6 @@
           <w:sz w:val="32"/>
         </w:rPr>
       </w:pPr>
-      <w:r>
-        <w:rPr>
-          <w:b/>
-          <w:sz w:val="32"/>
-        </w:rPr>
-        <w:t xml:space="preserve"> </w:t>
-      </w:r>
     </w:p>
     <w:p>
       <w:pPr>
@@ -4377,14 +5149,17 @@
     </w:p>
     <w:p>
       <w:pPr>
-        <w:spacing w:after="339" w:line="250" w:lineRule="auto"/>
-        <w:ind w:left="-3" w:right="72" w:firstLine="2"/>
-      </w:pPr>
-      <w:r>
-        <w:rPr>
-          <w:noProof/>
-        </w:rPr>
-        <w:lastRenderedPageBreak/>
+        <w:spacing w:after="219" w:line="259" w:lineRule="auto"/>
+        <w:ind w:left="0" w:firstLine="0"/>
+      </w:pPr>
+    </w:p>
+    <w:p>
+      <w:pPr>
+        <w:pStyle w:val="Ttulo3"/>
+        <w:ind w:left="-3" w:right="72"/>
+      </w:pPr>
+      <w:bookmarkStart w:id="8" w:name="_Toc223961660"/>
+      <w:r>
         <w:drawing>
           <wp:inline distT="0" distB="0" distL="0" distR="0" wp14:anchorId="2D6895E0" wp14:editId="204A7B22">
             <wp:extent cx="306070" cy="143510"/>
@@ -4399,7 +5174,7 @@
                     <pic:cNvPicPr/>
                   </pic:nvPicPr>
                   <pic:blipFill>
-                    <a:blip r:embed="rId30"/>
+                    <a:blip r:embed="rId23"/>
                     <a:stretch>
                       <a:fillRect/>
                     </a:stretch>
@@ -4420,19 +5195,11 @@
         </w:drawing>
       </w:r>
       <w:r>
-        <w:rPr>
-          <w:rFonts w:ascii="Arial" w:eastAsia="Arial" w:hAnsi="Arial" w:cs="Arial"/>
-          <w:b/>
-          <w:sz w:val="32"/>
-        </w:rPr>
+        <w:t xml:space="preserve"> Hecho contable: concepto, clasificación</w:t>
+      </w:r>
+      <w:bookmarkEnd w:id="8"/>
+      <w:r>
         <w:t xml:space="preserve"> </w:t>
-      </w:r>
-      <w:r>
-        <w:rPr>
-          <w:b/>
-          <w:sz w:val="32"/>
-        </w:rPr>
-        <w:t xml:space="preserve">Hecho contable: concepto, clasificación </w:t>
       </w:r>
     </w:p>
     <w:p>
@@ -4440,8 +5207,13 @@
         <w:pStyle w:val="Ttulo3"/>
         <w:ind w:left="-3" w:right="72"/>
       </w:pPr>
-      <w:r>
-        <w:t xml:space="preserve">Concepto </w:t>
+      <w:bookmarkStart w:id="9" w:name="_Toc223961661"/>
+      <w:r>
+        <w:t>Concepto</w:t>
+      </w:r>
+      <w:bookmarkEnd w:id="9"/>
+      <w:r>
+        <w:t xml:space="preserve"> </w:t>
       </w:r>
     </w:p>
     <w:p>
@@ -4457,7 +5229,13 @@
         <w:ind w:left="-15" w:right="146"/>
       </w:pPr>
       <w:r>
-        <w:t xml:space="preserve">Esta parte es fundamental, aquí se tiene en cuenta si la transacción que se generó hace parte de un activo, pasivo, patrimonio, ingresos o gastos; de allí, la importancia de conocer la definición y características establecidas para su reconocimiento. De igual forma, se tienen en cuenta las bases de medición, las cuales se encuentran registradas en las políticas contables que fueron diseñadas conforme las directrices señaladas en la NIC 8 (CTCP, 2010). </w:t>
+        <w:t>Esta parte es fundamental, aquí se tiene en cuenta si la transacción que se generó hace parte de un activo, pasivo, patrimonio, ingresos o gastos; de allí, la importancia de conocer la definición y características establecidas para su reconocimiento. De igual forma, se tienen en cuenta las bases de medición, las cuales se encuentran registradas en las políticas contables que fueron diseñadas conforme</w:t>
+      </w:r>
+      <w:r>
+        <w:t xml:space="preserve"> a</w:t>
+      </w:r>
+      <w:r>
+        <w:t xml:space="preserve"> las directrices señaladas en la NIC 8 (CTCP, 2010). </w:t>
       </w:r>
     </w:p>
     <w:p>
@@ -4473,11 +5251,7 @@
         <w:ind w:left="-15" w:right="146"/>
       </w:pPr>
       <w:r>
-        <w:t xml:space="preserve">De acuerdo con lo anterior, se requiere de personal con suficiente experticia para llevar a cabo los procesos contables de forma óptima, garantizando, de esta manera, la </w:t>
-      </w:r>
-      <w:r>
-        <w:lastRenderedPageBreak/>
-        <w:t xml:space="preserve">representación fiel de las transacciones generadas. En consecuencia, se emitirán los estados financieros y respectivos análisis que permitan evaluar el desempeño de la entidad y, así mismo, se tomarán acciones para alcanzar los objetivos deseados. </w:t>
+        <w:t xml:space="preserve">De acuerdo con lo anterior, se requiere de personal con suficiente experticia para llevar a cabo los procesos contables de forma óptima, garantizando, de esta manera, la representación fiel de las transacciones generadas. En consecuencia, se emitirán los estados financieros y respectivos análisis que permitan evaluar el desempeño de la entidad y, así mismo, se tomarán acciones para alcanzar los objetivos deseados. </w:t>
       </w:r>
     </w:p>
     <w:p>
@@ -4567,8 +5341,8 @@
     </w:p>
     <w:p>
       <w:pPr>
-        <w:spacing w:after="3" w:line="259" w:lineRule="auto"/>
-        <w:ind w:left="-5" w:right="97" w:hanging="10"/>
+        <w:spacing w:after="303" w:line="259" w:lineRule="auto"/>
+        <w:ind w:left="708" w:firstLine="0"/>
       </w:pPr>
       <w:r>
         <w:rPr>
@@ -4937,7 +5711,6 @@
         <w:jc w:val="both"/>
       </w:pPr>
       <w:r>
-        <w:lastRenderedPageBreak/>
         <w:t xml:space="preserve">De acuerdo con lo anterior, se observa que en el débito y crédito se registra el mismo valor, presentan un equilibrio en la transacción; es decir, se igualan débitos y créditos, lo que es denominado principio de partida doble. </w:t>
       </w:r>
     </w:p>
@@ -4984,8 +5757,8 @@
     </w:p>
     <w:p>
       <w:pPr>
-        <w:spacing w:after="3" w:line="259" w:lineRule="auto"/>
-        <w:ind w:left="-5" w:right="97" w:hanging="10"/>
+        <w:spacing w:after="303" w:line="259" w:lineRule="auto"/>
+        <w:ind w:left="708" w:firstLine="0"/>
       </w:pPr>
       <w:r>
         <w:rPr>
@@ -5369,7 +6142,6 @@
               <w:rPr>
                 <w:sz w:val="24"/>
               </w:rPr>
-              <w:lastRenderedPageBreak/>
               <w:t xml:space="preserve">Total </w:t>
             </w:r>
           </w:p>
@@ -5426,6 +6198,11 @@
         </w:tc>
       </w:tr>
     </w:tbl>
+    <w:p>
+      <w:pPr>
+        <w:pStyle w:val="Sinespaciado"/>
+      </w:pPr>
+    </w:p>
     <w:p>
       <w:pPr>
         <w:spacing w:after="286" w:line="361" w:lineRule="auto"/>
@@ -5441,6 +6218,7 @@
         <w:pStyle w:val="Ttulo3"/>
         <w:ind w:left="-3" w:right="72"/>
       </w:pPr>
+      <w:bookmarkStart w:id="10" w:name="_Toc223961662"/>
       <w:r>
         <w:rPr>
           <w:noProof/>
@@ -5459,7 +6237,7 @@
                     <pic:cNvPicPr/>
                   </pic:nvPicPr>
                   <pic:blipFill>
-                    <a:blip r:embed="rId31"/>
+                    <a:blip r:embed="rId24"/>
                     <a:stretch>
                       <a:fillRect/>
                     </a:stretch>
@@ -5486,7 +6264,11 @@
         <w:t xml:space="preserve"> </w:t>
       </w:r>
       <w:r>
-        <w:t xml:space="preserve">Cuenta: concepto y clasificación </w:t>
+        <w:t>Cuenta: concepto y clasificación</w:t>
+      </w:r>
+      <w:bookmarkEnd w:id="10"/>
+      <w:r>
+        <w:t xml:space="preserve"> </w:t>
       </w:r>
     </w:p>
     <w:p>
@@ -5537,7 +6319,6 @@
         <w:rPr>
           <w:b/>
         </w:rPr>
-        <w:lastRenderedPageBreak/>
         <w:t>Nombre</w:t>
       </w:r>
       <w:r>
@@ -5646,11 +6427,13 @@
         <w:ind w:left="-15" w:right="146"/>
       </w:pPr>
       <w:r>
-        <w:t xml:space="preserve">En la primera unidad temática se analizó el concepto de los elementos de los estados financieros, conforme a lo estipulado en el Marco Conceptual de Información Financiera (CTCP, 2010). A partir de ello, se profundizó en el concepto y se analizó su </w:t>
-      </w:r>
-      <w:r>
-        <w:lastRenderedPageBreak/>
-        <w:t xml:space="preserve">naturaleza con el fin de registrar la transacción de forma correcta y, de esta manera generar reportes útiles para la administración. </w:t>
+        <w:t>En la primera unidad temática se analizó el concepto de los elementos de los estados financieros, conforme a lo estipulado en el Marco Conceptual de Información Financiera (CTCP, 2010). A partir de ello, se profundizó en el concepto y se analizó su naturaleza con el fin de registrar la transacción de forma correcta y, de esta manera</w:t>
+      </w:r>
+      <w:r>
+        <w:t>,</w:t>
+      </w:r>
+      <w:r>
+        <w:t xml:space="preserve"> generar reportes útiles para la administración. </w:t>
       </w:r>
     </w:p>
     <w:p>
@@ -5659,7 +6442,13 @@
         <w:ind w:left="-15" w:right="146"/>
       </w:pPr>
       <w:r>
-        <w:t xml:space="preserve">Las cuentas de acuerdo con su naturaleza se encuentran clasificadas en reales o de balance, y nominales o de resultado (Warren, Reeves y Duchac, 2016; Santos-Cid, 2018; Vilches, 2019; Angulo, 2018; CTCP, 2010): </w:t>
+        <w:t>Las cuentas de acuerdo con su naturaleza</w:t>
+      </w:r>
+      <w:r>
+        <w:t>,</w:t>
+      </w:r>
+      <w:r>
+        <w:t xml:space="preserve"> se encuentran clasificadas en reales o de balance, y nominales o de resultado (Warren, Reeves y Duchac, 2016; Santos-Cid, 2018; Vilches, 2019; Angulo, 2018; CTCP, 2010): </w:t>
       </w:r>
     </w:p>
     <w:p>
@@ -5708,35 +6497,31 @@
         <w:ind w:right="146" w:firstLine="0"/>
       </w:pPr>
       <w:r>
-        <w:t xml:space="preserve">Recurso controlado por la entidad. </w:t>
-      </w:r>
-      <w:r>
-        <w:rPr>
-          <w:rFonts w:ascii="Courier New" w:eastAsia="Courier New" w:hAnsi="Courier New" w:cs="Courier New"/>
-        </w:rPr>
-        <w:t>o</w:t>
-      </w:r>
-      <w:r>
-        <w:rPr>
-          <w:rFonts w:ascii="Arial" w:eastAsia="Arial" w:hAnsi="Arial" w:cs="Arial"/>
-        </w:rPr>
-        <w:t xml:space="preserve"> </w:t>
-      </w:r>
-      <w:r>
-        <w:t xml:space="preserve">Surge de eventos pasados. </w:t>
-      </w:r>
-      <w:r>
-        <w:rPr>
-          <w:rFonts w:ascii="Courier New" w:eastAsia="Courier New" w:hAnsi="Courier New" w:cs="Courier New"/>
-        </w:rPr>
-        <w:t>o</w:t>
-      </w:r>
-      <w:r>
-        <w:rPr>
-          <w:rFonts w:ascii="Arial" w:eastAsia="Arial" w:hAnsi="Arial" w:cs="Arial"/>
-        </w:rPr>
-        <w:t xml:space="preserve"> </w:t>
-      </w:r>
+        <w:t>Recurso controlado por la entidad.</w:t>
+      </w:r>
+    </w:p>
+    <w:p>
+      <w:pPr>
+        <w:numPr>
+          <w:ilvl w:val="1"/>
+          <w:numId w:val="18"/>
+        </w:numPr>
+        <w:spacing w:after="44"/>
+        <w:ind w:right="146" w:firstLine="0"/>
+      </w:pPr>
+      <w:r>
+        <w:t>Surge de eventos pasados.</w:t>
+      </w:r>
+    </w:p>
+    <w:p>
+      <w:pPr>
+        <w:numPr>
+          <w:ilvl w:val="1"/>
+          <w:numId w:val="18"/>
+        </w:numPr>
+        <w:spacing w:after="44"/>
+        <w:ind w:right="146" w:firstLine="0"/>
+      </w:pPr>
       <w:r>
         <w:t xml:space="preserve">En un futuro se espera recibir beneficios económicos. </w:t>
       </w:r>
@@ -5766,8 +6551,14 @@
         <w:t>Movimiento de las cuentas del activo</w:t>
       </w:r>
       <w:r>
-        <w:t xml:space="preserve">. </w:t>
-      </w:r>
+        <w:t>.</w:t>
+      </w:r>
+    </w:p>
+    <w:p>
+      <w:pPr>
+        <w:spacing w:after="41"/>
+        <w:ind w:left="1789" w:right="3511" w:firstLine="0"/>
+      </w:pPr>
       <w:r>
         <w:rPr>
           <w:rFonts w:ascii="Courier New" w:eastAsia="Courier New" w:hAnsi="Courier New" w:cs="Courier New"/>
@@ -5775,28 +6566,24 @@
         <w:t>o</w:t>
       </w:r>
       <w:r>
-        <w:rPr>
-          <w:rFonts w:ascii="Arial" w:eastAsia="Arial" w:hAnsi="Arial" w:cs="Arial"/>
-        </w:rPr>
-        <w:t xml:space="preserve"> </w:t>
-      </w:r>
-      <w:r>
-        <w:t xml:space="preserve">Inician y aumentan en el débito. </w:t>
-      </w:r>
-      <w:r>
-        <w:rPr>
-          <w:rFonts w:ascii="Courier New" w:eastAsia="Courier New" w:hAnsi="Courier New" w:cs="Courier New"/>
-        </w:rPr>
-        <w:t>o</w:t>
-      </w:r>
-      <w:r>
-        <w:rPr>
-          <w:rFonts w:ascii="Arial" w:eastAsia="Arial" w:hAnsi="Arial" w:cs="Arial"/>
-        </w:rPr>
-        <w:t xml:space="preserve"> </w:t>
-      </w:r>
-      <w:r>
-        <w:t xml:space="preserve">Disminuyen y se cancelan en el crédito. </w:t>
+        <w:tab/>
+      </w:r>
+      <w:r>
+        <w:t>Inician y aumentan en el débito.</w:t>
+      </w:r>
+    </w:p>
+    <w:p>
+      <w:pPr>
+        <w:pStyle w:val="Prrafodelista"/>
+        <w:numPr>
+          <w:ilvl w:val="0"/>
+          <w:numId w:val="26"/>
+        </w:numPr>
+        <w:spacing w:after="41"/>
+        <w:ind w:right="3511"/>
+      </w:pPr>
+      <w:r>
+        <w:t>Disminuyen y se cancelan en el crédito.</w:t>
       </w:r>
     </w:p>
     <w:p>
@@ -5809,8 +6596,14 @@
         <w:ind w:right="146" w:firstLine="0"/>
       </w:pPr>
       <w:r>
-        <w:t xml:space="preserve">Su saldo es débito. </w:t>
-      </w:r>
+        <w:t>Su saldo es débito.</w:t>
+      </w:r>
+    </w:p>
+    <w:p>
+      <w:pPr>
+        <w:spacing w:after="210" w:line="259" w:lineRule="auto"/>
+        <w:ind w:left="1789" w:right="146" w:firstLine="0"/>
+      </w:pPr>
     </w:p>
     <w:p>
       <w:pPr>
@@ -5841,20 +6634,18 @@
         <w:ind w:right="146" w:firstLine="0"/>
       </w:pPr>
       <w:r>
-        <w:t xml:space="preserve">Obligación presente de la entidad. </w:t>
-      </w:r>
-      <w:r>
-        <w:rPr>
-          <w:rFonts w:ascii="Courier New" w:eastAsia="Courier New" w:hAnsi="Courier New" w:cs="Courier New"/>
-        </w:rPr>
-        <w:t>o</w:t>
-      </w:r>
-      <w:r>
-        <w:rPr>
-          <w:rFonts w:ascii="Arial" w:eastAsia="Arial" w:hAnsi="Arial" w:cs="Arial"/>
-        </w:rPr>
-        <w:t xml:space="preserve"> </w:t>
-      </w:r>
+        <w:t>Obligación presente de la entidad.</w:t>
+      </w:r>
+    </w:p>
+    <w:p>
+      <w:pPr>
+        <w:numPr>
+          <w:ilvl w:val="1"/>
+          <w:numId w:val="18"/>
+        </w:numPr>
+        <w:spacing w:after="44"/>
+        <w:ind w:right="146" w:firstLine="0"/>
+      </w:pPr>
       <w:r>
         <w:t xml:space="preserve">Surge de eventos pasados. </w:t>
       </w:r>
@@ -5894,12 +6685,17 @@
         <w:rPr>
           <w:b/>
         </w:rPr>
-        <w:lastRenderedPageBreak/>
         <w:t>Movimiento de las cuentas del pasivo</w:t>
       </w:r>
       <w:r>
-        <w:t xml:space="preserve">. </w:t>
-      </w:r>
+        <w:t>.</w:t>
+      </w:r>
+    </w:p>
+    <w:p>
+      <w:pPr>
+        <w:spacing w:after="41"/>
+        <w:ind w:left="2149" w:right="3582" w:hanging="360"/>
+      </w:pPr>
       <w:r>
         <w:rPr>
           <w:rFonts w:ascii="Courier New" w:eastAsia="Courier New" w:hAnsi="Courier New" w:cs="Courier New"/>
@@ -5913,8 +6709,14 @@
         <w:t xml:space="preserve"> </w:t>
       </w:r>
       <w:r>
-        <w:t xml:space="preserve">Inician y aumentan en el crédito. </w:t>
-      </w:r>
+        <w:t>Inician y aumentan en el crédito.</w:t>
+      </w:r>
+    </w:p>
+    <w:p>
+      <w:pPr>
+        <w:spacing w:after="41"/>
+        <w:ind w:left="2149" w:right="3582" w:hanging="360"/>
+      </w:pPr>
       <w:r>
         <w:rPr>
           <w:rFonts w:ascii="Courier New" w:eastAsia="Courier New" w:hAnsi="Courier New" w:cs="Courier New"/>
@@ -6002,8 +6804,13 @@
         <w:t xml:space="preserve"> </w:t>
       </w:r>
       <w:r>
-        <w:t xml:space="preserve">Inician y aumentan en el crédito. </w:t>
-      </w:r>
+        <w:t>Inician y aumentan en el crédito.</w:t>
+      </w:r>
+    </w:p>
+    <w:p>
+      <w:pPr>
+        <w:ind w:left="1789" w:right="3582" w:firstLine="0"/>
+      </w:pPr>
       <w:r>
         <w:rPr>
           <w:rFonts w:ascii="Courier New" w:eastAsia="Courier New" w:hAnsi="Courier New" w:cs="Courier New"/>
@@ -6107,12 +6914,17 @@
         <w:rPr>
           <w:b/>
         </w:rPr>
-        <w:lastRenderedPageBreak/>
         <w:t>Movimiento de las cuentas de ingresos</w:t>
       </w:r>
       <w:r>
-        <w:t xml:space="preserve">. </w:t>
-      </w:r>
+        <w:t>.</w:t>
+      </w:r>
+    </w:p>
+    <w:p>
+      <w:pPr>
+        <w:spacing w:after="41"/>
+        <w:ind w:left="1789" w:right="3582" w:firstLine="0"/>
+      </w:pPr>
       <w:r>
         <w:rPr>
           <w:rFonts w:ascii="Courier New" w:eastAsia="Courier New" w:hAnsi="Courier New" w:cs="Courier New"/>
@@ -6126,8 +6938,14 @@
         <w:t xml:space="preserve"> </w:t>
       </w:r>
       <w:r>
-        <w:t xml:space="preserve">Inician y aumentan en el crédito. </w:t>
-      </w:r>
+        <w:t>Inician y aumentan en el crédito.</w:t>
+      </w:r>
+    </w:p>
+    <w:p>
+      <w:pPr>
+        <w:spacing w:after="41"/>
+        <w:ind w:left="1789" w:right="3582" w:firstLine="0"/>
+      </w:pPr>
       <w:r>
         <w:rPr>
           <w:rFonts w:ascii="Courier New" w:eastAsia="Courier New" w:hAnsi="Courier New" w:cs="Courier New"/>
@@ -6213,8 +7031,13 @@
         <w:t>Movimiento de las cuentas de gastos</w:t>
       </w:r>
       <w:r>
-        <w:t xml:space="preserve">. </w:t>
-      </w:r>
+        <w:t>.</w:t>
+      </w:r>
+    </w:p>
+    <w:p>
+      <w:pPr>
+        <w:ind w:left="1789" w:right="3514" w:firstLine="0"/>
+      </w:pPr>
       <w:r>
         <w:rPr>
           <w:rFonts w:ascii="Courier New" w:eastAsia="Courier New" w:hAnsi="Courier New" w:cs="Courier New"/>
@@ -6228,8 +7051,13 @@
         <w:t xml:space="preserve"> </w:t>
       </w:r>
       <w:r>
-        <w:t xml:space="preserve">Inician y aumentan en el débito. </w:t>
-      </w:r>
+        <w:t>Inician y aumentan en el débito.</w:t>
+      </w:r>
+    </w:p>
+    <w:p>
+      <w:pPr>
+        <w:ind w:left="1789" w:right="3514" w:firstLine="0"/>
+      </w:pPr>
       <w:r>
         <w:rPr>
           <w:rFonts w:ascii="Courier New" w:eastAsia="Courier New" w:hAnsi="Courier New" w:cs="Courier New"/>
@@ -6277,7 +7105,7 @@
         <w:t>Costos</w:t>
       </w:r>
       <w:r>
-        <w:t xml:space="preserve">. Hace referencia a la inversión que se realiza para adquirir el producto que se desea ofertar o se pretender fabricar, depende del objeto social de la empresa. Se clasifican en costos de ventas y costos de producción: </w:t>
+        <w:t xml:space="preserve">. Hace referencia a la inversión que se realiza para adquirir el producto que se desea ofertar o se pretende fabricar, depende del objeto social de la empresa. Se clasifican en costos de ventas y costos de producción: </w:t>
       </w:r>
     </w:p>
     <w:p>
@@ -6340,7 +7168,6 @@
         <w:rPr>
           <w:b/>
         </w:rPr>
-        <w:lastRenderedPageBreak/>
         <w:t>Movimiento de las cuentas de costos</w:t>
       </w:r>
       <w:r>
@@ -6397,8 +7224,8 @@
     </w:p>
     <w:p>
       <w:pPr>
-        <w:spacing w:after="3" w:line="259" w:lineRule="auto"/>
-        <w:ind w:left="-5" w:right="97" w:hanging="10"/>
+        <w:spacing w:after="303" w:line="259" w:lineRule="auto"/>
+        <w:ind w:left="708" w:firstLine="0"/>
       </w:pPr>
       <w:r>
         <w:rPr>
@@ -7224,7 +8051,13 @@
         <w:ind w:left="-15" w:right="146"/>
       </w:pPr>
       <w:r>
-        <w:t xml:space="preserve">Para lograr uniformidad en el momento de registrar las transacciones realizadas por las empresas y, dar claridad y confiabilidad en dichos registros se crea el Plan Único de Cuentas -PUC-. Por este motivo, en Colombia existen 19 PUC, entre ellos se encuentran el decreto 2650 de 1993, que es utilizado para comerciantes. </w:t>
+        <w:t>Para lograr uniformidad en el momento de registrar las transacciones realizadas por las empresas y</w:t>
+      </w:r>
+      <w:r>
+        <w:t xml:space="preserve">; </w:t>
+      </w:r>
+      <w:r>
+        <w:t xml:space="preserve">dar claridad y confiabilidad en dichos registros se crea el Plan Único de Cuentas PUC. Por este motivo, en Colombia existen 19 PUC, entre ellos se encuentran el decreto 2650 de 1993, que es utilizado para comerciantes. </w:t>
       </w:r>
     </w:p>
     <w:p>
@@ -7232,7 +8065,6 @@
         <w:ind w:left="-15" w:right="146"/>
       </w:pPr>
       <w:r>
-        <w:lastRenderedPageBreak/>
         <w:t xml:space="preserve">El PUC se encuentra integrado por el catálogo de cuentas, descripciones y dinámicas que orientan y facilitan el registro de las transacciones generadas. </w:t>
       </w:r>
     </w:p>
@@ -7252,29 +8084,39 @@
       <w:r>
         <w:t>La taxonomía XBRL (</w:t>
       </w:r>
+      <w:r>
+        <w:t>Ex</w:t>
+      </w:r>
+      <w:r>
+        <w:t xml:space="preserve">tensible Business </w:t>
+      </w:r>
       <w:proofErr w:type="spellStart"/>
       <w:r>
-        <w:t>eXtensible</w:t>
+        <w:t>Reporting</w:t>
       </w:r>
       <w:proofErr w:type="spellEnd"/>
       <w:r>
-        <w:t xml:space="preserve"> Business </w:t>
+        <w:t xml:space="preserve"> </w:t>
       </w:r>
       <w:proofErr w:type="spellStart"/>
       <w:r>
-        <w:t>Reporting</w:t>
+        <w:t>Language</w:t>
       </w:r>
       <w:proofErr w:type="spellEnd"/>
       <w:r>
-        <w:t xml:space="preserve"> </w:t>
-      </w:r>
-      <w:proofErr w:type="spellStart"/>
-      <w:r>
-        <w:t>Language</w:t>
-      </w:r>
-      <w:proofErr w:type="spellEnd"/>
-      <w:r>
-        <w:t xml:space="preserve">) es una norma que se usa para comunicar información financiera entre preparadores y usuarios de la información financiera. La Fundación IFRS es responsable del desarrollo de la representación XBRL de las NIIF - incluyendo las Normas NIC, las Interpretaciones CINIIF y la Norma NIIF para las PYMES - emitida por el Consejo de Normas Internacionales de Contabilidad (2018), conocida como la Taxonomía NIIF, la cual establece (IFRS </w:t>
+        <w:t>) es una norma que se usa para comunicar información financiera entre preparadores y usuarios de la información financiera. La Fundación IFRS es responsable del desarrollo de la representación XBRL de las NIIF</w:t>
+      </w:r>
+      <w:r>
+        <w:t xml:space="preserve">; </w:t>
+      </w:r>
+      <w:r>
+        <w:t>incluyendo las Normas NIC, las Interpretaciones CINIIF y la Norma NIIF para las PYMES</w:t>
+      </w:r>
+      <w:r>
+        <w:t xml:space="preserve">; </w:t>
+      </w:r>
+      <w:r>
+        <w:t xml:space="preserve">emitida por el Consejo de Normas Internacionales de Contabilidad (2018), conocida como la Taxonomía NIIF, la cual establece (IFRS </w:t>
       </w:r>
       <w:proofErr w:type="spellStart"/>
       <w:r>
@@ -7344,8 +8186,8 @@
     </w:p>
     <w:p>
       <w:pPr>
-        <w:spacing w:after="3" w:line="259" w:lineRule="auto"/>
-        <w:ind w:left="-5" w:right="97" w:hanging="10"/>
+        <w:spacing w:after="303" w:line="259" w:lineRule="auto"/>
+        <w:ind w:left="708" w:firstLine="0"/>
       </w:pPr>
       <w:r>
         <w:rPr>
@@ -7406,7 +8248,6 @@
               <w:rPr>
                 <w:b/>
               </w:rPr>
-              <w:lastRenderedPageBreak/>
               <w:t xml:space="preserve">Clase </w:t>
             </w:r>
           </w:p>
@@ -7854,22 +8695,13 @@
         <w:ind w:left="708" w:firstLine="0"/>
       </w:pPr>
       <w:r>
-        <w:t xml:space="preserve"> </w:t>
-      </w:r>
-    </w:p>
-    <w:p>
-      <w:pPr>
-        <w:spacing w:after="422" w:line="259" w:lineRule="auto"/>
-        <w:ind w:left="708" w:right="146" w:firstLine="0"/>
-      </w:pPr>
-      <w:r>
-        <w:t xml:space="preserve">Las clases que expresan cada dígito son: </w:t>
-      </w:r>
-    </w:p>
-    <w:p>
-      <w:pPr>
-        <w:spacing w:after="3" w:line="259" w:lineRule="auto"/>
-        <w:ind w:left="-5" w:right="97" w:hanging="10"/>
+        <w:t xml:space="preserve"> Las clases que expresan cada dígito son:</w:t>
+      </w:r>
+    </w:p>
+    <w:p>
+      <w:pPr>
+        <w:spacing w:after="303" w:line="259" w:lineRule="auto"/>
+        <w:ind w:left="708" w:firstLine="0"/>
       </w:pPr>
       <w:r>
         <w:rPr>
@@ -7885,16 +8717,7 @@
         <w:t xml:space="preserve"> </w:t>
       </w:r>
       <w:r>
-        <w:t xml:space="preserve">Clasificación de las cuentas según el Plan Único de Cuentas (Decreto 2650 de </w:t>
-      </w:r>
-    </w:p>
-    <w:p>
-      <w:pPr>
-        <w:spacing w:after="3" w:line="259" w:lineRule="auto"/>
-        <w:ind w:left="1142" w:right="97" w:hanging="10"/>
-      </w:pPr>
-      <w:r>
-        <w:t xml:space="preserve">1993) </w:t>
+        <w:t xml:space="preserve">Clasificación de las cuentas según el Plan Único de Cuentas (Decreto 2650 de 1993) </w:t>
       </w:r>
     </w:p>
     <w:tbl>
@@ -8483,11 +9306,11 @@
         <w:pStyle w:val="Ttulo3"/>
         <w:ind w:left="-3" w:right="72"/>
       </w:pPr>
+      <w:bookmarkStart w:id="11" w:name="_Toc223961663"/>
       <w:r>
         <w:rPr>
           <w:noProof/>
         </w:rPr>
-        <w:lastRenderedPageBreak/>
         <w:drawing>
           <wp:inline distT="0" distB="0" distL="0" distR="0" wp14:anchorId="6A8A8271" wp14:editId="5EBB1878">
             <wp:extent cx="306070" cy="143510"/>
@@ -8502,7 +9325,7 @@
                     <pic:cNvPicPr/>
                   </pic:nvPicPr>
                   <pic:blipFill>
-                    <a:blip r:embed="rId32"/>
+                    <a:blip r:embed="rId25"/>
                     <a:stretch>
                       <a:fillRect/>
                     </a:stretch>
@@ -8529,7 +9352,11 @@
         <w:t xml:space="preserve"> </w:t>
       </w:r>
       <w:r>
-        <w:t xml:space="preserve">Partida doble </w:t>
+        <w:t>Partida doble</w:t>
+      </w:r>
+      <w:bookmarkEnd w:id="11"/>
+      <w:r>
+        <w:t xml:space="preserve"> </w:t>
       </w:r>
     </w:p>
     <w:p>
@@ -8560,13 +9387,19 @@
         <w:t>Ejemplo 1</w:t>
       </w:r>
       <w:r>
-        <w:t xml:space="preserve">. Se adquiere mercancía por valor de $2.000.000 a crédito, se aplica IVA a la tarifa del 19 %. </w:t>
-      </w:r>
-    </w:p>
-    <w:p>
-      <w:pPr>
-        <w:spacing w:after="3" w:line="259" w:lineRule="auto"/>
-        <w:ind w:left="-5" w:right="97" w:hanging="10"/>
+        <w:t>. Se adquiere mercancía por valor de $2.000.000 a crédito, se aplica IVA a la tarifa del 19 %.</w:t>
+      </w:r>
+    </w:p>
+    <w:p>
+      <w:pPr>
+        <w:spacing w:after="279"/>
+        <w:ind w:left="-15" w:right="146"/>
+      </w:pPr>
+    </w:p>
+    <w:p>
+      <w:pPr>
+        <w:spacing w:after="303" w:line="259" w:lineRule="auto"/>
+        <w:ind w:left="708" w:firstLine="0"/>
       </w:pPr>
       <w:r>
         <w:rPr>
@@ -9009,14 +9842,15 @@
     </w:tbl>
     <w:p>
       <w:pPr>
+        <w:pStyle w:val="Sinespaciado"/>
+      </w:pPr>
+    </w:p>
+    <w:p>
+      <w:pPr>
         <w:ind w:left="-15" w:right="146"/>
       </w:pPr>
       <w:r>
-        <w:t xml:space="preserve">En el ejemplo anterior, se tiene el valor del inventario por $2.000.000, se calcula el IVA del 19 % sobre este valor, dando el resultado de $380.000. Finalmente, se determina el total de la cuenta por pagar (proveedores nacionales); donde se suma el </w:t>
-      </w:r>
-      <w:r>
-        <w:lastRenderedPageBreak/>
-        <w:t xml:space="preserve">valor del inventario y el IVA. Esto, teniendo en cuenta que el IVA incrementa el valor del producto que, como su nombre lo indica, es un valor agregado. Así mismo, se observa que se cumple con el principio de partida doble, reflejando igualdad entre </w:t>
+        <w:t xml:space="preserve">En el ejemplo anterior, se tiene el valor del inventario por $2.000.000, se calcula el IVA del 19 % sobre este valor, dando el resultado de $380.000. Finalmente, se determina el total de la cuenta por pagar (proveedores nacionales); donde se suma el valor del inventario y el IVA. Esto, teniendo en cuenta que el IVA incrementa el valor del producto que, como su nombre lo indica, es un valor agregado. Así mismo, se observa que se cumple con el principio de partida doble, reflejando igualdad entre </w:t>
       </w:r>
       <w:proofErr w:type="spellStart"/>
       <w:r>
@@ -9067,21 +9901,6 @@
       <w:r>
         <w:t xml:space="preserve"> </w:t>
       </w:r>
-    </w:p>
-    <w:p>
-      <w:pPr>
-        <w:spacing w:after="0" w:line="259" w:lineRule="auto"/>
-        <w:ind w:left="708" w:firstLine="0"/>
-      </w:pPr>
-      <w:r>
-        <w:t xml:space="preserve"> </w:t>
-      </w:r>
-    </w:p>
-    <w:p>
-      <w:pPr>
-        <w:spacing w:after="3" w:line="259" w:lineRule="auto"/>
-        <w:ind w:left="-5" w:right="97" w:hanging="10"/>
-      </w:pPr>
       <w:r>
         <w:rPr>
           <w:b/>
@@ -9467,14 +10286,8 @@
     </w:p>
     <w:p>
       <w:pPr>
-        <w:spacing w:after="279"/>
-        <w:ind w:left="-15" w:right="146"/>
-      </w:pPr>
-    </w:p>
-    <w:p>
-      <w:pPr>
-        <w:spacing w:after="3" w:line="259" w:lineRule="auto"/>
-        <w:ind w:left="-5" w:right="97" w:hanging="10"/>
+        <w:spacing w:after="303" w:line="259" w:lineRule="auto"/>
+        <w:ind w:left="708" w:firstLine="0"/>
       </w:pPr>
       <w:r>
         <w:rPr>
@@ -9617,7 +10430,6 @@
               <w:rPr>
                 <w:sz w:val="24"/>
               </w:rPr>
-              <w:lastRenderedPageBreak/>
               <w:t xml:space="preserve">Acreedores varios </w:t>
             </w:r>
           </w:p>
@@ -9839,6 +10651,11 @@
     </w:tbl>
     <w:p>
       <w:pPr>
+        <w:pStyle w:val="Sinespaciado"/>
+      </w:pPr>
+    </w:p>
+    <w:p>
+      <w:pPr>
         <w:ind w:left="-15" w:right="146"/>
       </w:pPr>
       <w:r>
@@ -9870,8 +10687,8 @@
     </w:p>
     <w:p>
       <w:pPr>
-        <w:spacing w:after="3" w:line="259" w:lineRule="auto"/>
-        <w:ind w:left="-5" w:right="97" w:hanging="10"/>
+        <w:spacing w:after="303" w:line="259" w:lineRule="auto"/>
+        <w:ind w:left="708" w:firstLine="0"/>
       </w:pPr>
       <w:r>
         <w:rPr>
@@ -10314,6 +11131,11 @@
     </w:tbl>
     <w:p>
       <w:pPr>
+        <w:pStyle w:val="Sinespaciado"/>
+      </w:pPr>
+    </w:p>
+    <w:p>
+      <w:pPr>
         <w:ind w:left="-15" w:right="146"/>
       </w:pPr>
       <w:r>
@@ -10337,8 +11159,8 @@
     </w:p>
     <w:p>
       <w:pPr>
-        <w:spacing w:after="3" w:line="259" w:lineRule="auto"/>
-        <w:ind w:left="-5" w:right="97" w:hanging="10"/>
+        <w:spacing w:after="303" w:line="259" w:lineRule="auto"/>
+        <w:ind w:left="708" w:firstLine="0"/>
       </w:pPr>
       <w:r>
         <w:rPr>
@@ -10399,7 +11221,6 @@
               <w:rPr>
                 <w:b/>
               </w:rPr>
-              <w:lastRenderedPageBreak/>
               <w:t xml:space="preserve">Cuenta </w:t>
             </w:r>
           </w:p>
@@ -10771,6 +11592,11 @@
         </w:tc>
       </w:tr>
     </w:tbl>
+    <w:p>
+      <w:pPr>
+        <w:pStyle w:val="Sinespaciado"/>
+      </w:pPr>
+    </w:p>
     <w:p>
       <w:pPr>
         <w:spacing w:after="199"/>
@@ -10823,6 +11649,7 @@
         <w:pStyle w:val="Ttulo3"/>
         <w:ind w:left="-3" w:right="72"/>
       </w:pPr>
+      <w:bookmarkStart w:id="12" w:name="_Toc223961664"/>
       <w:r>
         <w:rPr>
           <w:noProof/>
@@ -10841,7 +11668,7 @@
                     <pic:cNvPicPr/>
                   </pic:nvPicPr>
                   <pic:blipFill>
-                    <a:blip r:embed="rId33"/>
+                    <a:blip r:embed="rId26"/>
                     <a:stretch>
                       <a:fillRect/>
                     </a:stretch>
@@ -10868,7 +11695,11 @@
         <w:t xml:space="preserve"> </w:t>
       </w:r>
       <w:r>
-        <w:t xml:space="preserve">Ecuación contable </w:t>
+        <w:t>Ecuación contable</w:t>
+      </w:r>
+      <w:bookmarkEnd w:id="12"/>
+      <w:r>
+        <w:t xml:space="preserve"> </w:t>
       </w:r>
     </w:p>
     <w:p>
@@ -10879,12 +11710,6 @@
       <w:r>
         <w:t xml:space="preserve">El principio de partida doble contribuye al cumplimiento de la ecuación contable o patrimonial, teniendo en cuenta que al presentarse la igualdad entre los débitos y los créditos se reflejará el equilibrio de las cuentas de activo, pasivo y patrimonio, denominadas comúnmente como cuentas reales o de balance. Estas son utilizadas para elaborar el estado de situación financiera (Tapia y Jiménez, 2018; Cuaspa, 2013; Vilches; 2019; Angulo, 2018). </w:t>
       </w:r>
-    </w:p>
-    <w:p>
-      <w:pPr>
-        <w:spacing w:after="215"/>
-        <w:ind w:left="-15" w:right="146"/>
-      </w:pPr>
     </w:p>
     <w:p>
       <w:pPr>
@@ -10899,7 +11724,6 @@
         <w:rPr>
           <w:b/>
         </w:rPr>
-        <w:lastRenderedPageBreak/>
         <w:t>Activo</w:t>
       </w:r>
       <w:r>
@@ -10993,19 +11817,10 @@
     </w:p>
     <w:p>
       <w:pPr>
-        <w:spacing w:after="307" w:line="259" w:lineRule="auto"/>
-        <w:ind w:left="708" w:firstLine="0"/>
-      </w:pPr>
-      <w:r>
-        <w:t xml:space="preserve"> </w:t>
-      </w:r>
-    </w:p>
-    <w:p>
-      <w:pPr>
         <w:ind w:left="-15" w:right="146"/>
       </w:pPr>
       <w:r>
-        <w:t xml:space="preserve">En términos matemáticos, la ecuación puede reestructurarse de las siguientes formas: </w:t>
+        <w:t xml:space="preserve"> En términos matemáticos, la ecuación puede reestructurarse de las siguientes formas: </w:t>
       </w:r>
     </w:p>
     <w:p>
@@ -11057,8 +11872,8 @@
     </w:p>
     <w:p>
       <w:pPr>
-        <w:spacing w:after="3" w:line="259" w:lineRule="auto"/>
-        <w:ind w:left="-5" w:right="97" w:hanging="10"/>
+        <w:spacing w:after="303" w:line="259" w:lineRule="auto"/>
+        <w:ind w:left="708" w:firstLine="0"/>
       </w:pPr>
       <w:r>
         <w:rPr>
@@ -11284,7 +12099,6 @@
               <w:rPr>
                 <w:sz w:val="24"/>
               </w:rPr>
-              <w:lastRenderedPageBreak/>
               <w:t xml:space="preserve">Inventarios </w:t>
             </w:r>
           </w:p>
@@ -11593,6 +12407,11 @@
     </w:tbl>
     <w:p>
       <w:pPr>
+        <w:pStyle w:val="Sinespaciado"/>
+      </w:pPr>
+    </w:p>
+    <w:p>
+      <w:pPr>
         <w:spacing w:after="303" w:line="259" w:lineRule="auto"/>
         <w:ind w:left="708" w:right="146" w:firstLine="0"/>
       </w:pPr>
@@ -11604,6 +12423,9 @@
       <w:pPr>
         <w:spacing w:after="305" w:line="259" w:lineRule="auto"/>
         <w:ind w:left="703" w:right="132" w:hanging="10"/>
+        <w:rPr>
+          <w:b/>
+        </w:rPr>
       </w:pPr>
       <w:r>
         <w:rPr>
@@ -11614,27 +12436,47 @@
     </w:p>
     <w:p>
       <w:pPr>
-        <w:spacing w:after="303" w:line="259" w:lineRule="auto"/>
-        <w:ind w:left="708" w:firstLine="0"/>
-      </w:pPr>
-      <w:r>
+        <w:spacing w:after="305" w:line="259" w:lineRule="auto"/>
+        <w:ind w:left="703" w:right="132" w:hanging="10"/>
         <w:rPr>
           <w:b/>
         </w:rPr>
-        <w:t xml:space="preserve"> </w:t>
-      </w:r>
-    </w:p>
-    <w:p>
-      <w:pPr>
-        <w:spacing w:after="248" w:line="259" w:lineRule="auto"/>
-        <w:ind w:left="10" w:right="151" w:hanging="10"/>
-        <w:jc w:val="center"/>
-      </w:pPr>
-      <w:r>
+      </w:pPr>
+    </w:p>
+    <w:p>
+      <w:pPr>
+        <w:spacing w:after="305" w:line="259" w:lineRule="auto"/>
+        <w:ind w:left="703" w:right="132" w:hanging="10"/>
         <w:rPr>
           <w:b/>
         </w:rPr>
-        <w:t>Figura 1.</w:t>
+      </w:pPr>
+    </w:p>
+    <w:p>
+      <w:pPr>
+        <w:spacing w:after="305" w:line="259" w:lineRule="auto"/>
+        <w:ind w:left="703" w:right="132" w:hanging="10"/>
+        <w:rPr>
+          <w:b/>
+        </w:rPr>
+      </w:pPr>
+    </w:p>
+    <w:p>
+      <w:pPr>
+        <w:spacing w:after="305" w:line="259" w:lineRule="auto"/>
+        <w:ind w:left="703" w:right="132" w:hanging="10"/>
+      </w:pPr>
+    </w:p>
+    <w:p>
+      <w:pPr>
+        <w:spacing w:after="303" w:line="259" w:lineRule="auto"/>
+        <w:ind w:left="708" w:firstLine="0"/>
+      </w:pPr>
+      <w:r>
+        <w:rPr>
+          <w:b/>
+        </w:rPr>
+        <w:t xml:space="preserve"> Figura 1.</w:t>
       </w:r>
       <w:r>
         <w:rPr>
@@ -11658,7 +12500,7 @@
           <w:noProof/>
         </w:rPr>
         <w:drawing>
-          <wp:inline distT="0" distB="0" distL="0" distR="0" wp14:anchorId="11DCA474" wp14:editId="589DB11C">
+          <wp:inline distT="0" distB="0" distL="0" distR="0" wp14:anchorId="11DCA474" wp14:editId="150E9D44">
             <wp:extent cx="5903595" cy="1971040"/>
             <wp:effectExtent l="0" t="0" r="0" b="0"/>
             <wp:docPr id="4318" name="Picture 4318"/>
@@ -11671,7 +12513,7 @@
                     <pic:cNvPicPr/>
                   </pic:nvPicPr>
                   <pic:blipFill>
-                    <a:blip r:embed="rId34"/>
+                    <a:blip r:embed="rId27"/>
                     <a:stretch>
                       <a:fillRect/>
                     </a:stretch>
@@ -11697,6 +12539,11 @@
     </w:p>
     <w:p>
       <w:pPr>
+        <w:pStyle w:val="Sinespaciado"/>
+      </w:pPr>
+    </w:p>
+    <w:p>
+      <w:pPr>
         <w:ind w:left="-15" w:right="146"/>
       </w:pPr>
       <w:r>
@@ -11712,7 +12559,6 @@
         <w:rPr>
           <w:b/>
         </w:rPr>
-        <w:lastRenderedPageBreak/>
         <w:t>Ejemplo 2.</w:t>
       </w:r>
       <w:r>
@@ -11721,8 +12567,8 @@
     </w:p>
     <w:p>
       <w:pPr>
-        <w:spacing w:after="3" w:line="259" w:lineRule="auto"/>
-        <w:ind w:left="-5" w:right="97" w:hanging="10"/>
+        <w:spacing w:after="303" w:line="259" w:lineRule="auto"/>
+        <w:ind w:left="708" w:firstLine="0"/>
       </w:pPr>
       <w:r>
         <w:rPr>
@@ -12203,6 +13049,11 @@
     </w:tbl>
     <w:p>
       <w:pPr>
+        <w:pStyle w:val="Sinespaciado"/>
+      </w:pPr>
+    </w:p>
+    <w:p>
+      <w:pPr>
         <w:spacing w:after="303" w:line="259" w:lineRule="auto"/>
         <w:ind w:left="708" w:right="146" w:firstLine="0"/>
       </w:pPr>
@@ -12221,56 +13072,6 @@
         </w:rPr>
         <w:t xml:space="preserve">Patrimonio = Activo – Pasivo </w:t>
       </w:r>
-    </w:p>
-    <w:p>
-      <w:pPr>
-        <w:spacing w:after="248" w:line="259" w:lineRule="auto"/>
-        <w:ind w:left="10" w:right="151" w:hanging="10"/>
-        <w:jc w:val="center"/>
-        <w:rPr>
-          <w:b/>
-        </w:rPr>
-      </w:pPr>
-    </w:p>
-    <w:p>
-      <w:pPr>
-        <w:spacing w:after="248" w:line="259" w:lineRule="auto"/>
-        <w:ind w:left="10" w:right="151" w:hanging="10"/>
-        <w:jc w:val="center"/>
-        <w:rPr>
-          <w:b/>
-        </w:rPr>
-      </w:pPr>
-    </w:p>
-    <w:p>
-      <w:pPr>
-        <w:spacing w:after="248" w:line="259" w:lineRule="auto"/>
-        <w:ind w:left="10" w:right="151" w:hanging="10"/>
-        <w:jc w:val="center"/>
-        <w:rPr>
-          <w:b/>
-        </w:rPr>
-      </w:pPr>
-    </w:p>
-    <w:p>
-      <w:pPr>
-        <w:spacing w:after="248" w:line="259" w:lineRule="auto"/>
-        <w:ind w:left="10" w:right="151" w:hanging="10"/>
-        <w:jc w:val="center"/>
-        <w:rPr>
-          <w:b/>
-        </w:rPr>
-      </w:pPr>
-    </w:p>
-    <w:p>
-      <w:pPr>
-        <w:spacing w:after="248" w:line="259" w:lineRule="auto"/>
-        <w:ind w:left="10" w:right="151" w:hanging="10"/>
-        <w:jc w:val="center"/>
-        <w:rPr>
-          <w:b/>
-        </w:rPr>
-      </w:pPr>
     </w:p>
     <w:p>
       <w:pPr>
@@ -12306,7 +13107,6 @@
           <w:noProof/>
           <w:lang w:val="es-419"/>
         </w:rPr>
-        <w:lastRenderedPageBreak/>
         <w:drawing>
           <wp:inline distT="0" distB="0" distL="0" distR="0" wp14:anchorId="7033C069" wp14:editId="0C696CEA">
             <wp:extent cx="6191250" cy="1993452"/>
@@ -12325,7 +13125,7 @@
                     </pic:cNvPicPr>
                   </pic:nvPicPr>
                   <pic:blipFill>
-                    <a:blip r:embed="rId35">
+                    <a:blip r:embed="rId28">
                       <a:extLst>
                         <a:ext uri="{28A0092B-C50C-407E-A947-70E740481C1C}">
                           <a14:useLocalDpi xmlns:a14="http://schemas.microsoft.com/office/drawing/2010/main" val="0"/>
@@ -12359,6 +13159,11 @@
     </w:p>
     <w:p>
       <w:pPr>
+        <w:pStyle w:val="Sinespaciado"/>
+      </w:pPr>
+    </w:p>
+    <w:p>
+      <w:pPr>
         <w:spacing w:after="303" w:line="259" w:lineRule="auto"/>
         <w:ind w:left="708" w:right="146" w:firstLine="0"/>
       </w:pPr>
@@ -12407,44 +13212,98 @@
         <w:ind w:left="-15" w:right="146"/>
       </w:pPr>
       <w:r>
-        <w:t xml:space="preserve">Con el fin de ampliar sus conocimientos sobre la temática, por favor revise las referencias bibliográficas propuestas de la biblioteca SENA, entre ellas se encuentra: </w:t>
-      </w:r>
-    </w:p>
-    <w:p>
-      <w:pPr>
-        <w:spacing w:after="305" w:line="360" w:lineRule="auto"/>
-        <w:ind w:left="0" w:right="132" w:firstLine="708"/>
-      </w:pPr>
+        <w:t>Con el fin de ampliar sus conocimientos sobre la temática, por favor</w:t>
+      </w:r>
+      <w:r>
+        <w:t>,</w:t>
+      </w:r>
+      <w:r>
+        <w:t xml:space="preserve"> revise las referencias bibliográficas propuestas de la biblioteca SENA, entre ellas se encuentra: </w:t>
+      </w:r>
       <w:r>
         <w:rPr>
           <w:b/>
         </w:rPr>
         <w:t>Angulo, U. (2018). Contabilidad financiera, correlacionado con NIIF. Ediciones de la U. Bogotá: Colombia.</w:t>
       </w:r>
-      <w:r>
-        <w:t xml:space="preserve"> </w:t>
-      </w:r>
+    </w:p>
+    <w:p>
+      <w:pPr>
+        <w:ind w:left="-15" w:right="146"/>
+      </w:pPr>
+    </w:p>
+    <w:p>
+      <w:pPr>
+        <w:ind w:left="-15" w:right="146"/>
+      </w:pPr>
+    </w:p>
+    <w:p>
+      <w:pPr>
+        <w:ind w:left="-15" w:right="146"/>
+      </w:pPr>
+    </w:p>
+    <w:p>
+      <w:pPr>
+        <w:ind w:left="-15" w:right="146"/>
+      </w:pPr>
+    </w:p>
+    <w:p>
+      <w:pPr>
+        <w:ind w:left="-15" w:right="146"/>
+      </w:pPr>
+    </w:p>
+    <w:p>
+      <w:pPr>
+        <w:ind w:left="-15" w:right="146"/>
+      </w:pPr>
+    </w:p>
+    <w:p>
+      <w:pPr>
+        <w:ind w:left="-15" w:right="146"/>
+      </w:pPr>
+    </w:p>
+    <w:p>
+      <w:pPr>
+        <w:ind w:left="-15" w:right="146"/>
+      </w:pPr>
+    </w:p>
+    <w:p>
+      <w:pPr>
+        <w:ind w:left="-15" w:right="146"/>
+      </w:pPr>
+    </w:p>
+    <w:p>
+      <w:pPr>
+        <w:ind w:left="-15" w:right="146"/>
+      </w:pPr>
+    </w:p>
+    <w:p>
+      <w:pPr>
+        <w:ind w:left="-15" w:right="146"/>
+      </w:pPr>
+    </w:p>
+    <w:p>
+      <w:pPr>
+        <w:ind w:left="-15" w:right="146"/>
+      </w:pPr>
+    </w:p>
+    <w:p>
+      <w:pPr>
+        <w:ind w:left="-15" w:right="146"/>
+      </w:pPr>
     </w:p>
     <w:p>
       <w:pPr>
         <w:pStyle w:val="Ttulo2"/>
         <w:ind w:left="-5"/>
       </w:pPr>
-    </w:p>
-    <w:p>
-      <w:pPr>
-        <w:pStyle w:val="Ttulo2"/>
-        <w:ind w:left="-5"/>
-      </w:pPr>
-    </w:p>
-    <w:p/>
-    <w:p>
-      <w:pPr>
-        <w:pStyle w:val="Ttulo2"/>
-        <w:ind w:left="-5"/>
-      </w:pPr>
-      <w:r>
-        <w:t xml:space="preserve">Síntesis  </w:t>
+      <w:bookmarkStart w:id="13" w:name="_Toc223961665"/>
+      <w:r>
+        <w:t>Síntesis</w:t>
+      </w:r>
+      <w:bookmarkEnd w:id="13"/>
+      <w:r>
+        <w:t xml:space="preserve">  </w:t>
       </w:r>
     </w:p>
     <w:p>
@@ -12465,7 +13324,6 @@
         <w:rPr>
           <w:noProof/>
         </w:rPr>
-        <w:lastRenderedPageBreak/>
         <w:drawing>
           <wp:inline distT="0" distB="0" distL="0" distR="0" wp14:anchorId="42AFD3CB" wp14:editId="6E5CF9D8">
             <wp:extent cx="6257017" cy="4264471"/>
@@ -12484,7 +13342,7 @@
                     </pic:cNvPicPr>
                   </pic:nvPicPr>
                   <pic:blipFill>
-                    <a:blip r:embed="rId36">
+                    <a:blip r:embed="rId29">
                       <a:extLst>
                         <a:ext uri="{28A0092B-C50C-407E-A947-70E740481C1C}">
                           <a14:useLocalDpi xmlns:a14="http://schemas.microsoft.com/office/drawing/2010/main" val="0"/>
@@ -12550,8 +13408,13 @@
         <w:spacing w:after="0"/>
         <w:ind w:left="-5"/>
       </w:pPr>
-      <w:r>
-        <w:t xml:space="preserve">Material complementario </w:t>
+      <w:bookmarkStart w:id="14" w:name="_Toc223961666"/>
+      <w:r>
+        <w:t>Material complementario</w:t>
+      </w:r>
+      <w:bookmarkEnd w:id="14"/>
+      <w:r>
+        <w:t xml:space="preserve"> </w:t>
       </w:r>
     </w:p>
     <w:tbl>
@@ -12701,7 +13564,6 @@
               <w:rPr>
                 <w:sz w:val="24"/>
               </w:rPr>
-              <w:lastRenderedPageBreak/>
               <w:t xml:space="preserve">Política contable PPYE </w:t>
             </w:r>
           </w:p>
@@ -12796,7 +13658,7 @@
               <w:spacing w:after="0" w:line="259" w:lineRule="auto"/>
               <w:ind w:left="0" w:firstLine="0"/>
             </w:pPr>
-            <w:hyperlink r:id="rId37">
+            <w:hyperlink r:id="rId30">
               <w:r>
                 <w:rPr>
                   <w:color w:val="1F3864"/>
@@ -12806,7 +13668,7 @@
                 <w:t xml:space="preserve">https://www.funcionpublic </w:t>
               </w:r>
             </w:hyperlink>
-            <w:hyperlink r:id="rId38">
+            <w:hyperlink r:id="rId31">
               <w:r>
                 <w:rPr>
                   <w:color w:val="1F3864"/>
@@ -12852,7 +13714,7 @@
                 <w:t xml:space="preserve"> </w:t>
               </w:r>
             </w:hyperlink>
-            <w:hyperlink r:id="rId39">
+            <w:hyperlink r:id="rId32">
               <w:proofErr w:type="spellStart"/>
               <w:r>
                 <w:rPr>
@@ -12890,7 +13752,7 @@
                 <w:t>=41102</w:t>
               </w:r>
             </w:hyperlink>
-            <w:hyperlink r:id="rId40">
+            <w:hyperlink r:id="rId33">
               <w:r>
                 <w:rPr>
                   <w:color w:val="1F3864"/>
@@ -13028,7 +13890,7 @@
               <w:spacing w:after="0" w:line="259" w:lineRule="auto"/>
               <w:ind w:left="0" w:firstLine="0"/>
             </w:pPr>
-            <w:hyperlink r:id="rId41">
+            <w:hyperlink r:id="rId34">
               <w:r>
                 <w:rPr>
                   <w:color w:val="1F3864"/>
@@ -13038,7 +13900,7 @@
                 <w:t xml:space="preserve">https://www.funcionpublic </w:t>
               </w:r>
             </w:hyperlink>
-            <w:hyperlink r:id="rId42">
+            <w:hyperlink r:id="rId35">
               <w:r>
                 <w:rPr>
                   <w:color w:val="1F3864"/>
@@ -13084,7 +13946,7 @@
                 <w:t xml:space="preserve"> </w:t>
               </w:r>
             </w:hyperlink>
-            <w:hyperlink r:id="rId43">
+            <w:hyperlink r:id="rId36">
               <w:proofErr w:type="spellStart"/>
               <w:r>
                 <w:rPr>
@@ -13122,7 +13984,7 @@
                 <w:t>=6739</w:t>
               </w:r>
             </w:hyperlink>
-            <w:hyperlink r:id="rId44">
+            <w:hyperlink r:id="rId37">
               <w:r>
                 <w:rPr>
                   <w:sz w:val="24"/>
@@ -13251,7 +14113,7 @@
               <w:spacing w:after="0" w:line="259" w:lineRule="auto"/>
               <w:ind w:left="0" w:firstLine="0"/>
             </w:pPr>
-            <w:hyperlink r:id="rId45">
+            <w:hyperlink r:id="rId38">
               <w:r>
                 <w:rPr>
                   <w:color w:val="1F3864"/>
@@ -13261,7 +14123,7 @@
                 <w:t xml:space="preserve">https://www.funcionpublic </w:t>
               </w:r>
             </w:hyperlink>
-            <w:hyperlink r:id="rId46">
+            <w:hyperlink r:id="rId39">
               <w:r>
                 <w:rPr>
                   <w:color w:val="1F3864"/>
@@ -13307,7 +14169,7 @@
                 <w:t xml:space="preserve"> </w:t>
               </w:r>
             </w:hyperlink>
-            <w:hyperlink r:id="rId47">
+            <w:hyperlink r:id="rId40">
               <w:proofErr w:type="spellStart"/>
               <w:r>
                 <w:rPr>
@@ -13345,7 +14207,7 @@
                 <w:t>=38871</w:t>
               </w:r>
             </w:hyperlink>
-            <w:hyperlink r:id="rId48">
+            <w:hyperlink r:id="rId41">
               <w:r>
                 <w:rPr>
                   <w:sz w:val="24"/>
@@ -13459,7 +14321,7 @@
               <w:spacing w:after="0" w:line="259" w:lineRule="auto"/>
               <w:ind w:left="0" w:firstLine="0"/>
             </w:pPr>
-            <w:hyperlink r:id="rId49">
+            <w:hyperlink r:id="rId42">
               <w:r>
                 <w:rPr>
                   <w:color w:val="1F3864"/>
@@ -13469,7 +14331,7 @@
                 <w:t xml:space="preserve">https://www.funcionpublic </w:t>
               </w:r>
             </w:hyperlink>
-            <w:hyperlink r:id="rId50">
+            <w:hyperlink r:id="rId43">
               <w:r>
                 <w:rPr>
                   <w:color w:val="1F3864"/>
@@ -13515,7 +14377,7 @@
                 <w:t xml:space="preserve"> </w:t>
               </w:r>
             </w:hyperlink>
-            <w:hyperlink r:id="rId51">
+            <w:hyperlink r:id="rId44">
               <w:proofErr w:type="spellStart"/>
               <w:r>
                 <w:rPr>
@@ -13553,7 +14415,7 @@
                 <w:t>=4276</w:t>
               </w:r>
             </w:hyperlink>
-            <w:hyperlink r:id="rId52">
+            <w:hyperlink r:id="rId45">
               <w:r>
                 <w:rPr>
                   <w:sz w:val="24"/>
@@ -13597,8 +14459,13 @@
         <w:pStyle w:val="Ttulo2"/>
         <w:ind w:left="-5"/>
       </w:pPr>
-      <w:r>
-        <w:t xml:space="preserve">Glosario </w:t>
+      <w:bookmarkStart w:id="15" w:name="_Toc223961667"/>
+      <w:r>
+        <w:t>Glosario</w:t>
+      </w:r>
+      <w:bookmarkEnd w:id="15"/>
+      <w:r>
+        <w:t xml:space="preserve"> </w:t>
       </w:r>
     </w:p>
     <w:p>
@@ -13622,7 +14489,13 @@
         <w:t xml:space="preserve"> </w:t>
       </w:r>
       <w:r>
-        <w:t xml:space="preserve">es el aporte de los socios, puede darse en aporte financieros o industrial. </w:t>
+        <w:t>es el aporte de los socios, puede darse en aporte</w:t>
+      </w:r>
+      <w:r>
+        <w:t>s</w:t>
+      </w:r>
+      <w:r>
+        <w:t xml:space="preserve"> financieros o industrial. </w:t>
       </w:r>
     </w:p>
     <w:p>
@@ -13648,7 +14521,6 @@
         <w:rPr>
           <w:b/>
         </w:rPr>
-        <w:lastRenderedPageBreak/>
         <w:t>Cuenta</w:t>
       </w:r>
       <w:r>
@@ -13666,7 +14538,13 @@
         <w:t>Cuentas de resultado</w:t>
       </w:r>
       <w:r>
-        <w:t xml:space="preserve">: son aquellas cuentas que reflejan el resultado del ejercicio, el cual puede ser una utilidad o perdida. Las cuentas son ingresos y gastos. </w:t>
+        <w:t>: son aquellas cuentas que reflejan el resultado del ejercicio, el cual puede ser una utilidad o p</w:t>
+      </w:r>
+      <w:r>
+        <w:t>é</w:t>
+      </w:r>
+      <w:r>
+        <w:t xml:space="preserve">rdida. Las cuentas son ingresos y gastos. </w:t>
       </w:r>
     </w:p>
     <w:p>
@@ -13815,9 +14693,13 @@
         <w:pStyle w:val="Ttulo2"/>
         <w:ind w:left="-5"/>
       </w:pPr>
-      <w:r>
-        <w:lastRenderedPageBreak/>
-        <w:t xml:space="preserve">Referencias bibliográficas  </w:t>
+      <w:bookmarkStart w:id="16" w:name="_Toc223961668"/>
+      <w:r>
+        <w:t>Referencias bibliográficas</w:t>
+      </w:r>
+      <w:bookmarkEnd w:id="16"/>
+      <w:r>
+        <w:t xml:space="preserve">  </w:t>
       </w:r>
     </w:p>
     <w:p>
@@ -13842,7 +14724,7 @@
         <w:spacing w:after="143" w:line="259" w:lineRule="auto"/>
         <w:ind w:left="718" w:hanging="10"/>
       </w:pPr>
-      <w:hyperlink r:id="rId53">
+      <w:hyperlink r:id="rId46">
         <w:r>
           <w:rPr>
             <w:color w:val="1F3864"/>
@@ -13851,7 +14733,7 @@
           <w:t>http://www.ctcp.gov.co/proyectos/contabilidad</w:t>
         </w:r>
       </w:hyperlink>
-      <w:hyperlink r:id="rId54">
+      <w:hyperlink r:id="rId47">
         <w:r>
           <w:rPr>
             <w:color w:val="1F3864"/>
@@ -13860,7 +14742,7 @@
           <w:t>-</w:t>
         </w:r>
       </w:hyperlink>
-      <w:hyperlink r:id="rId55">
+      <w:hyperlink r:id="rId48">
         <w:r>
           <w:rPr>
             <w:color w:val="1F3864"/>
@@ -13869,7 +14751,7 @@
           <w:t>e</w:t>
         </w:r>
       </w:hyperlink>
-      <w:hyperlink r:id="rId56">
+      <w:hyperlink r:id="rId49">
         <w:r>
           <w:rPr>
             <w:color w:val="1F3864"/>
@@ -13878,7 +14760,7 @@
           <w:t>-</w:t>
         </w:r>
       </w:hyperlink>
-      <w:hyperlink r:id="rId57">
+      <w:hyperlink r:id="rId50">
         <w:r>
           <w:rPr>
             <w:color w:val="1F3864"/>
@@ -13887,7 +14769,7 @@
           <w:t>informacion</w:t>
         </w:r>
       </w:hyperlink>
-      <w:hyperlink r:id="rId58">
+      <w:hyperlink r:id="rId51">
         <w:r>
           <w:rPr>
             <w:color w:val="1F3864"/>
@@ -13902,7 +14784,7 @@
         <w:spacing w:after="143" w:line="259" w:lineRule="auto"/>
         <w:ind w:left="-5" w:hanging="10"/>
       </w:pPr>
-      <w:hyperlink r:id="rId59">
+      <w:hyperlink r:id="rId52">
         <w:r>
           <w:rPr>
             <w:color w:val="1F3864"/>
@@ -13911,7 +14793,7 @@
           <w:t>financiera/documentos</w:t>
         </w:r>
       </w:hyperlink>
-      <w:hyperlink r:id="rId60">
+      <w:hyperlink r:id="rId53">
         <w:r>
           <w:rPr>
             <w:color w:val="1F3864"/>
@@ -13920,7 +14802,7 @@
           <w:t>-</w:t>
         </w:r>
       </w:hyperlink>
-      <w:hyperlink r:id="rId61">
+      <w:hyperlink r:id="rId54">
         <w:r>
           <w:rPr>
             <w:color w:val="1F3864"/>
@@ -13929,7 +14811,7 @@
           <w:t>organismos</w:t>
         </w:r>
       </w:hyperlink>
-      <w:hyperlink r:id="rId62">
+      <w:hyperlink r:id="rId55">
         <w:r>
           <w:rPr>
             <w:color w:val="1F3864"/>
@@ -13938,7 +14820,7 @@
           <w:t>-</w:t>
         </w:r>
       </w:hyperlink>
-      <w:hyperlink r:id="rId63">
+      <w:hyperlink r:id="rId56">
         <w:r>
           <w:rPr>
             <w:color w:val="1F3864"/>
@@ -13947,7 +14829,7 @@
           <w:t>internacionales/enmiendas</w:t>
         </w:r>
       </w:hyperlink>
-      <w:hyperlink r:id="rId64">
+      <w:hyperlink r:id="rId57">
         <w:r>
           <w:rPr>
             <w:color w:val="1F3864"/>
@@ -13956,7 +14838,7 @@
           <w:t>-</w:t>
         </w:r>
       </w:hyperlink>
-      <w:hyperlink r:id="rId65">
+      <w:hyperlink r:id="rId58">
         <w:r>
           <w:rPr>
             <w:color w:val="1F3864"/>
@@ -13965,7 +14847,7 @@
           <w:t>iasb</w:t>
         </w:r>
       </w:hyperlink>
-      <w:hyperlink r:id="rId66">
+      <w:hyperlink r:id="rId59">
         <w:r>
           <w:rPr>
             <w:color w:val="1F3864"/>
@@ -13974,7 +14856,7 @@
           <w:t>-</w:t>
         </w:r>
       </w:hyperlink>
-      <w:hyperlink r:id="rId67">
+      <w:hyperlink r:id="rId60">
         <w:r>
           <w:rPr>
             <w:color w:val="1F3864"/>
@@ -13983,7 +14865,7 @@
           <w:t>emitidas</w:t>
         </w:r>
       </w:hyperlink>
-      <w:hyperlink r:id="rId68">
+      <w:hyperlink r:id="rId61">
         <w:r>
           <w:rPr>
             <w:color w:val="1F3864"/>
@@ -13992,7 +14874,7 @@
           <w:t>-</w:t>
         </w:r>
       </w:hyperlink>
-      <w:hyperlink r:id="rId69">
+      <w:hyperlink r:id="rId62">
         <w:r>
           <w:rPr>
             <w:color w:val="1F3864"/>
@@ -14001,7 +14883,7 @@
           <w:t>en</w:t>
         </w:r>
       </w:hyperlink>
-      <w:hyperlink r:id="rId70">
+      <w:hyperlink r:id="rId63">
         <w:r>
           <w:rPr>
             <w:color w:val="1F3864"/>
@@ -14016,7 +14898,7 @@
         <w:spacing w:after="303" w:line="259" w:lineRule="auto"/>
         <w:ind w:left="-5" w:hanging="10"/>
       </w:pPr>
-      <w:hyperlink r:id="rId71">
+      <w:hyperlink r:id="rId64">
         <w:r>
           <w:rPr>
             <w:color w:val="1F3864"/>
@@ -14025,7 +14907,7 @@
           <w:t>2018/5</w:t>
         </w:r>
       </w:hyperlink>
-      <w:hyperlink r:id="rId72">
+      <w:hyperlink r:id="rId65">
         <w:r>
           <w:rPr>
             <w:color w:val="1F3864"/>
@@ -14034,7 +14916,7 @@
           <w:t>-</w:t>
         </w:r>
       </w:hyperlink>
-      <w:hyperlink r:id="rId73">
+      <w:hyperlink r:id="rId66">
         <w:r>
           <w:rPr>
             <w:color w:val="1F3864"/>
@@ -14043,7 +14925,7 @@
           <w:t>c</w:t>
         </w:r>
       </w:hyperlink>
-      <w:hyperlink r:id="rId74">
+      <w:hyperlink r:id="rId67">
         <w:r>
           <w:rPr>
             <w:color w:val="1F3864"/>
@@ -14052,7 +14934,7 @@
           <w:t>-</w:t>
         </w:r>
       </w:hyperlink>
-      <w:hyperlink r:id="rId75">
+      <w:hyperlink r:id="rId68">
         <w:r>
           <w:rPr>
             <w:color w:val="1F3864"/>
@@ -14061,7 +14943,7 @@
           <w:t>marco</w:t>
         </w:r>
       </w:hyperlink>
-      <w:hyperlink r:id="rId76">
+      <w:hyperlink r:id="rId69">
         <w:r>
           <w:rPr>
             <w:color w:val="1F3864"/>
@@ -14070,7 +14952,7 @@
           <w:t>-</w:t>
         </w:r>
       </w:hyperlink>
-      <w:hyperlink r:id="rId77">
+      <w:hyperlink r:id="rId70">
         <w:r>
           <w:rPr>
             <w:color w:val="1F3864"/>
@@ -14079,7 +14961,7 @@
           <w:t>conceptual</w:t>
         </w:r>
       </w:hyperlink>
-      <w:hyperlink r:id="rId78">
+      <w:hyperlink r:id="rId71">
         <w:r>
           <w:rPr>
             <w:color w:val="1F3864"/>
@@ -14088,7 +14970,7 @@
           <w:t>-</w:t>
         </w:r>
       </w:hyperlink>
-      <w:hyperlink r:id="rId79">
+      <w:hyperlink r:id="rId72">
         <w:r>
           <w:rPr>
             <w:color w:val="1F3864"/>
@@ -14097,7 +14979,7 @@
           <w:t>para</w:t>
         </w:r>
       </w:hyperlink>
-      <w:hyperlink r:id="rId80">
+      <w:hyperlink r:id="rId73">
         <w:r>
           <w:rPr>
             <w:color w:val="1F3864"/>
@@ -14106,7 +14988,7 @@
           <w:t>-</w:t>
         </w:r>
       </w:hyperlink>
-      <w:hyperlink r:id="rId81">
+      <w:hyperlink r:id="rId74">
         <w:r>
           <w:rPr>
             <w:color w:val="1F3864"/>
@@ -14115,7 +14997,7 @@
           <w:t>la</w:t>
         </w:r>
       </w:hyperlink>
-      <w:hyperlink r:id="rId82">
+      <w:hyperlink r:id="rId75">
         <w:r>
           <w:t xml:space="preserve"> </w:t>
         </w:r>
@@ -14143,7 +15025,7 @@
         <w:spacing w:after="303" w:line="259" w:lineRule="auto"/>
         <w:ind w:left="718" w:hanging="10"/>
       </w:pPr>
-      <w:hyperlink r:id="rId83">
+      <w:hyperlink r:id="rId76">
         <w:r>
           <w:rPr>
             <w:color w:val="1F3864"/>
@@ -14152,7 +15034,7 @@
           <w:t>https://www.funcionpublica.gov.co/eva/gestornormativo/norma.php?i=76745</w:t>
         </w:r>
       </w:hyperlink>
-      <w:hyperlink r:id="rId84">
+      <w:hyperlink r:id="rId77">
         <w:r>
           <w:t xml:space="preserve"> </w:t>
         </w:r>
@@ -14214,7 +15096,7 @@
         <w:spacing w:after="143" w:line="259" w:lineRule="auto"/>
         <w:ind w:left="718" w:hanging="10"/>
       </w:pPr>
-      <w:hyperlink r:id="rId85">
+      <w:hyperlink r:id="rId78">
         <w:r>
           <w:rPr>
             <w:color w:val="1F3864"/>
@@ -14223,7 +15105,7 @@
           <w:t>http://www.ctcp.gov.co/proyectos/contabilidad</w:t>
         </w:r>
       </w:hyperlink>
-      <w:hyperlink r:id="rId86">
+      <w:hyperlink r:id="rId79">
         <w:r>
           <w:rPr>
             <w:color w:val="1F3864"/>
@@ -14232,7 +15114,7 @@
           <w:t>-</w:t>
         </w:r>
       </w:hyperlink>
-      <w:hyperlink r:id="rId87">
+      <w:hyperlink r:id="rId80">
         <w:r>
           <w:rPr>
             <w:color w:val="1F3864"/>
@@ -14241,7 +15123,7 @@
           <w:t>e</w:t>
         </w:r>
       </w:hyperlink>
-      <w:hyperlink r:id="rId88">
+      <w:hyperlink r:id="rId81">
         <w:r>
           <w:rPr>
             <w:color w:val="1F3864"/>
@@ -14250,7 +15132,7 @@
           <w:t>-</w:t>
         </w:r>
       </w:hyperlink>
-      <w:hyperlink r:id="rId89">
+      <w:hyperlink r:id="rId82">
         <w:r>
           <w:rPr>
             <w:color w:val="1F3864"/>
@@ -14259,7 +15141,7 @@
           <w:t>informacion</w:t>
         </w:r>
       </w:hyperlink>
-      <w:hyperlink r:id="rId90">
+      <w:hyperlink r:id="rId83">
         <w:r>
           <w:rPr>
             <w:color w:val="1F3864"/>
@@ -14274,7 +15156,7 @@
         <w:spacing w:after="143"/>
         <w:ind w:left="-5" w:hanging="10"/>
       </w:pPr>
-      <w:hyperlink r:id="rId91">
+      <w:hyperlink r:id="rId84">
         <w:r>
           <w:rPr>
             <w:color w:val="1F3864"/>
@@ -14283,7 +15165,7 @@
           <w:t>financiera/documentos</w:t>
         </w:r>
       </w:hyperlink>
-      <w:hyperlink r:id="rId92">
+      <w:hyperlink r:id="rId85">
         <w:r>
           <w:rPr>
             <w:color w:val="1F3864"/>
@@ -14292,7 +15174,7 @@
           <w:t>-</w:t>
         </w:r>
       </w:hyperlink>
-      <w:hyperlink r:id="rId93">
+      <w:hyperlink r:id="rId86">
         <w:r>
           <w:rPr>
             <w:color w:val="1F3864"/>
@@ -14301,7 +15183,7 @@
           <w:t>organismos</w:t>
         </w:r>
       </w:hyperlink>
-      <w:hyperlink r:id="rId94">
+      <w:hyperlink r:id="rId87">
         <w:r>
           <w:rPr>
             <w:color w:val="1F3864"/>
@@ -14310,7 +15192,7 @@
           <w:t>-</w:t>
         </w:r>
       </w:hyperlink>
-      <w:hyperlink r:id="rId95">
+      <w:hyperlink r:id="rId88">
         <w:r>
           <w:rPr>
             <w:color w:val="1F3864"/>
@@ -14319,7 +15201,7 @@
           <w:t>internacionales/compilacion</w:t>
         </w:r>
       </w:hyperlink>
-      <w:hyperlink r:id="rId96">
+      <w:hyperlink r:id="rId89">
         <w:r>
           <w:rPr>
             <w:color w:val="1F3864"/>
@@ -14328,7 +15210,7 @@
           <w:t>-</w:t>
         </w:r>
       </w:hyperlink>
-      <w:hyperlink r:id="rId97">
+      <w:hyperlink r:id="rId90">
         <w:r>
           <w:rPr>
             <w:color w:val="1F3864"/>
@@ -14337,7 +15219,7 @@
           <w:t>marcos</w:t>
         </w:r>
       </w:hyperlink>
-      <w:hyperlink r:id="rId98">
+      <w:hyperlink r:id="rId91">
         <w:r>
           <w:rPr>
             <w:color w:val="1F3864"/>
@@ -14346,7 +15228,7 @@
           <w:t>-</w:t>
         </w:r>
       </w:hyperlink>
-      <w:hyperlink r:id="rId99">
+      <w:hyperlink r:id="rId92">
         <w:r>
           <w:rPr>
             <w:color w:val="1F3864"/>
@@ -14355,7 +15237,7 @@
           <w:t>tecnicos</w:t>
         </w:r>
       </w:hyperlink>
-      <w:hyperlink r:id="rId100">
+      <w:hyperlink r:id="rId93">
         <w:r>
           <w:rPr>
             <w:color w:val="1F3864"/>
@@ -14364,7 +15246,7 @@
           <w:t>-</w:t>
         </w:r>
       </w:hyperlink>
-      <w:hyperlink r:id="rId101">
+      <w:hyperlink r:id="rId94">
         <w:r>
           <w:rPr>
             <w:color w:val="1F3864"/>
@@ -14373,8 +15255,8 @@
           <w:t>de</w:t>
         </w:r>
       </w:hyperlink>
-      <w:hyperlink r:id="rId102"/>
-      <w:hyperlink r:id="rId103">
+      <w:hyperlink r:id="rId95"/>
+      <w:hyperlink r:id="rId96">
         <w:r>
           <w:rPr>
             <w:color w:val="1F3864"/>
@@ -14383,7 +15265,7 @@
           <w:t>informacion</w:t>
         </w:r>
       </w:hyperlink>
-      <w:hyperlink r:id="rId104">
+      <w:hyperlink r:id="rId97">
         <w:r>
           <w:rPr>
             <w:color w:val="1F3864"/>
@@ -14392,7 +15274,7 @@
           <w:t>-</w:t>
         </w:r>
       </w:hyperlink>
-      <w:hyperlink r:id="rId105">
+      <w:hyperlink r:id="rId98">
         <w:r>
           <w:rPr>
             <w:color w:val="1F3864"/>
@@ -14401,7 +15283,7 @@
           <w:t>financi/1534369239</w:t>
         </w:r>
       </w:hyperlink>
-      <w:hyperlink r:id="rId106">
+      <w:hyperlink r:id="rId99">
         <w:r>
           <w:rPr>
             <w:color w:val="1F3864"/>
@@ -14410,7 +15292,7 @@
           <w:t>-</w:t>
         </w:r>
       </w:hyperlink>
-      <w:hyperlink r:id="rId107">
+      <w:hyperlink r:id="rId100">
         <w:r>
           <w:rPr>
             <w:color w:val="1F3864"/>
@@ -14419,7 +15301,7 @@
           <w:t>2962</w:t>
         </w:r>
       </w:hyperlink>
-      <w:hyperlink r:id="rId108">
+      <w:hyperlink r:id="rId101">
         <w:r>
           <w:t xml:space="preserve"> </w:t>
         </w:r>
@@ -14455,7 +15337,6 @@
         <w:ind w:left="-15" w:right="146"/>
       </w:pPr>
       <w:r>
-        <w:lastRenderedPageBreak/>
         <w:t xml:space="preserve">Tapia, C. y Jiménez, J. (2018) Cómo entender finanzas sin ser financiero. Instituto Mexicano de Contadores Públicos. </w:t>
       </w:r>
     </w:p>
@@ -14493,9 +15374,13 @@
         <w:spacing w:after="0"/>
         <w:ind w:left="-5"/>
       </w:pPr>
-      <w:r>
-        <w:lastRenderedPageBreak/>
-        <w:t xml:space="preserve">Créditos </w:t>
+      <w:bookmarkStart w:id="17" w:name="_Toc223961669"/>
+      <w:r>
+        <w:t>Créditos</w:t>
+      </w:r>
+      <w:bookmarkEnd w:id="17"/>
+      <w:r>
+        <w:t xml:space="preserve"> </w:t>
       </w:r>
     </w:p>
     <w:tbl>
@@ -15522,7 +16407,6 @@
               <w:rPr>
                 <w:sz w:val="24"/>
               </w:rPr>
-              <w:lastRenderedPageBreak/>
               <w:t xml:space="preserve">Gilberto Junior Rodríguez </w:t>
             </w:r>
             <w:proofErr w:type="spellStart"/>
@@ -16089,7 +16973,21 @@
               <w:rPr>
                 <w:sz w:val="24"/>
               </w:rPr>
-              <w:t xml:space="preserve"> Wilfredo Pizo Ossa</w:t>
+              <w:t xml:space="preserve"> Wilfredo </w:t>
+            </w:r>
+            <w:proofErr w:type="spellStart"/>
+            <w:r>
+              <w:rPr>
+                <w:sz w:val="24"/>
+              </w:rPr>
+              <w:t>Pizo</w:t>
+            </w:r>
+            <w:proofErr w:type="spellEnd"/>
+            <w:r>
+              <w:rPr>
+                <w:sz w:val="24"/>
+              </w:rPr>
+              <w:t xml:space="preserve"> Ossa</w:t>
             </w:r>
           </w:p>
         </w:tc>
@@ -16247,12 +17145,12 @@
       </w:r>
     </w:p>
     <w:sectPr>
-      <w:headerReference w:type="even" r:id="rId109"/>
-      <w:headerReference w:type="default" r:id="rId110"/>
-      <w:footerReference w:type="even" r:id="rId111"/>
-      <w:footerReference w:type="default" r:id="rId112"/>
-      <w:headerReference w:type="first" r:id="rId113"/>
-      <w:footerReference w:type="first" r:id="rId114"/>
+      <w:headerReference w:type="even" r:id="rId102"/>
+      <w:headerReference w:type="default" r:id="rId103"/>
+      <w:footerReference w:type="even" r:id="rId104"/>
+      <w:footerReference w:type="default" r:id="rId105"/>
+      <w:headerReference w:type="first" r:id="rId106"/>
+      <w:footerReference w:type="first" r:id="rId107"/>
       <w:pgSz w:w="12240" w:h="15840"/>
       <w:pgMar w:top="1707" w:right="989" w:bottom="1441" w:left="1133" w:header="720" w:footer="720" w:gutter="0"/>
       <w:cols w:space="720"/>
@@ -16263,7 +17161,7 @@
 </file>
 
 <file path=word/endnotes.xml><?xml version="1.0" encoding="utf-8"?>
-<w:endnotes xmlns:wpc="http://schemas.microsoft.com/office/word/2010/wordprocessingCanvas" xmlns:cx="http://schemas.microsoft.com/office/drawing/2014/chartex" xmlns:cx1="http://schemas.microsoft.com/office/drawing/2015/9/8/chartex" xmlns:cx2="http://schemas.microsoft.com/office/drawing/2015/10/21/chartex" xmlns:cx3="http://schemas.microsoft.com/office/drawing/2016/5/9/chartex" xmlns:cx4="http://schemas.microsoft.com/office/drawing/2016/5/10/chartex" xmlns:cx5="http://schemas.microsoft.com/office/drawing/2016/5/11/chartex" xmlns:cx6="http://schemas.microsoft.com/office/drawing/2016/5/12/chartex" xmlns:cx7="http://schemas.microsoft.com/office/drawing/2016/5/13/chartex" xmlns:cx8="http://schemas.microsoft.com/office/drawing/2016/5/14/chartex" xmlns:mc="http://schemas.openxmlformats.org/markup-compatibility/2006" xmlns:aink="http://schemas.microsoft.com/office/drawing/2016/ink" xmlns:am3d="http://schemas.microsoft.com/office/drawing/2017/model3d" xmlns:o="urn:schemas-microsoft-com:office:office" xmlns:oel="http://schemas.microsoft.com/office/2019/extlst" xmlns:r="http://schemas.openxmlformats.org/officeDocument/2006/relationships" xmlns:m="http://schemas.openxmlformats.org/officeDocument/2006/math" xmlns:v="urn:schemas-microsoft-com:vml" xmlns:wp14="http://schemas.microsoft.com/office/word/2010/wordprocessingDrawing" xmlns:wp="http://schemas.openxmlformats.org/drawingml/2006/wordprocessingDrawing" xmlns:w10="urn:schemas-microsoft-com:office:word" xmlns:w="http://schemas.openxmlformats.org/wordprocessingml/2006/main" xmlns:w14="http://schemas.microsoft.com/office/word/2010/wordml" xmlns:w15="http://schemas.microsoft.com/office/word/2012/wordml" xmlns:w16cex="http://schemas.microsoft.com/office/word/2018/wordml/cex" xmlns:w16cid="http://schemas.microsoft.com/office/word/2016/wordml/cid" xmlns:w16="http://schemas.microsoft.com/office/word/2018/wordml" xmlns:w16du="http://schemas.microsoft.com/office/word/2023/wordml/word16du" xmlns:w16sdtdh="http://schemas.microsoft.com/office/word/2020/wordml/sdtdatahash" xmlns:w16sdtfl="http://schemas.microsoft.com/office/word/2024/wordml/sdtformatlock" xmlns:w16se="http://schemas.microsoft.com/office/word/2015/wordml/symex" xmlns:wpg="http://schemas.microsoft.com/office/word/2010/wordprocessingGroup" xmlns:wpi="http://schemas.microsoft.com/office/word/2010/wordprocessingInk" xmlns:wne="http://schemas.microsoft.com/office/word/2006/wordml" xmlns:wps="http://schemas.microsoft.com/office/word/2010/wordprocessingShape" mc:Ignorable="w14 w15 w16se w16cid w16 w16cex w16sdtdh w16sdtfl w16du wp14">
+<w:endnotes xmlns:wpc="http://schemas.microsoft.com/office/word/2010/wordprocessingCanvas" xmlns:cx="http://schemas.microsoft.com/office/drawing/2014/chartex" xmlns:cx1="http://schemas.microsoft.com/office/drawing/2015/9/8/chartex" xmlns:cx2="http://schemas.microsoft.com/office/drawing/2015/10/21/chartex" xmlns:cx3="http://schemas.microsoft.com/office/drawing/2016/5/9/chartex" xmlns:cx4="http://schemas.microsoft.com/office/drawing/2016/5/10/chartex" xmlns:cx5="http://schemas.microsoft.com/office/drawing/2016/5/11/chartex" xmlns:cx6="http://schemas.microsoft.com/office/drawing/2016/5/12/chartex" xmlns:cx7="http://schemas.microsoft.com/office/drawing/2016/5/13/chartex" xmlns:cx8="http://schemas.microsoft.com/office/drawing/2016/5/14/chartex" xmlns:mc="http://schemas.openxmlformats.org/markup-compatibility/2006" xmlns:aink="http://schemas.microsoft.com/office/drawing/2016/ink" xmlns:am3d="http://schemas.microsoft.com/office/drawing/2017/model3d" xmlns:o="urn:schemas-microsoft-com:office:office" xmlns:r="http://schemas.openxmlformats.org/officeDocument/2006/relationships" xmlns:m="http://schemas.openxmlformats.org/officeDocument/2006/math" xmlns:v="urn:schemas-microsoft-com:vml" xmlns:wp14="http://schemas.microsoft.com/office/word/2010/wordprocessingDrawing" xmlns:wp="http://schemas.openxmlformats.org/drawingml/2006/wordprocessingDrawing" xmlns:w10="urn:schemas-microsoft-com:office:word" xmlns:w="http://schemas.openxmlformats.org/wordprocessingml/2006/main" xmlns:w14="http://schemas.microsoft.com/office/word/2010/wordml" xmlns:w15="http://schemas.microsoft.com/office/word/2012/wordml" xmlns:w16cex="http://schemas.microsoft.com/office/word/2018/wordml/cex" xmlns:w16cid="http://schemas.microsoft.com/office/word/2016/wordml/cid" xmlns:w16="http://schemas.microsoft.com/office/word/2018/wordml" xmlns:w16se="http://schemas.microsoft.com/office/word/2015/wordml/symex" xmlns:wpg="http://schemas.microsoft.com/office/word/2010/wordprocessingGroup" xmlns:wpi="http://schemas.microsoft.com/office/word/2010/wordprocessingInk" xmlns:wne="http://schemas.microsoft.com/office/word/2006/wordml" xmlns:wps="http://schemas.microsoft.com/office/word/2010/wordprocessingShape" mc:Ignorable="w14 w15 w16se w16cid w16 w16cex wp14">
   <w:endnote w:type="separator" w:id="-1">
     <w:p>
       <w:pPr>
@@ -16288,7 +17186,7 @@
 </file>
 
 <file path=word/footer1.xml><?xml version="1.0" encoding="utf-8"?>
-<w:ftr xmlns:wpc="http://schemas.microsoft.com/office/word/2010/wordprocessingCanvas" xmlns:cx="http://schemas.microsoft.com/office/drawing/2014/chartex" xmlns:cx1="http://schemas.microsoft.com/office/drawing/2015/9/8/chartex" xmlns:cx2="http://schemas.microsoft.com/office/drawing/2015/10/21/chartex" xmlns:cx3="http://schemas.microsoft.com/office/drawing/2016/5/9/chartex" xmlns:cx4="http://schemas.microsoft.com/office/drawing/2016/5/10/chartex" xmlns:cx5="http://schemas.microsoft.com/office/drawing/2016/5/11/chartex" xmlns:cx6="http://schemas.microsoft.com/office/drawing/2016/5/12/chartex" xmlns:cx7="http://schemas.microsoft.com/office/drawing/2016/5/13/chartex" xmlns:cx8="http://schemas.microsoft.com/office/drawing/2016/5/14/chartex" xmlns:mc="http://schemas.openxmlformats.org/markup-compatibility/2006" xmlns:aink="http://schemas.microsoft.com/office/drawing/2016/ink" xmlns:am3d="http://schemas.microsoft.com/office/drawing/2017/model3d" xmlns:o="urn:schemas-microsoft-com:office:office" xmlns:oel="http://schemas.microsoft.com/office/2019/extlst" xmlns:r="http://schemas.openxmlformats.org/officeDocument/2006/relationships" xmlns:m="http://schemas.openxmlformats.org/officeDocument/2006/math" xmlns:v="urn:schemas-microsoft-com:vml" xmlns:wp14="http://schemas.microsoft.com/office/word/2010/wordprocessingDrawing" xmlns:wp="http://schemas.openxmlformats.org/drawingml/2006/wordprocessingDrawing" xmlns:w10="urn:schemas-microsoft-com:office:word" xmlns:w="http://schemas.openxmlformats.org/wordprocessingml/2006/main" xmlns:w14="http://schemas.microsoft.com/office/word/2010/wordml" xmlns:w15="http://schemas.microsoft.com/office/word/2012/wordml" xmlns:w16cex="http://schemas.microsoft.com/office/word/2018/wordml/cex" xmlns:w16cid="http://schemas.microsoft.com/office/word/2016/wordml/cid" xmlns:w16="http://schemas.microsoft.com/office/word/2018/wordml" xmlns:w16du="http://schemas.microsoft.com/office/word/2023/wordml/word16du" xmlns:w16sdtdh="http://schemas.microsoft.com/office/word/2020/wordml/sdtdatahash" xmlns:w16sdtfl="http://schemas.microsoft.com/office/word/2024/wordml/sdtformatlock" xmlns:w16se="http://schemas.microsoft.com/office/word/2015/wordml/symex" xmlns:wpg="http://schemas.microsoft.com/office/word/2010/wordprocessingGroup" xmlns:wpi="http://schemas.microsoft.com/office/word/2010/wordprocessingInk" xmlns:wne="http://schemas.microsoft.com/office/word/2006/wordml" xmlns:wps="http://schemas.microsoft.com/office/word/2010/wordprocessingShape" mc:Ignorable="w14 w15 w16se w16cid w16 w16cex w16sdtdh w16sdtfl w16du wp14">
+<w:ftr xmlns:wpc="http://schemas.microsoft.com/office/word/2010/wordprocessingCanvas" xmlns:cx="http://schemas.microsoft.com/office/drawing/2014/chartex" xmlns:cx1="http://schemas.microsoft.com/office/drawing/2015/9/8/chartex" xmlns:cx2="http://schemas.microsoft.com/office/drawing/2015/10/21/chartex" xmlns:cx3="http://schemas.microsoft.com/office/drawing/2016/5/9/chartex" xmlns:cx4="http://schemas.microsoft.com/office/drawing/2016/5/10/chartex" xmlns:cx5="http://schemas.microsoft.com/office/drawing/2016/5/11/chartex" xmlns:cx6="http://schemas.microsoft.com/office/drawing/2016/5/12/chartex" xmlns:cx7="http://schemas.microsoft.com/office/drawing/2016/5/13/chartex" xmlns:cx8="http://schemas.microsoft.com/office/drawing/2016/5/14/chartex" xmlns:mc="http://schemas.openxmlformats.org/markup-compatibility/2006" xmlns:aink="http://schemas.microsoft.com/office/drawing/2016/ink" xmlns:am3d="http://schemas.microsoft.com/office/drawing/2017/model3d" xmlns:o="urn:schemas-microsoft-com:office:office" xmlns:r="http://schemas.openxmlformats.org/officeDocument/2006/relationships" xmlns:m="http://schemas.openxmlformats.org/officeDocument/2006/math" xmlns:v="urn:schemas-microsoft-com:vml" xmlns:wp14="http://schemas.microsoft.com/office/word/2010/wordprocessingDrawing" xmlns:wp="http://schemas.openxmlformats.org/drawingml/2006/wordprocessingDrawing" xmlns:w10="urn:schemas-microsoft-com:office:word" xmlns:w="http://schemas.openxmlformats.org/wordprocessingml/2006/main" xmlns:w14="http://schemas.microsoft.com/office/word/2010/wordml" xmlns:w15="http://schemas.microsoft.com/office/word/2012/wordml" xmlns:w16cex="http://schemas.microsoft.com/office/word/2018/wordml/cex" xmlns:w16cid="http://schemas.microsoft.com/office/word/2016/wordml/cid" xmlns:w16="http://schemas.microsoft.com/office/word/2018/wordml" xmlns:w16se="http://schemas.microsoft.com/office/word/2015/wordml/symex" xmlns:wpg="http://schemas.microsoft.com/office/word/2010/wordprocessingGroup" xmlns:wpi="http://schemas.microsoft.com/office/word/2010/wordprocessingInk" xmlns:wne="http://schemas.microsoft.com/office/word/2006/wordml" xmlns:wps="http://schemas.microsoft.com/office/word/2010/wordprocessingShape" mc:Ignorable="w14 w15 w16se w16cid w16 w16cex wp14">
   <w:p>
     <w:pPr>
       <w:tabs>
@@ -16360,7 +17258,7 @@
 </file>
 
 <file path=word/footer2.xml><?xml version="1.0" encoding="utf-8"?>
-<w:ftr xmlns:wpc="http://schemas.microsoft.com/office/word/2010/wordprocessingCanvas" xmlns:cx="http://schemas.microsoft.com/office/drawing/2014/chartex" xmlns:cx1="http://schemas.microsoft.com/office/drawing/2015/9/8/chartex" xmlns:cx2="http://schemas.microsoft.com/office/drawing/2015/10/21/chartex" xmlns:cx3="http://schemas.microsoft.com/office/drawing/2016/5/9/chartex" xmlns:cx4="http://schemas.microsoft.com/office/drawing/2016/5/10/chartex" xmlns:cx5="http://schemas.microsoft.com/office/drawing/2016/5/11/chartex" xmlns:cx6="http://schemas.microsoft.com/office/drawing/2016/5/12/chartex" xmlns:cx7="http://schemas.microsoft.com/office/drawing/2016/5/13/chartex" xmlns:cx8="http://schemas.microsoft.com/office/drawing/2016/5/14/chartex" xmlns:mc="http://schemas.openxmlformats.org/markup-compatibility/2006" xmlns:aink="http://schemas.microsoft.com/office/drawing/2016/ink" xmlns:am3d="http://schemas.microsoft.com/office/drawing/2017/model3d" xmlns:o="urn:schemas-microsoft-com:office:office" xmlns:oel="http://schemas.microsoft.com/office/2019/extlst" xmlns:r="http://schemas.openxmlformats.org/officeDocument/2006/relationships" xmlns:m="http://schemas.openxmlformats.org/officeDocument/2006/math" xmlns:v="urn:schemas-microsoft-com:vml" xmlns:wp14="http://schemas.microsoft.com/office/word/2010/wordprocessingDrawing" xmlns:wp="http://schemas.openxmlformats.org/drawingml/2006/wordprocessingDrawing" xmlns:w10="urn:schemas-microsoft-com:office:word" xmlns:w="http://schemas.openxmlformats.org/wordprocessingml/2006/main" xmlns:w14="http://schemas.microsoft.com/office/word/2010/wordml" xmlns:w15="http://schemas.microsoft.com/office/word/2012/wordml" xmlns:w16cex="http://schemas.microsoft.com/office/word/2018/wordml/cex" xmlns:w16cid="http://schemas.microsoft.com/office/word/2016/wordml/cid" xmlns:w16="http://schemas.microsoft.com/office/word/2018/wordml" xmlns:w16du="http://schemas.microsoft.com/office/word/2023/wordml/word16du" xmlns:w16sdtdh="http://schemas.microsoft.com/office/word/2020/wordml/sdtdatahash" xmlns:w16sdtfl="http://schemas.microsoft.com/office/word/2024/wordml/sdtformatlock" xmlns:w16se="http://schemas.microsoft.com/office/word/2015/wordml/symex" xmlns:wpg="http://schemas.microsoft.com/office/word/2010/wordprocessingGroup" xmlns:wpi="http://schemas.microsoft.com/office/word/2010/wordprocessingInk" xmlns:wne="http://schemas.microsoft.com/office/word/2006/wordml" xmlns:wps="http://schemas.microsoft.com/office/word/2010/wordprocessingShape" mc:Ignorable="w14 w15 w16se w16cid w16 w16cex w16sdtdh w16sdtfl w16du wp14">
+<w:ftr xmlns:wpc="http://schemas.microsoft.com/office/word/2010/wordprocessingCanvas" xmlns:cx="http://schemas.microsoft.com/office/drawing/2014/chartex" xmlns:cx1="http://schemas.microsoft.com/office/drawing/2015/9/8/chartex" xmlns:cx2="http://schemas.microsoft.com/office/drawing/2015/10/21/chartex" xmlns:cx3="http://schemas.microsoft.com/office/drawing/2016/5/9/chartex" xmlns:cx4="http://schemas.microsoft.com/office/drawing/2016/5/10/chartex" xmlns:cx5="http://schemas.microsoft.com/office/drawing/2016/5/11/chartex" xmlns:cx6="http://schemas.microsoft.com/office/drawing/2016/5/12/chartex" xmlns:cx7="http://schemas.microsoft.com/office/drawing/2016/5/13/chartex" xmlns:cx8="http://schemas.microsoft.com/office/drawing/2016/5/14/chartex" xmlns:mc="http://schemas.openxmlformats.org/markup-compatibility/2006" xmlns:aink="http://schemas.microsoft.com/office/drawing/2016/ink" xmlns:am3d="http://schemas.microsoft.com/office/drawing/2017/model3d" xmlns:o="urn:schemas-microsoft-com:office:office" xmlns:r="http://schemas.openxmlformats.org/officeDocument/2006/relationships" xmlns:m="http://schemas.openxmlformats.org/officeDocument/2006/math" xmlns:v="urn:schemas-microsoft-com:vml" xmlns:wp14="http://schemas.microsoft.com/office/word/2010/wordprocessingDrawing" xmlns:wp="http://schemas.openxmlformats.org/drawingml/2006/wordprocessingDrawing" xmlns:w10="urn:schemas-microsoft-com:office:word" xmlns:w="http://schemas.openxmlformats.org/wordprocessingml/2006/main" xmlns:w14="http://schemas.microsoft.com/office/word/2010/wordml" xmlns:w15="http://schemas.microsoft.com/office/word/2012/wordml" xmlns:w16cex="http://schemas.microsoft.com/office/word/2018/wordml/cex" xmlns:w16cid="http://schemas.microsoft.com/office/word/2016/wordml/cid" xmlns:w16="http://schemas.microsoft.com/office/word/2018/wordml" xmlns:w16se="http://schemas.microsoft.com/office/word/2015/wordml/symex" xmlns:wpg="http://schemas.microsoft.com/office/word/2010/wordprocessingGroup" xmlns:wpi="http://schemas.microsoft.com/office/word/2010/wordprocessingInk" xmlns:wne="http://schemas.microsoft.com/office/word/2006/wordml" xmlns:wps="http://schemas.microsoft.com/office/word/2010/wordprocessingShape" mc:Ignorable="w14 w15 w16se w16cid w16 w16cex wp14">
   <w:p>
     <w:pPr>
       <w:tabs>
@@ -16426,7 +17324,7 @@
 </file>
 
 <file path=word/footer3.xml><?xml version="1.0" encoding="utf-8"?>
-<w:ftr xmlns:wpc="http://schemas.microsoft.com/office/word/2010/wordprocessingCanvas" xmlns:cx="http://schemas.microsoft.com/office/drawing/2014/chartex" xmlns:cx1="http://schemas.microsoft.com/office/drawing/2015/9/8/chartex" xmlns:cx2="http://schemas.microsoft.com/office/drawing/2015/10/21/chartex" xmlns:cx3="http://schemas.microsoft.com/office/drawing/2016/5/9/chartex" xmlns:cx4="http://schemas.microsoft.com/office/drawing/2016/5/10/chartex" xmlns:cx5="http://schemas.microsoft.com/office/drawing/2016/5/11/chartex" xmlns:cx6="http://schemas.microsoft.com/office/drawing/2016/5/12/chartex" xmlns:cx7="http://schemas.microsoft.com/office/drawing/2016/5/13/chartex" xmlns:cx8="http://schemas.microsoft.com/office/drawing/2016/5/14/chartex" xmlns:mc="http://schemas.openxmlformats.org/markup-compatibility/2006" xmlns:aink="http://schemas.microsoft.com/office/drawing/2016/ink" xmlns:am3d="http://schemas.microsoft.com/office/drawing/2017/model3d" xmlns:o="urn:schemas-microsoft-com:office:office" xmlns:oel="http://schemas.microsoft.com/office/2019/extlst" xmlns:r="http://schemas.openxmlformats.org/officeDocument/2006/relationships" xmlns:m="http://schemas.openxmlformats.org/officeDocument/2006/math" xmlns:v="urn:schemas-microsoft-com:vml" xmlns:wp14="http://schemas.microsoft.com/office/word/2010/wordprocessingDrawing" xmlns:wp="http://schemas.openxmlformats.org/drawingml/2006/wordprocessingDrawing" xmlns:w10="urn:schemas-microsoft-com:office:word" xmlns:w="http://schemas.openxmlformats.org/wordprocessingml/2006/main" xmlns:w14="http://schemas.microsoft.com/office/word/2010/wordml" xmlns:w15="http://schemas.microsoft.com/office/word/2012/wordml" xmlns:w16cex="http://schemas.microsoft.com/office/word/2018/wordml/cex" xmlns:w16cid="http://schemas.microsoft.com/office/word/2016/wordml/cid" xmlns:w16="http://schemas.microsoft.com/office/word/2018/wordml" xmlns:w16du="http://schemas.microsoft.com/office/word/2023/wordml/word16du" xmlns:w16sdtdh="http://schemas.microsoft.com/office/word/2020/wordml/sdtdatahash" xmlns:w16sdtfl="http://schemas.microsoft.com/office/word/2024/wordml/sdtformatlock" xmlns:w16se="http://schemas.microsoft.com/office/word/2015/wordml/symex" xmlns:wpg="http://schemas.microsoft.com/office/word/2010/wordprocessingGroup" xmlns:wpi="http://schemas.microsoft.com/office/word/2010/wordprocessingInk" xmlns:wne="http://schemas.microsoft.com/office/word/2006/wordml" xmlns:wps="http://schemas.microsoft.com/office/word/2010/wordprocessingShape" mc:Ignorable="w14 w15 w16se w16cid w16 w16cex w16sdtdh w16sdtfl w16du wp14">
+<w:ftr xmlns:wpc="http://schemas.microsoft.com/office/word/2010/wordprocessingCanvas" xmlns:cx="http://schemas.microsoft.com/office/drawing/2014/chartex" xmlns:cx1="http://schemas.microsoft.com/office/drawing/2015/9/8/chartex" xmlns:cx2="http://schemas.microsoft.com/office/drawing/2015/10/21/chartex" xmlns:cx3="http://schemas.microsoft.com/office/drawing/2016/5/9/chartex" xmlns:cx4="http://schemas.microsoft.com/office/drawing/2016/5/10/chartex" xmlns:cx5="http://schemas.microsoft.com/office/drawing/2016/5/11/chartex" xmlns:cx6="http://schemas.microsoft.com/office/drawing/2016/5/12/chartex" xmlns:cx7="http://schemas.microsoft.com/office/drawing/2016/5/13/chartex" xmlns:cx8="http://schemas.microsoft.com/office/drawing/2016/5/14/chartex" xmlns:mc="http://schemas.openxmlformats.org/markup-compatibility/2006" xmlns:aink="http://schemas.microsoft.com/office/drawing/2016/ink" xmlns:am3d="http://schemas.microsoft.com/office/drawing/2017/model3d" xmlns:o="urn:schemas-microsoft-com:office:office" xmlns:r="http://schemas.openxmlformats.org/officeDocument/2006/relationships" xmlns:m="http://schemas.openxmlformats.org/officeDocument/2006/math" xmlns:v="urn:schemas-microsoft-com:vml" xmlns:wp14="http://schemas.microsoft.com/office/word/2010/wordprocessingDrawing" xmlns:wp="http://schemas.openxmlformats.org/drawingml/2006/wordprocessingDrawing" xmlns:w10="urn:schemas-microsoft-com:office:word" xmlns:w="http://schemas.openxmlformats.org/wordprocessingml/2006/main" xmlns:w14="http://schemas.microsoft.com/office/word/2010/wordml" xmlns:w15="http://schemas.microsoft.com/office/word/2012/wordml" xmlns:w16cex="http://schemas.microsoft.com/office/word/2018/wordml/cex" xmlns:w16cid="http://schemas.microsoft.com/office/word/2016/wordml/cid" xmlns:w16="http://schemas.microsoft.com/office/word/2018/wordml" xmlns:w16se="http://schemas.microsoft.com/office/word/2015/wordml/symex" xmlns:wpg="http://schemas.microsoft.com/office/word/2010/wordprocessingGroup" xmlns:wpi="http://schemas.microsoft.com/office/word/2010/wordprocessingInk" xmlns:wne="http://schemas.microsoft.com/office/word/2006/wordml" xmlns:wps="http://schemas.microsoft.com/office/word/2010/wordprocessingShape" mc:Ignorable="w14 w15 w16se w16cid w16 w16cex wp14">
   <w:p>
     <w:pPr>
       <w:spacing w:after="160" w:line="259" w:lineRule="auto"/>
@@ -16437,7 +17335,7 @@
 </file>
 
 <file path=word/footnotes.xml><?xml version="1.0" encoding="utf-8"?>
-<w:footnotes xmlns:wpc="http://schemas.microsoft.com/office/word/2010/wordprocessingCanvas" xmlns:cx="http://schemas.microsoft.com/office/drawing/2014/chartex" xmlns:cx1="http://schemas.microsoft.com/office/drawing/2015/9/8/chartex" xmlns:cx2="http://schemas.microsoft.com/office/drawing/2015/10/21/chartex" xmlns:cx3="http://schemas.microsoft.com/office/drawing/2016/5/9/chartex" xmlns:cx4="http://schemas.microsoft.com/office/drawing/2016/5/10/chartex" xmlns:cx5="http://schemas.microsoft.com/office/drawing/2016/5/11/chartex" xmlns:cx6="http://schemas.microsoft.com/office/drawing/2016/5/12/chartex" xmlns:cx7="http://schemas.microsoft.com/office/drawing/2016/5/13/chartex" xmlns:cx8="http://schemas.microsoft.com/office/drawing/2016/5/14/chartex" xmlns:mc="http://schemas.openxmlformats.org/markup-compatibility/2006" xmlns:aink="http://schemas.microsoft.com/office/drawing/2016/ink" xmlns:am3d="http://schemas.microsoft.com/office/drawing/2017/model3d" xmlns:o="urn:schemas-microsoft-com:office:office" xmlns:oel="http://schemas.microsoft.com/office/2019/extlst" xmlns:r="http://schemas.openxmlformats.org/officeDocument/2006/relationships" xmlns:m="http://schemas.openxmlformats.org/officeDocument/2006/math" xmlns:v="urn:schemas-microsoft-com:vml" xmlns:wp14="http://schemas.microsoft.com/office/word/2010/wordprocessingDrawing" xmlns:wp="http://schemas.openxmlformats.org/drawingml/2006/wordprocessingDrawing" xmlns:w10="urn:schemas-microsoft-com:office:word" xmlns:w="http://schemas.openxmlformats.org/wordprocessingml/2006/main" xmlns:w14="http://schemas.microsoft.com/office/word/2010/wordml" xmlns:w15="http://schemas.microsoft.com/office/word/2012/wordml" xmlns:w16cex="http://schemas.microsoft.com/office/word/2018/wordml/cex" xmlns:w16cid="http://schemas.microsoft.com/office/word/2016/wordml/cid" xmlns:w16="http://schemas.microsoft.com/office/word/2018/wordml" xmlns:w16du="http://schemas.microsoft.com/office/word/2023/wordml/word16du" xmlns:w16sdtdh="http://schemas.microsoft.com/office/word/2020/wordml/sdtdatahash" xmlns:w16sdtfl="http://schemas.microsoft.com/office/word/2024/wordml/sdtformatlock" xmlns:w16se="http://schemas.microsoft.com/office/word/2015/wordml/symex" xmlns:wpg="http://schemas.microsoft.com/office/word/2010/wordprocessingGroup" xmlns:wpi="http://schemas.microsoft.com/office/word/2010/wordprocessingInk" xmlns:wne="http://schemas.microsoft.com/office/word/2006/wordml" xmlns:wps="http://schemas.microsoft.com/office/word/2010/wordprocessingShape" mc:Ignorable="w14 w15 w16se w16cid w16 w16cex w16sdtdh w16sdtfl w16du wp14">
+<w:footnotes xmlns:wpc="http://schemas.microsoft.com/office/word/2010/wordprocessingCanvas" xmlns:cx="http://schemas.microsoft.com/office/drawing/2014/chartex" xmlns:cx1="http://schemas.microsoft.com/office/drawing/2015/9/8/chartex" xmlns:cx2="http://schemas.microsoft.com/office/drawing/2015/10/21/chartex" xmlns:cx3="http://schemas.microsoft.com/office/drawing/2016/5/9/chartex" xmlns:cx4="http://schemas.microsoft.com/office/drawing/2016/5/10/chartex" xmlns:cx5="http://schemas.microsoft.com/office/drawing/2016/5/11/chartex" xmlns:cx6="http://schemas.microsoft.com/office/drawing/2016/5/12/chartex" xmlns:cx7="http://schemas.microsoft.com/office/drawing/2016/5/13/chartex" xmlns:cx8="http://schemas.microsoft.com/office/drawing/2016/5/14/chartex" xmlns:mc="http://schemas.openxmlformats.org/markup-compatibility/2006" xmlns:aink="http://schemas.microsoft.com/office/drawing/2016/ink" xmlns:am3d="http://schemas.microsoft.com/office/drawing/2017/model3d" xmlns:o="urn:schemas-microsoft-com:office:office" xmlns:r="http://schemas.openxmlformats.org/officeDocument/2006/relationships" xmlns:m="http://schemas.openxmlformats.org/officeDocument/2006/math" xmlns:v="urn:schemas-microsoft-com:vml" xmlns:wp14="http://schemas.microsoft.com/office/word/2010/wordprocessingDrawing" xmlns:wp="http://schemas.openxmlformats.org/drawingml/2006/wordprocessingDrawing" xmlns:w10="urn:schemas-microsoft-com:office:word" xmlns:w="http://schemas.openxmlformats.org/wordprocessingml/2006/main" xmlns:w14="http://schemas.microsoft.com/office/word/2010/wordml" xmlns:w15="http://schemas.microsoft.com/office/word/2012/wordml" xmlns:w16cex="http://schemas.microsoft.com/office/word/2018/wordml/cex" xmlns:w16cid="http://schemas.microsoft.com/office/word/2016/wordml/cid" xmlns:w16="http://schemas.microsoft.com/office/word/2018/wordml" xmlns:w16se="http://schemas.microsoft.com/office/word/2015/wordml/symex" xmlns:wpg="http://schemas.microsoft.com/office/word/2010/wordprocessingGroup" xmlns:wpi="http://schemas.microsoft.com/office/word/2010/wordprocessingInk" xmlns:wne="http://schemas.microsoft.com/office/word/2006/wordml" xmlns:wps="http://schemas.microsoft.com/office/word/2010/wordprocessingShape" mc:Ignorable="w14 w15 w16se w16cid w16 w16cex wp14">
   <w:footnote w:type="separator" w:id="-1">
     <w:p>
       <w:pPr>
@@ -16462,7 +17360,7 @@
 </file>
 
 <file path=word/header1.xml><?xml version="1.0" encoding="utf-8"?>
-<w:hdr xmlns:wpc="http://schemas.microsoft.com/office/word/2010/wordprocessingCanvas" xmlns:cx="http://schemas.microsoft.com/office/drawing/2014/chartex" xmlns:cx1="http://schemas.microsoft.com/office/drawing/2015/9/8/chartex" xmlns:cx2="http://schemas.microsoft.com/office/drawing/2015/10/21/chartex" xmlns:cx3="http://schemas.microsoft.com/office/drawing/2016/5/9/chartex" xmlns:cx4="http://schemas.microsoft.com/office/drawing/2016/5/10/chartex" xmlns:cx5="http://schemas.microsoft.com/office/drawing/2016/5/11/chartex" xmlns:cx6="http://schemas.microsoft.com/office/drawing/2016/5/12/chartex" xmlns:cx7="http://schemas.microsoft.com/office/drawing/2016/5/13/chartex" xmlns:cx8="http://schemas.microsoft.com/office/drawing/2016/5/14/chartex" xmlns:mc="http://schemas.openxmlformats.org/markup-compatibility/2006" xmlns:aink="http://schemas.microsoft.com/office/drawing/2016/ink" xmlns:am3d="http://schemas.microsoft.com/office/drawing/2017/model3d" xmlns:o="urn:schemas-microsoft-com:office:office" xmlns:oel="http://schemas.microsoft.com/office/2019/extlst" xmlns:r="http://schemas.openxmlformats.org/officeDocument/2006/relationships" xmlns:m="http://schemas.openxmlformats.org/officeDocument/2006/math" xmlns:v="urn:schemas-microsoft-com:vml" xmlns:wp14="http://schemas.microsoft.com/office/word/2010/wordprocessingDrawing" xmlns:wp="http://schemas.openxmlformats.org/drawingml/2006/wordprocessingDrawing" xmlns:w10="urn:schemas-microsoft-com:office:word" xmlns:w="http://schemas.openxmlformats.org/wordprocessingml/2006/main" xmlns:w14="http://schemas.microsoft.com/office/word/2010/wordml" xmlns:w15="http://schemas.microsoft.com/office/word/2012/wordml" xmlns:w16cex="http://schemas.microsoft.com/office/word/2018/wordml/cex" xmlns:w16cid="http://schemas.microsoft.com/office/word/2016/wordml/cid" xmlns:w16="http://schemas.microsoft.com/office/word/2018/wordml" xmlns:w16du="http://schemas.microsoft.com/office/word/2023/wordml/word16du" xmlns:w16sdtdh="http://schemas.microsoft.com/office/word/2020/wordml/sdtdatahash" xmlns:w16sdtfl="http://schemas.microsoft.com/office/word/2024/wordml/sdtformatlock" xmlns:w16se="http://schemas.microsoft.com/office/word/2015/wordml/symex" xmlns:wpg="http://schemas.microsoft.com/office/word/2010/wordprocessingGroup" xmlns:wpi="http://schemas.microsoft.com/office/word/2010/wordprocessingInk" xmlns:wne="http://schemas.microsoft.com/office/word/2006/wordml" xmlns:wps="http://schemas.microsoft.com/office/word/2010/wordprocessingShape" mc:Ignorable="w14 w15 w16se w16cid w16 w16cex w16sdtdh w16sdtfl w16du wp14">
+<w:hdr xmlns:wpc="http://schemas.microsoft.com/office/word/2010/wordprocessingCanvas" xmlns:cx="http://schemas.microsoft.com/office/drawing/2014/chartex" xmlns:cx1="http://schemas.microsoft.com/office/drawing/2015/9/8/chartex" xmlns:cx2="http://schemas.microsoft.com/office/drawing/2015/10/21/chartex" xmlns:cx3="http://schemas.microsoft.com/office/drawing/2016/5/9/chartex" xmlns:cx4="http://schemas.microsoft.com/office/drawing/2016/5/10/chartex" xmlns:cx5="http://schemas.microsoft.com/office/drawing/2016/5/11/chartex" xmlns:cx6="http://schemas.microsoft.com/office/drawing/2016/5/12/chartex" xmlns:cx7="http://schemas.microsoft.com/office/drawing/2016/5/13/chartex" xmlns:cx8="http://schemas.microsoft.com/office/drawing/2016/5/14/chartex" xmlns:mc="http://schemas.openxmlformats.org/markup-compatibility/2006" xmlns:aink="http://schemas.microsoft.com/office/drawing/2016/ink" xmlns:am3d="http://schemas.microsoft.com/office/drawing/2017/model3d" xmlns:o="urn:schemas-microsoft-com:office:office" xmlns:r="http://schemas.openxmlformats.org/officeDocument/2006/relationships" xmlns:m="http://schemas.openxmlformats.org/officeDocument/2006/math" xmlns:v="urn:schemas-microsoft-com:vml" xmlns:wp14="http://schemas.microsoft.com/office/word/2010/wordprocessingDrawing" xmlns:wp="http://schemas.openxmlformats.org/drawingml/2006/wordprocessingDrawing" xmlns:w10="urn:schemas-microsoft-com:office:word" xmlns:w="http://schemas.openxmlformats.org/wordprocessingml/2006/main" xmlns:w14="http://schemas.microsoft.com/office/word/2010/wordml" xmlns:w15="http://schemas.microsoft.com/office/word/2012/wordml" xmlns:w16cex="http://schemas.microsoft.com/office/word/2018/wordml/cex" xmlns:w16cid="http://schemas.microsoft.com/office/word/2016/wordml/cid" xmlns:w16="http://schemas.microsoft.com/office/word/2018/wordml" xmlns:w16se="http://schemas.microsoft.com/office/word/2015/wordml/symex" xmlns:wpg="http://schemas.microsoft.com/office/word/2010/wordprocessingGroup" xmlns:wpi="http://schemas.microsoft.com/office/word/2010/wordprocessingInk" xmlns:wne="http://schemas.microsoft.com/office/word/2006/wordml" xmlns:wps="http://schemas.microsoft.com/office/word/2010/wordprocessingShape" mc:Ignorable="w14 w15 w16se w16cid w16 w16cex wp14">
   <w:p>
     <w:pPr>
       <w:spacing w:after="0" w:line="259" w:lineRule="auto"/>
@@ -17378,7 +18276,7 @@
             </wp:anchor>
           </w:drawing>
         </mc:Choice>
-        <mc:Fallback xmlns:a="http://schemas.openxmlformats.org/drawingml/2006/main">
+        <mc:Fallback xmlns:a="http://schemas.openxmlformats.org/drawingml/2006/main" xmlns:w16sdtfl="http://schemas.microsoft.com/office/word/2024/wordml/sdtformatlock" xmlns:w16sdtdh="http://schemas.microsoft.com/office/word/2020/wordml/sdtdatahash" xmlns:w16du="http://schemas.microsoft.com/office/word/2023/wordml/word16du" xmlns:oel="http://schemas.microsoft.com/office/2019/extlst">
           <w:pict>
             <v:group id="Group 50718" style="width:43.9237pt;height:42.8402pt;position:absolute;mso-position-horizontal-relative:page;mso-position-horizontal:absolute;margin-left:545.075pt;mso-position-vertical-relative:page;margin-top:22.2937pt;" coordsize="5578,5440">
               <v:shape id="Shape 50719" style="position:absolute;width:1199;height:1206;left:2203;top:0;" coordsize="119930,120683" path="m59965,0c93008,0,119930,27109,119930,60342c119930,93584,93008,120683,59965,120683c26932,120683,0,93584,0,60341c0,27109,26953,0,59965,0x">
@@ -17438,7 +18336,7 @@
 </file>
 
 <file path=word/header2.xml><?xml version="1.0" encoding="utf-8"?>
-<w:hdr xmlns:wpc="http://schemas.microsoft.com/office/word/2010/wordprocessingCanvas" xmlns:cx="http://schemas.microsoft.com/office/drawing/2014/chartex" xmlns:cx1="http://schemas.microsoft.com/office/drawing/2015/9/8/chartex" xmlns:cx2="http://schemas.microsoft.com/office/drawing/2015/10/21/chartex" xmlns:cx3="http://schemas.microsoft.com/office/drawing/2016/5/9/chartex" xmlns:cx4="http://schemas.microsoft.com/office/drawing/2016/5/10/chartex" xmlns:cx5="http://schemas.microsoft.com/office/drawing/2016/5/11/chartex" xmlns:cx6="http://schemas.microsoft.com/office/drawing/2016/5/12/chartex" xmlns:cx7="http://schemas.microsoft.com/office/drawing/2016/5/13/chartex" xmlns:cx8="http://schemas.microsoft.com/office/drawing/2016/5/14/chartex" xmlns:mc="http://schemas.openxmlformats.org/markup-compatibility/2006" xmlns:aink="http://schemas.microsoft.com/office/drawing/2016/ink" xmlns:am3d="http://schemas.microsoft.com/office/drawing/2017/model3d" xmlns:o="urn:schemas-microsoft-com:office:office" xmlns:oel="http://schemas.microsoft.com/office/2019/extlst" xmlns:r="http://schemas.openxmlformats.org/officeDocument/2006/relationships" xmlns:m="http://schemas.openxmlformats.org/officeDocument/2006/math" xmlns:v="urn:schemas-microsoft-com:vml" xmlns:wp14="http://schemas.microsoft.com/office/word/2010/wordprocessingDrawing" xmlns:wp="http://schemas.openxmlformats.org/drawingml/2006/wordprocessingDrawing" xmlns:w10="urn:schemas-microsoft-com:office:word" xmlns:w="http://schemas.openxmlformats.org/wordprocessingml/2006/main" xmlns:w14="http://schemas.microsoft.com/office/word/2010/wordml" xmlns:w15="http://schemas.microsoft.com/office/word/2012/wordml" xmlns:w16cex="http://schemas.microsoft.com/office/word/2018/wordml/cex" xmlns:w16cid="http://schemas.microsoft.com/office/word/2016/wordml/cid" xmlns:w16="http://schemas.microsoft.com/office/word/2018/wordml" xmlns:w16du="http://schemas.microsoft.com/office/word/2023/wordml/word16du" xmlns:w16sdtdh="http://schemas.microsoft.com/office/word/2020/wordml/sdtdatahash" xmlns:w16sdtfl="http://schemas.microsoft.com/office/word/2024/wordml/sdtformatlock" xmlns:w16se="http://schemas.microsoft.com/office/word/2015/wordml/symex" xmlns:wpg="http://schemas.microsoft.com/office/word/2010/wordprocessingGroup" xmlns:wpi="http://schemas.microsoft.com/office/word/2010/wordprocessingInk" xmlns:wne="http://schemas.microsoft.com/office/word/2006/wordml" xmlns:wps="http://schemas.microsoft.com/office/word/2010/wordprocessingShape" mc:Ignorable="w14 w15 w16se w16cid w16 w16cex w16sdtdh w16sdtfl w16du wp14">
+<w:hdr xmlns:wpc="http://schemas.microsoft.com/office/word/2010/wordprocessingCanvas" xmlns:cx="http://schemas.microsoft.com/office/drawing/2014/chartex" xmlns:cx1="http://schemas.microsoft.com/office/drawing/2015/9/8/chartex" xmlns:cx2="http://schemas.microsoft.com/office/drawing/2015/10/21/chartex" xmlns:cx3="http://schemas.microsoft.com/office/drawing/2016/5/9/chartex" xmlns:cx4="http://schemas.microsoft.com/office/drawing/2016/5/10/chartex" xmlns:cx5="http://schemas.microsoft.com/office/drawing/2016/5/11/chartex" xmlns:cx6="http://schemas.microsoft.com/office/drawing/2016/5/12/chartex" xmlns:cx7="http://schemas.microsoft.com/office/drawing/2016/5/13/chartex" xmlns:cx8="http://schemas.microsoft.com/office/drawing/2016/5/14/chartex" xmlns:mc="http://schemas.openxmlformats.org/markup-compatibility/2006" xmlns:aink="http://schemas.microsoft.com/office/drawing/2016/ink" xmlns:am3d="http://schemas.microsoft.com/office/drawing/2017/model3d" xmlns:o="urn:schemas-microsoft-com:office:office" xmlns:r="http://schemas.openxmlformats.org/officeDocument/2006/relationships" xmlns:m="http://schemas.openxmlformats.org/officeDocument/2006/math" xmlns:v="urn:schemas-microsoft-com:vml" xmlns:wp14="http://schemas.microsoft.com/office/word/2010/wordprocessingDrawing" xmlns:wp="http://schemas.openxmlformats.org/drawingml/2006/wordprocessingDrawing" xmlns:w10="urn:schemas-microsoft-com:office:word" xmlns:w="http://schemas.openxmlformats.org/wordprocessingml/2006/main" xmlns:w14="http://schemas.microsoft.com/office/word/2010/wordml" xmlns:w15="http://schemas.microsoft.com/office/word/2012/wordml" xmlns:w16cex="http://schemas.microsoft.com/office/word/2018/wordml/cex" xmlns:w16cid="http://schemas.microsoft.com/office/word/2016/wordml/cid" xmlns:w16="http://schemas.microsoft.com/office/word/2018/wordml" xmlns:w16se="http://schemas.microsoft.com/office/word/2015/wordml/symex" xmlns:wpg="http://schemas.microsoft.com/office/word/2010/wordprocessingGroup" xmlns:wpi="http://schemas.microsoft.com/office/word/2010/wordprocessingInk" xmlns:wne="http://schemas.microsoft.com/office/word/2006/wordml" xmlns:wps="http://schemas.microsoft.com/office/word/2010/wordprocessingShape" mc:Ignorable="w14 w15 w16se w16cid w16 w16cex wp14">
   <w:p>
     <w:pPr>
       <w:spacing w:after="0" w:line="259" w:lineRule="auto"/>
@@ -18354,7 +19252,7 @@
             </wp:anchor>
           </w:drawing>
         </mc:Choice>
-        <mc:Fallback xmlns:a="http://schemas.openxmlformats.org/drawingml/2006/main">
+        <mc:Fallback xmlns:a="http://schemas.openxmlformats.org/drawingml/2006/main" xmlns:w16sdtfl="http://schemas.microsoft.com/office/word/2024/wordml/sdtformatlock" xmlns:w16sdtdh="http://schemas.microsoft.com/office/word/2020/wordml/sdtdatahash" xmlns:w16du="http://schemas.microsoft.com/office/word/2023/wordml/word16du" xmlns:oel="http://schemas.microsoft.com/office/2019/extlst">
           <w:pict>
             <v:group id="Group 50687" style="width:43.9237pt;height:42.8402pt;position:absolute;mso-position-horizontal-relative:page;mso-position-horizontal:absolute;margin-left:545.075pt;mso-position-vertical-relative:page;margin-top:22.2937pt;" coordsize="5578,5440">
               <v:shape id="Shape 50688" style="position:absolute;width:1199;height:1206;left:2203;top:0;" coordsize="119930,120683" path="m59965,0c93008,0,119930,27109,119930,60342c119930,93584,93008,120683,59965,120683c26932,120683,0,93584,0,60341c0,27109,26953,0,59965,0x">
@@ -18414,7 +19312,7 @@
 </file>
 
 <file path=word/header3.xml><?xml version="1.0" encoding="utf-8"?>
-<w:hdr xmlns:wpc="http://schemas.microsoft.com/office/word/2010/wordprocessingCanvas" xmlns:cx="http://schemas.microsoft.com/office/drawing/2014/chartex" xmlns:cx1="http://schemas.microsoft.com/office/drawing/2015/9/8/chartex" xmlns:cx2="http://schemas.microsoft.com/office/drawing/2015/10/21/chartex" xmlns:cx3="http://schemas.microsoft.com/office/drawing/2016/5/9/chartex" xmlns:cx4="http://schemas.microsoft.com/office/drawing/2016/5/10/chartex" xmlns:cx5="http://schemas.microsoft.com/office/drawing/2016/5/11/chartex" xmlns:cx6="http://schemas.microsoft.com/office/drawing/2016/5/12/chartex" xmlns:cx7="http://schemas.microsoft.com/office/drawing/2016/5/13/chartex" xmlns:cx8="http://schemas.microsoft.com/office/drawing/2016/5/14/chartex" xmlns:mc="http://schemas.openxmlformats.org/markup-compatibility/2006" xmlns:aink="http://schemas.microsoft.com/office/drawing/2016/ink" xmlns:am3d="http://schemas.microsoft.com/office/drawing/2017/model3d" xmlns:o="urn:schemas-microsoft-com:office:office" xmlns:oel="http://schemas.microsoft.com/office/2019/extlst" xmlns:r="http://schemas.openxmlformats.org/officeDocument/2006/relationships" xmlns:m="http://schemas.openxmlformats.org/officeDocument/2006/math" xmlns:v="urn:schemas-microsoft-com:vml" xmlns:wp14="http://schemas.microsoft.com/office/word/2010/wordprocessingDrawing" xmlns:wp="http://schemas.openxmlformats.org/drawingml/2006/wordprocessingDrawing" xmlns:w10="urn:schemas-microsoft-com:office:word" xmlns:w="http://schemas.openxmlformats.org/wordprocessingml/2006/main" xmlns:w14="http://schemas.microsoft.com/office/word/2010/wordml" xmlns:w15="http://schemas.microsoft.com/office/word/2012/wordml" xmlns:w16cex="http://schemas.microsoft.com/office/word/2018/wordml/cex" xmlns:w16cid="http://schemas.microsoft.com/office/word/2016/wordml/cid" xmlns:w16="http://schemas.microsoft.com/office/word/2018/wordml" xmlns:w16du="http://schemas.microsoft.com/office/word/2023/wordml/word16du" xmlns:w16sdtdh="http://schemas.microsoft.com/office/word/2020/wordml/sdtdatahash" xmlns:w16sdtfl="http://schemas.microsoft.com/office/word/2024/wordml/sdtformatlock" xmlns:w16se="http://schemas.microsoft.com/office/word/2015/wordml/symex" xmlns:wpg="http://schemas.microsoft.com/office/word/2010/wordprocessingGroup" xmlns:wpi="http://schemas.microsoft.com/office/word/2010/wordprocessingInk" xmlns:wne="http://schemas.microsoft.com/office/word/2006/wordml" xmlns:wps="http://schemas.microsoft.com/office/word/2010/wordprocessingShape" mc:Ignorable="w14 w15 w16se w16cid w16 w16cex w16sdtdh w16sdtfl w16du wp14">
+<w:hdr xmlns:wpc="http://schemas.microsoft.com/office/word/2010/wordprocessingCanvas" xmlns:cx="http://schemas.microsoft.com/office/drawing/2014/chartex" xmlns:cx1="http://schemas.microsoft.com/office/drawing/2015/9/8/chartex" xmlns:cx2="http://schemas.microsoft.com/office/drawing/2015/10/21/chartex" xmlns:cx3="http://schemas.microsoft.com/office/drawing/2016/5/9/chartex" xmlns:cx4="http://schemas.microsoft.com/office/drawing/2016/5/10/chartex" xmlns:cx5="http://schemas.microsoft.com/office/drawing/2016/5/11/chartex" xmlns:cx6="http://schemas.microsoft.com/office/drawing/2016/5/12/chartex" xmlns:cx7="http://schemas.microsoft.com/office/drawing/2016/5/13/chartex" xmlns:cx8="http://schemas.microsoft.com/office/drawing/2016/5/14/chartex" xmlns:mc="http://schemas.openxmlformats.org/markup-compatibility/2006" xmlns:aink="http://schemas.microsoft.com/office/drawing/2016/ink" xmlns:am3d="http://schemas.microsoft.com/office/drawing/2017/model3d" xmlns:o="urn:schemas-microsoft-com:office:office" xmlns:r="http://schemas.openxmlformats.org/officeDocument/2006/relationships" xmlns:m="http://schemas.openxmlformats.org/officeDocument/2006/math" xmlns:v="urn:schemas-microsoft-com:vml" xmlns:wp14="http://schemas.microsoft.com/office/word/2010/wordprocessingDrawing" xmlns:wp="http://schemas.openxmlformats.org/drawingml/2006/wordprocessingDrawing" xmlns:w10="urn:schemas-microsoft-com:office:word" xmlns:w="http://schemas.openxmlformats.org/wordprocessingml/2006/main" xmlns:w14="http://schemas.microsoft.com/office/word/2010/wordml" xmlns:w15="http://schemas.microsoft.com/office/word/2012/wordml" xmlns:w16cex="http://schemas.microsoft.com/office/word/2018/wordml/cex" xmlns:w16cid="http://schemas.microsoft.com/office/word/2016/wordml/cid" xmlns:w16="http://schemas.microsoft.com/office/word/2018/wordml" xmlns:w16se="http://schemas.microsoft.com/office/word/2015/wordml/symex" xmlns:wpg="http://schemas.microsoft.com/office/word/2010/wordprocessingGroup" xmlns:wpi="http://schemas.microsoft.com/office/word/2010/wordprocessingInk" xmlns:wne="http://schemas.microsoft.com/office/word/2006/wordml" xmlns:wps="http://schemas.microsoft.com/office/word/2010/wordprocessingShape" mc:Ignorable="w14 w15 w16se w16cid w16 w16cex wp14">
   <w:p>
     <w:pPr>
       <w:spacing w:after="160" w:line="259" w:lineRule="auto"/>
@@ -18425,7 +19323,7 @@
 </file>
 
 <file path=word/numbering.xml><?xml version="1.0" encoding="utf-8"?>
-<w:numbering xmlns:wpc="http://schemas.microsoft.com/office/word/2010/wordprocessingCanvas" xmlns:cx="http://schemas.microsoft.com/office/drawing/2014/chartex" xmlns:cx1="http://schemas.microsoft.com/office/drawing/2015/9/8/chartex" xmlns:cx2="http://schemas.microsoft.com/office/drawing/2015/10/21/chartex" xmlns:cx3="http://schemas.microsoft.com/office/drawing/2016/5/9/chartex" xmlns:cx4="http://schemas.microsoft.com/office/drawing/2016/5/10/chartex" xmlns:cx5="http://schemas.microsoft.com/office/drawing/2016/5/11/chartex" xmlns:cx6="http://schemas.microsoft.com/office/drawing/2016/5/12/chartex" xmlns:cx7="http://schemas.microsoft.com/office/drawing/2016/5/13/chartex" xmlns:cx8="http://schemas.microsoft.com/office/drawing/2016/5/14/chartex" xmlns:mc="http://schemas.openxmlformats.org/markup-compatibility/2006" xmlns:aink="http://schemas.microsoft.com/office/drawing/2016/ink" xmlns:am3d="http://schemas.microsoft.com/office/drawing/2017/model3d" xmlns:o="urn:schemas-microsoft-com:office:office" xmlns:oel="http://schemas.microsoft.com/office/2019/extlst" xmlns:r="http://schemas.openxmlformats.org/officeDocument/2006/relationships" xmlns:m="http://schemas.openxmlformats.org/officeDocument/2006/math" xmlns:v="urn:schemas-microsoft-com:vml" xmlns:wp14="http://schemas.microsoft.com/office/word/2010/wordprocessingDrawing" xmlns:wp="http://schemas.openxmlformats.org/drawingml/2006/wordprocessingDrawing" xmlns:w10="urn:schemas-microsoft-com:office:word" xmlns:w="http://schemas.openxmlformats.org/wordprocessingml/2006/main" xmlns:w14="http://schemas.microsoft.com/office/word/2010/wordml" xmlns:w15="http://schemas.microsoft.com/office/word/2012/wordml" xmlns:w16cex="http://schemas.microsoft.com/office/word/2018/wordml/cex" xmlns:w16cid="http://schemas.microsoft.com/office/word/2016/wordml/cid" xmlns:w16="http://schemas.microsoft.com/office/word/2018/wordml" xmlns:w16du="http://schemas.microsoft.com/office/word/2023/wordml/word16du" xmlns:w16sdtdh="http://schemas.microsoft.com/office/word/2020/wordml/sdtdatahash" xmlns:w16sdtfl="http://schemas.microsoft.com/office/word/2024/wordml/sdtformatlock" xmlns:w16se="http://schemas.microsoft.com/office/word/2015/wordml/symex" xmlns:wpg="http://schemas.microsoft.com/office/word/2010/wordprocessingGroup" xmlns:wpi="http://schemas.microsoft.com/office/word/2010/wordprocessingInk" xmlns:wne="http://schemas.microsoft.com/office/word/2006/wordml" xmlns:wps="http://schemas.microsoft.com/office/word/2010/wordprocessingShape" mc:Ignorable="w14 w15 w16se w16cid w16 w16cex w16sdtdh w16sdtfl w16du wp14">
+<w:numbering xmlns:wpc="http://schemas.microsoft.com/office/word/2010/wordprocessingCanvas" xmlns:cx="http://schemas.microsoft.com/office/drawing/2014/chartex" xmlns:cx1="http://schemas.microsoft.com/office/drawing/2015/9/8/chartex" xmlns:cx2="http://schemas.microsoft.com/office/drawing/2015/10/21/chartex" xmlns:cx3="http://schemas.microsoft.com/office/drawing/2016/5/9/chartex" xmlns:cx4="http://schemas.microsoft.com/office/drawing/2016/5/10/chartex" xmlns:cx5="http://schemas.microsoft.com/office/drawing/2016/5/11/chartex" xmlns:cx6="http://schemas.microsoft.com/office/drawing/2016/5/12/chartex" xmlns:cx7="http://schemas.microsoft.com/office/drawing/2016/5/13/chartex" xmlns:cx8="http://schemas.microsoft.com/office/drawing/2016/5/14/chartex" xmlns:mc="http://schemas.openxmlformats.org/markup-compatibility/2006" xmlns:aink="http://schemas.microsoft.com/office/drawing/2016/ink" xmlns:am3d="http://schemas.microsoft.com/office/drawing/2017/model3d" xmlns:o="urn:schemas-microsoft-com:office:office" xmlns:r="http://schemas.openxmlformats.org/officeDocument/2006/relationships" xmlns:m="http://schemas.openxmlformats.org/officeDocument/2006/math" xmlns:v="urn:schemas-microsoft-com:vml" xmlns:wp14="http://schemas.microsoft.com/office/word/2010/wordprocessingDrawing" xmlns:wp="http://schemas.openxmlformats.org/drawingml/2006/wordprocessingDrawing" xmlns:w10="urn:schemas-microsoft-com:office:word" xmlns:w="http://schemas.openxmlformats.org/wordprocessingml/2006/main" xmlns:w14="http://schemas.microsoft.com/office/word/2010/wordml" xmlns:w15="http://schemas.microsoft.com/office/word/2012/wordml" xmlns:w16cex="http://schemas.microsoft.com/office/word/2018/wordml/cex" xmlns:w16cid="http://schemas.microsoft.com/office/word/2016/wordml/cid" xmlns:w16="http://schemas.microsoft.com/office/word/2018/wordml" xmlns:w16se="http://schemas.microsoft.com/office/word/2015/wordml/symex" xmlns:wpg="http://schemas.microsoft.com/office/word/2010/wordprocessingGroup" xmlns:wpi="http://schemas.microsoft.com/office/word/2010/wordprocessingInk" xmlns:wne="http://schemas.microsoft.com/office/word/2006/wordml" xmlns:wps="http://schemas.microsoft.com/office/word/2010/wordprocessingShape" mc:Ignorable="w14 w15 w16se w16cid w16 w16cex wp14">
   <w:abstractNum w:abstractNumId="0" w15:restartNumberingAfterBreak="0">
     <w:nsid w:val="153E241F"/>
     <w:multiLevelType w:val="hybridMultilevel"/>
@@ -19064,6 +19962,118 @@
     </w:lvl>
   </w:abstractNum>
   <w:abstractNum w:abstractNumId="3" w15:restartNumberingAfterBreak="0">
+    <w:nsid w:val="234C5942"/>
+    <w:multiLevelType w:val="hybridMultilevel"/>
+    <w:tmpl w:val="E54C502E"/>
+    <w:lvl w:ilvl="0" w:tplc="D1009AC6">
+      <w:numFmt w:val="bullet"/>
+      <w:lvlText w:val=""/>
+      <w:lvlJc w:val="left"/>
+      <w:pPr>
+        <w:ind w:left="4021" w:hanging="360"/>
+      </w:pPr>
+      <w:rPr>
+        <w:rFonts w:ascii="Symbol" w:eastAsia="Courier New" w:hAnsi="Symbol" w:cs="Courier New" w:hint="default"/>
+      </w:rPr>
+    </w:lvl>
+    <w:lvl w:ilvl="1" w:tplc="240A0003" w:tentative="1">
+      <w:start w:val="1"/>
+      <w:numFmt w:val="bullet"/>
+      <w:lvlText w:val="o"/>
+      <w:lvlJc w:val="left"/>
+      <w:pPr>
+        <w:ind w:left="3312" w:hanging="360"/>
+      </w:pPr>
+      <w:rPr>
+        <w:rFonts w:ascii="Courier New" w:hAnsi="Courier New" w:cs="Courier New" w:hint="default"/>
+      </w:rPr>
+    </w:lvl>
+    <w:lvl w:ilvl="2" w:tplc="240A0005">
+      <w:start w:val="1"/>
+      <w:numFmt w:val="bullet"/>
+      <w:lvlText w:val=""/>
+      <w:lvlJc w:val="left"/>
+      <w:pPr>
+        <w:ind w:left="4032" w:hanging="360"/>
+      </w:pPr>
+      <w:rPr>
+        <w:rFonts w:ascii="Wingdings" w:hAnsi="Wingdings" w:hint="default"/>
+      </w:rPr>
+    </w:lvl>
+    <w:lvl w:ilvl="3" w:tplc="240A0001" w:tentative="1">
+      <w:start w:val="1"/>
+      <w:numFmt w:val="bullet"/>
+      <w:lvlText w:val=""/>
+      <w:lvlJc w:val="left"/>
+      <w:pPr>
+        <w:ind w:left="4752" w:hanging="360"/>
+      </w:pPr>
+      <w:rPr>
+        <w:rFonts w:ascii="Symbol" w:hAnsi="Symbol" w:hint="default"/>
+      </w:rPr>
+    </w:lvl>
+    <w:lvl w:ilvl="4" w:tplc="240A0003" w:tentative="1">
+      <w:start w:val="1"/>
+      <w:numFmt w:val="bullet"/>
+      <w:lvlText w:val="o"/>
+      <w:lvlJc w:val="left"/>
+      <w:pPr>
+        <w:ind w:left="5472" w:hanging="360"/>
+      </w:pPr>
+      <w:rPr>
+        <w:rFonts w:ascii="Courier New" w:hAnsi="Courier New" w:cs="Courier New" w:hint="default"/>
+      </w:rPr>
+    </w:lvl>
+    <w:lvl w:ilvl="5" w:tplc="240A0005" w:tentative="1">
+      <w:start w:val="1"/>
+      <w:numFmt w:val="bullet"/>
+      <w:lvlText w:val=""/>
+      <w:lvlJc w:val="left"/>
+      <w:pPr>
+        <w:ind w:left="6192" w:hanging="360"/>
+      </w:pPr>
+      <w:rPr>
+        <w:rFonts w:ascii="Wingdings" w:hAnsi="Wingdings" w:hint="default"/>
+      </w:rPr>
+    </w:lvl>
+    <w:lvl w:ilvl="6" w:tplc="240A0001" w:tentative="1">
+      <w:start w:val="1"/>
+      <w:numFmt w:val="bullet"/>
+      <w:lvlText w:val=""/>
+      <w:lvlJc w:val="left"/>
+      <w:pPr>
+        <w:ind w:left="6912" w:hanging="360"/>
+      </w:pPr>
+      <w:rPr>
+        <w:rFonts w:ascii="Symbol" w:hAnsi="Symbol" w:hint="default"/>
+      </w:rPr>
+    </w:lvl>
+    <w:lvl w:ilvl="7" w:tplc="240A0003" w:tentative="1">
+      <w:start w:val="1"/>
+      <w:numFmt w:val="bullet"/>
+      <w:lvlText w:val="o"/>
+      <w:lvlJc w:val="left"/>
+      <w:pPr>
+        <w:ind w:left="7632" w:hanging="360"/>
+      </w:pPr>
+      <w:rPr>
+        <w:rFonts w:ascii="Courier New" w:hAnsi="Courier New" w:cs="Courier New" w:hint="default"/>
+      </w:rPr>
+    </w:lvl>
+    <w:lvl w:ilvl="8" w:tplc="240A0005" w:tentative="1">
+      <w:start w:val="1"/>
+      <w:numFmt w:val="bullet"/>
+      <w:lvlText w:val=""/>
+      <w:lvlJc w:val="left"/>
+      <w:pPr>
+        <w:ind w:left="8352" w:hanging="360"/>
+      </w:pPr>
+      <w:rPr>
+        <w:rFonts w:ascii="Wingdings" w:hAnsi="Wingdings" w:hint="default"/>
+      </w:rPr>
+    </w:lvl>
+  </w:abstractNum>
+  <w:abstractNum w:abstractNumId="4" w15:restartNumberingAfterBreak="0">
     <w:nsid w:val="256976E5"/>
     <w:multiLevelType w:val="hybridMultilevel"/>
     <w:tmpl w:val="14962140"/>
@@ -19284,7 +20294,7 @@
       </w:rPr>
     </w:lvl>
   </w:abstractNum>
-  <w:abstractNum w:abstractNumId="4" w15:restartNumberingAfterBreak="0">
+  <w:abstractNum w:abstractNumId="5" w15:restartNumberingAfterBreak="0">
     <w:nsid w:val="279410A0"/>
     <w:multiLevelType w:val="hybridMultilevel"/>
     <w:tmpl w:val="FFF29ECA"/>
@@ -19496,7 +20506,7 @@
       </w:rPr>
     </w:lvl>
   </w:abstractNum>
-  <w:abstractNum w:abstractNumId="5" w15:restartNumberingAfterBreak="0">
+  <w:abstractNum w:abstractNumId="6" w15:restartNumberingAfterBreak="0">
     <w:nsid w:val="2AA95118"/>
     <w:multiLevelType w:val="hybridMultilevel"/>
     <w:tmpl w:val="ADF4E718"/>
@@ -19708,7 +20718,7 @@
       </w:rPr>
     </w:lvl>
   </w:abstractNum>
-  <w:abstractNum w:abstractNumId="6" w15:restartNumberingAfterBreak="0">
+  <w:abstractNum w:abstractNumId="7" w15:restartNumberingAfterBreak="0">
     <w:nsid w:val="2E342E63"/>
     <w:multiLevelType w:val="hybridMultilevel"/>
     <w:tmpl w:val="6A4661D8"/>
@@ -19920,7 +20930,131 @@
       </w:rPr>
     </w:lvl>
   </w:abstractNum>
-  <w:abstractNum w:abstractNumId="7" w15:restartNumberingAfterBreak="0">
+  <w:abstractNum w:abstractNumId="8" w15:restartNumberingAfterBreak="0">
+    <w:nsid w:val="3F2109FE"/>
+    <w:multiLevelType w:val="hybridMultilevel"/>
+    <w:tmpl w:val="1EF85B62"/>
+    <w:lvl w:ilvl="0" w:tplc="ECA075DA">
+      <w:start w:val="1"/>
+      <w:numFmt w:val="bullet"/>
+      <w:lvlText w:val="o"/>
+      <w:lvlJc w:val="left"/>
+      <w:pPr>
+        <w:ind w:left="2149" w:hanging="360"/>
+      </w:pPr>
+      <w:rPr>
+        <w:rFonts w:ascii="Courier New" w:eastAsia="Courier New" w:hAnsi="Courier New" w:cs="Courier New" w:hint="default"/>
+        <w:b w:val="0"/>
+        <w:i w:val="0"/>
+        <w:strike w:val="0"/>
+        <w:dstrike w:val="0"/>
+        <w:color w:val="000000"/>
+        <w:sz w:val="28"/>
+        <w:szCs w:val="28"/>
+        <w:u w:val="none" w:color="000000"/>
+        <w:bdr w:val="none" w:sz="0" w:space="0" w:color="auto"/>
+        <w:shd w:val="clear" w:color="auto" w:fill="auto"/>
+        <w:vertAlign w:val="baseline"/>
+      </w:rPr>
+    </w:lvl>
+    <w:lvl w:ilvl="1" w:tplc="240A0003">
+      <w:start w:val="1"/>
+      <w:numFmt w:val="bullet"/>
+      <w:lvlText w:val="o"/>
+      <w:lvlJc w:val="left"/>
+      <w:pPr>
+        <w:ind w:left="1440" w:hanging="360"/>
+      </w:pPr>
+      <w:rPr>
+        <w:rFonts w:ascii="Courier New" w:hAnsi="Courier New" w:cs="Courier New" w:hint="default"/>
+      </w:rPr>
+    </w:lvl>
+    <w:lvl w:ilvl="2" w:tplc="240A0005">
+      <w:start w:val="1"/>
+      <w:numFmt w:val="bullet"/>
+      <w:lvlText w:val=""/>
+      <w:lvlJc w:val="left"/>
+      <w:pPr>
+        <w:ind w:left="2160" w:hanging="360"/>
+      </w:pPr>
+      <w:rPr>
+        <w:rFonts w:ascii="Wingdings" w:hAnsi="Wingdings" w:hint="default"/>
+      </w:rPr>
+    </w:lvl>
+    <w:lvl w:ilvl="3" w:tplc="240A0001" w:tentative="1">
+      <w:start w:val="1"/>
+      <w:numFmt w:val="bullet"/>
+      <w:lvlText w:val=""/>
+      <w:lvlJc w:val="left"/>
+      <w:pPr>
+        <w:ind w:left="2880" w:hanging="360"/>
+      </w:pPr>
+      <w:rPr>
+        <w:rFonts w:ascii="Symbol" w:hAnsi="Symbol" w:hint="default"/>
+      </w:rPr>
+    </w:lvl>
+    <w:lvl w:ilvl="4" w:tplc="240A0003" w:tentative="1">
+      <w:start w:val="1"/>
+      <w:numFmt w:val="bullet"/>
+      <w:lvlText w:val="o"/>
+      <w:lvlJc w:val="left"/>
+      <w:pPr>
+        <w:ind w:left="3600" w:hanging="360"/>
+      </w:pPr>
+      <w:rPr>
+        <w:rFonts w:ascii="Courier New" w:hAnsi="Courier New" w:cs="Courier New" w:hint="default"/>
+      </w:rPr>
+    </w:lvl>
+    <w:lvl w:ilvl="5" w:tplc="240A0005" w:tentative="1">
+      <w:start w:val="1"/>
+      <w:numFmt w:val="bullet"/>
+      <w:lvlText w:val=""/>
+      <w:lvlJc w:val="left"/>
+      <w:pPr>
+        <w:ind w:left="4320" w:hanging="360"/>
+      </w:pPr>
+      <w:rPr>
+        <w:rFonts w:ascii="Wingdings" w:hAnsi="Wingdings" w:hint="default"/>
+      </w:rPr>
+    </w:lvl>
+    <w:lvl w:ilvl="6" w:tplc="240A0001" w:tentative="1">
+      <w:start w:val="1"/>
+      <w:numFmt w:val="bullet"/>
+      <w:lvlText w:val=""/>
+      <w:lvlJc w:val="left"/>
+      <w:pPr>
+        <w:ind w:left="5040" w:hanging="360"/>
+      </w:pPr>
+      <w:rPr>
+        <w:rFonts w:ascii="Symbol" w:hAnsi="Symbol" w:hint="default"/>
+      </w:rPr>
+    </w:lvl>
+    <w:lvl w:ilvl="7" w:tplc="240A0003" w:tentative="1">
+      <w:start w:val="1"/>
+      <w:numFmt w:val="bullet"/>
+      <w:lvlText w:val="o"/>
+      <w:lvlJc w:val="left"/>
+      <w:pPr>
+        <w:ind w:left="5760" w:hanging="360"/>
+      </w:pPr>
+      <w:rPr>
+        <w:rFonts w:ascii="Courier New" w:hAnsi="Courier New" w:cs="Courier New" w:hint="default"/>
+      </w:rPr>
+    </w:lvl>
+    <w:lvl w:ilvl="8" w:tplc="240A0005" w:tentative="1">
+      <w:start w:val="1"/>
+      <w:numFmt w:val="bullet"/>
+      <w:lvlText w:val=""/>
+      <w:lvlJc w:val="left"/>
+      <w:pPr>
+        <w:ind w:left="6480" w:hanging="360"/>
+      </w:pPr>
+      <w:rPr>
+        <w:rFonts w:ascii="Wingdings" w:hAnsi="Wingdings" w:hint="default"/>
+      </w:rPr>
+    </w:lvl>
+  </w:abstractNum>
+  <w:abstractNum w:abstractNumId="9" w15:restartNumberingAfterBreak="0">
     <w:nsid w:val="40484B32"/>
     <w:multiLevelType w:val="hybridMultilevel"/>
     <w:tmpl w:val="0B064334"/>
@@ -20132,7 +21266,7 @@
       </w:rPr>
     </w:lvl>
   </w:abstractNum>
-  <w:abstractNum w:abstractNumId="8" w15:restartNumberingAfterBreak="0">
+  <w:abstractNum w:abstractNumId="10" w15:restartNumberingAfterBreak="0">
     <w:nsid w:val="4F8608CC"/>
     <w:multiLevelType w:val="hybridMultilevel"/>
     <w:tmpl w:val="64489632"/>
@@ -20344,7 +21478,7 @@
       </w:rPr>
     </w:lvl>
   </w:abstractNum>
-  <w:abstractNum w:abstractNumId="9" w15:restartNumberingAfterBreak="0">
+  <w:abstractNum w:abstractNumId="11" w15:restartNumberingAfterBreak="0">
     <w:nsid w:val="524A1B4F"/>
     <w:multiLevelType w:val="hybridMultilevel"/>
     <w:tmpl w:val="B922D362"/>
@@ -20556,7 +21690,119 @@
       </w:rPr>
     </w:lvl>
   </w:abstractNum>
-  <w:abstractNum w:abstractNumId="10" w15:restartNumberingAfterBreak="0">
+  <w:abstractNum w:abstractNumId="12" w15:restartNumberingAfterBreak="0">
+    <w:nsid w:val="554F067A"/>
+    <w:multiLevelType w:val="hybridMultilevel"/>
+    <w:tmpl w:val="3DFE9096"/>
+    <w:lvl w:ilvl="0" w:tplc="D1009AC6">
+      <w:numFmt w:val="bullet"/>
+      <w:lvlText w:val=""/>
+      <w:lvlJc w:val="left"/>
+      <w:pPr>
+        <w:ind w:left="2149" w:hanging="360"/>
+      </w:pPr>
+      <w:rPr>
+        <w:rFonts w:ascii="Symbol" w:eastAsia="Courier New" w:hAnsi="Symbol" w:cs="Courier New" w:hint="default"/>
+      </w:rPr>
+    </w:lvl>
+    <w:lvl w:ilvl="1" w:tplc="240A0003" w:tentative="1">
+      <w:start w:val="1"/>
+      <w:numFmt w:val="bullet"/>
+      <w:lvlText w:val="o"/>
+      <w:lvlJc w:val="left"/>
+      <w:pPr>
+        <w:ind w:left="2869" w:hanging="360"/>
+      </w:pPr>
+      <w:rPr>
+        <w:rFonts w:ascii="Courier New" w:hAnsi="Courier New" w:cs="Courier New" w:hint="default"/>
+      </w:rPr>
+    </w:lvl>
+    <w:lvl w:ilvl="2" w:tplc="240A0005" w:tentative="1">
+      <w:start w:val="1"/>
+      <w:numFmt w:val="bullet"/>
+      <w:lvlText w:val=""/>
+      <w:lvlJc w:val="left"/>
+      <w:pPr>
+        <w:ind w:left="3589" w:hanging="360"/>
+      </w:pPr>
+      <w:rPr>
+        <w:rFonts w:ascii="Wingdings" w:hAnsi="Wingdings" w:hint="default"/>
+      </w:rPr>
+    </w:lvl>
+    <w:lvl w:ilvl="3" w:tplc="240A0001" w:tentative="1">
+      <w:start w:val="1"/>
+      <w:numFmt w:val="bullet"/>
+      <w:lvlText w:val=""/>
+      <w:lvlJc w:val="left"/>
+      <w:pPr>
+        <w:ind w:left="4309" w:hanging="360"/>
+      </w:pPr>
+      <w:rPr>
+        <w:rFonts w:ascii="Symbol" w:hAnsi="Symbol" w:hint="default"/>
+      </w:rPr>
+    </w:lvl>
+    <w:lvl w:ilvl="4" w:tplc="240A0003" w:tentative="1">
+      <w:start w:val="1"/>
+      <w:numFmt w:val="bullet"/>
+      <w:lvlText w:val="o"/>
+      <w:lvlJc w:val="left"/>
+      <w:pPr>
+        <w:ind w:left="5029" w:hanging="360"/>
+      </w:pPr>
+      <w:rPr>
+        <w:rFonts w:ascii="Courier New" w:hAnsi="Courier New" w:cs="Courier New" w:hint="default"/>
+      </w:rPr>
+    </w:lvl>
+    <w:lvl w:ilvl="5" w:tplc="240A0005" w:tentative="1">
+      <w:start w:val="1"/>
+      <w:numFmt w:val="bullet"/>
+      <w:lvlText w:val=""/>
+      <w:lvlJc w:val="left"/>
+      <w:pPr>
+        <w:ind w:left="5749" w:hanging="360"/>
+      </w:pPr>
+      <w:rPr>
+        <w:rFonts w:ascii="Wingdings" w:hAnsi="Wingdings" w:hint="default"/>
+      </w:rPr>
+    </w:lvl>
+    <w:lvl w:ilvl="6" w:tplc="240A0001" w:tentative="1">
+      <w:start w:val="1"/>
+      <w:numFmt w:val="bullet"/>
+      <w:lvlText w:val=""/>
+      <w:lvlJc w:val="left"/>
+      <w:pPr>
+        <w:ind w:left="6469" w:hanging="360"/>
+      </w:pPr>
+      <w:rPr>
+        <w:rFonts w:ascii="Symbol" w:hAnsi="Symbol" w:hint="default"/>
+      </w:rPr>
+    </w:lvl>
+    <w:lvl w:ilvl="7" w:tplc="240A0003" w:tentative="1">
+      <w:start w:val="1"/>
+      <w:numFmt w:val="bullet"/>
+      <w:lvlText w:val="o"/>
+      <w:lvlJc w:val="left"/>
+      <w:pPr>
+        <w:ind w:left="7189" w:hanging="360"/>
+      </w:pPr>
+      <w:rPr>
+        <w:rFonts w:ascii="Courier New" w:hAnsi="Courier New" w:cs="Courier New" w:hint="default"/>
+      </w:rPr>
+    </w:lvl>
+    <w:lvl w:ilvl="8" w:tplc="240A0005" w:tentative="1">
+      <w:start w:val="1"/>
+      <w:numFmt w:val="bullet"/>
+      <w:lvlText w:val=""/>
+      <w:lvlJc w:val="left"/>
+      <w:pPr>
+        <w:ind w:left="7909" w:hanging="360"/>
+      </w:pPr>
+      <w:rPr>
+        <w:rFonts w:ascii="Wingdings" w:hAnsi="Wingdings" w:hint="default"/>
+      </w:rPr>
+    </w:lvl>
+  </w:abstractNum>
+  <w:abstractNum w:abstractNumId="13" w15:restartNumberingAfterBreak="0">
     <w:nsid w:val="5ADC7F93"/>
     <w:multiLevelType w:val="hybridMultilevel"/>
     <w:tmpl w:val="E23CCBD4"/>
@@ -20768,7 +22014,7 @@
       </w:rPr>
     </w:lvl>
   </w:abstractNum>
-  <w:abstractNum w:abstractNumId="11" w15:restartNumberingAfterBreak="0">
+  <w:abstractNum w:abstractNumId="14" w15:restartNumberingAfterBreak="0">
     <w:nsid w:val="5E702E88"/>
     <w:multiLevelType w:val="hybridMultilevel"/>
     <w:tmpl w:val="A06AA20C"/>
@@ -20980,10 +22226,10 @@
       </w:rPr>
     </w:lvl>
   </w:abstractNum>
-  <w:abstractNum w:abstractNumId="12" w15:restartNumberingAfterBreak="0">
+  <w:abstractNum w:abstractNumId="15" w15:restartNumberingAfterBreak="0">
     <w:nsid w:val="5EEE269E"/>
     <w:multiLevelType w:val="hybridMultilevel"/>
-    <w:tmpl w:val="905A3018"/>
+    <w:tmpl w:val="C166F9D4"/>
     <w:lvl w:ilvl="0" w:tplc="68E49026">
       <w:start w:val="1"/>
       <w:numFmt w:val="bullet"/>
@@ -21007,16 +22253,15 @@
         <w:vertAlign w:val="baseline"/>
       </w:rPr>
     </w:lvl>
-    <w:lvl w:ilvl="1" w:tplc="A5B0D70E">
-      <w:start w:val="1"/>
+    <w:lvl w:ilvl="1" w:tplc="D1009AC6">
       <w:numFmt w:val="bullet"/>
-      <w:lvlText w:val="o"/>
+      <w:lvlText w:val=""/>
       <w:lvlJc w:val="left"/>
       <w:pPr>
         <w:ind w:left="1073"/>
       </w:pPr>
       <w:rPr>
-        <w:rFonts w:ascii="Segoe UI Symbol" w:eastAsia="Segoe UI Symbol" w:hAnsi="Segoe UI Symbol" w:cs="Segoe UI Symbol"/>
+        <w:rFonts w:ascii="Symbol" w:eastAsia="Courier New" w:hAnsi="Symbol" w:cs="Courier New" w:hint="default"/>
         <w:b w:val="0"/>
         <w:i w:val="0"/>
         <w:strike w:val="0"/>
@@ -21193,7 +22438,119 @@
       </w:rPr>
     </w:lvl>
   </w:abstractNum>
-  <w:abstractNum w:abstractNumId="13" w15:restartNumberingAfterBreak="0">
+  <w:abstractNum w:abstractNumId="16" w15:restartNumberingAfterBreak="0">
+    <w:nsid w:val="62EA6962"/>
+    <w:multiLevelType w:val="hybridMultilevel"/>
+    <w:tmpl w:val="5F2A2F64"/>
+    <w:lvl w:ilvl="0" w:tplc="D1009AC6">
+      <w:numFmt w:val="bullet"/>
+      <w:lvlText w:val=""/>
+      <w:lvlJc w:val="left"/>
+      <w:pPr>
+        <w:ind w:left="2149" w:hanging="360"/>
+      </w:pPr>
+      <w:rPr>
+        <w:rFonts w:ascii="Symbol" w:eastAsia="Courier New" w:hAnsi="Symbol" w:cs="Courier New" w:hint="default"/>
+      </w:rPr>
+    </w:lvl>
+    <w:lvl w:ilvl="1" w:tplc="240A0003">
+      <w:start w:val="1"/>
+      <w:numFmt w:val="bullet"/>
+      <w:lvlText w:val="o"/>
+      <w:lvlJc w:val="left"/>
+      <w:pPr>
+        <w:ind w:left="1440" w:hanging="360"/>
+      </w:pPr>
+      <w:rPr>
+        <w:rFonts w:ascii="Courier New" w:hAnsi="Courier New" w:cs="Courier New" w:hint="default"/>
+      </w:rPr>
+    </w:lvl>
+    <w:lvl w:ilvl="2" w:tplc="240A0005">
+      <w:start w:val="1"/>
+      <w:numFmt w:val="bullet"/>
+      <w:lvlText w:val=""/>
+      <w:lvlJc w:val="left"/>
+      <w:pPr>
+        <w:ind w:left="2160" w:hanging="360"/>
+      </w:pPr>
+      <w:rPr>
+        <w:rFonts w:ascii="Wingdings" w:hAnsi="Wingdings" w:hint="default"/>
+      </w:rPr>
+    </w:lvl>
+    <w:lvl w:ilvl="3" w:tplc="240A0001" w:tentative="1">
+      <w:start w:val="1"/>
+      <w:numFmt w:val="bullet"/>
+      <w:lvlText w:val=""/>
+      <w:lvlJc w:val="left"/>
+      <w:pPr>
+        <w:ind w:left="2880" w:hanging="360"/>
+      </w:pPr>
+      <w:rPr>
+        <w:rFonts w:ascii="Symbol" w:hAnsi="Symbol" w:hint="default"/>
+      </w:rPr>
+    </w:lvl>
+    <w:lvl w:ilvl="4" w:tplc="240A0003" w:tentative="1">
+      <w:start w:val="1"/>
+      <w:numFmt w:val="bullet"/>
+      <w:lvlText w:val="o"/>
+      <w:lvlJc w:val="left"/>
+      <w:pPr>
+        <w:ind w:left="3600" w:hanging="360"/>
+      </w:pPr>
+      <w:rPr>
+        <w:rFonts w:ascii="Courier New" w:hAnsi="Courier New" w:cs="Courier New" w:hint="default"/>
+      </w:rPr>
+    </w:lvl>
+    <w:lvl w:ilvl="5" w:tplc="240A0005" w:tentative="1">
+      <w:start w:val="1"/>
+      <w:numFmt w:val="bullet"/>
+      <w:lvlText w:val=""/>
+      <w:lvlJc w:val="left"/>
+      <w:pPr>
+        <w:ind w:left="4320" w:hanging="360"/>
+      </w:pPr>
+      <w:rPr>
+        <w:rFonts w:ascii="Wingdings" w:hAnsi="Wingdings" w:hint="default"/>
+      </w:rPr>
+    </w:lvl>
+    <w:lvl w:ilvl="6" w:tplc="240A0001" w:tentative="1">
+      <w:start w:val="1"/>
+      <w:numFmt w:val="bullet"/>
+      <w:lvlText w:val=""/>
+      <w:lvlJc w:val="left"/>
+      <w:pPr>
+        <w:ind w:left="5040" w:hanging="360"/>
+      </w:pPr>
+      <w:rPr>
+        <w:rFonts w:ascii="Symbol" w:hAnsi="Symbol" w:hint="default"/>
+      </w:rPr>
+    </w:lvl>
+    <w:lvl w:ilvl="7" w:tplc="240A0003" w:tentative="1">
+      <w:start w:val="1"/>
+      <w:numFmt w:val="bullet"/>
+      <w:lvlText w:val="o"/>
+      <w:lvlJc w:val="left"/>
+      <w:pPr>
+        <w:ind w:left="5760" w:hanging="360"/>
+      </w:pPr>
+      <w:rPr>
+        <w:rFonts w:ascii="Courier New" w:hAnsi="Courier New" w:cs="Courier New" w:hint="default"/>
+      </w:rPr>
+    </w:lvl>
+    <w:lvl w:ilvl="8" w:tplc="240A0005" w:tentative="1">
+      <w:start w:val="1"/>
+      <w:numFmt w:val="bullet"/>
+      <w:lvlText w:val=""/>
+      <w:lvlJc w:val="left"/>
+      <w:pPr>
+        <w:ind w:left="6480" w:hanging="360"/>
+      </w:pPr>
+      <w:rPr>
+        <w:rFonts w:ascii="Wingdings" w:hAnsi="Wingdings" w:hint="default"/>
+      </w:rPr>
+    </w:lvl>
+  </w:abstractNum>
+  <w:abstractNum w:abstractNumId="17" w15:restartNumberingAfterBreak="0">
     <w:nsid w:val="663B24F9"/>
     <w:multiLevelType w:val="hybridMultilevel"/>
     <w:tmpl w:val="1908CB20"/>
@@ -21405,7 +22762,7 @@
       </w:rPr>
     </w:lvl>
   </w:abstractNum>
-  <w:abstractNum w:abstractNumId="14" w15:restartNumberingAfterBreak="0">
+  <w:abstractNum w:abstractNumId="18" w15:restartNumberingAfterBreak="0">
     <w:nsid w:val="6A71505A"/>
     <w:multiLevelType w:val="hybridMultilevel"/>
     <w:tmpl w:val="C8E0AC3C"/>
@@ -21617,7 +22974,7 @@
       </w:rPr>
     </w:lvl>
   </w:abstractNum>
-  <w:abstractNum w:abstractNumId="15" w15:restartNumberingAfterBreak="0">
+  <w:abstractNum w:abstractNumId="19" w15:restartNumberingAfterBreak="0">
     <w:nsid w:val="6B236B9F"/>
     <w:multiLevelType w:val="hybridMultilevel"/>
     <w:tmpl w:val="12767538"/>
@@ -21829,7 +23186,7 @@
       </w:rPr>
     </w:lvl>
   </w:abstractNum>
-  <w:abstractNum w:abstractNumId="16" w15:restartNumberingAfterBreak="0">
+  <w:abstractNum w:abstractNumId="20" w15:restartNumberingAfterBreak="0">
     <w:nsid w:val="71047E13"/>
     <w:multiLevelType w:val="hybridMultilevel"/>
     <w:tmpl w:val="FA789798"/>
@@ -22041,7 +23398,7 @@
       </w:rPr>
     </w:lvl>
   </w:abstractNum>
-  <w:abstractNum w:abstractNumId="17" w15:restartNumberingAfterBreak="0">
+  <w:abstractNum w:abstractNumId="21" w15:restartNumberingAfterBreak="0">
     <w:nsid w:val="71576E11"/>
     <w:multiLevelType w:val="hybridMultilevel"/>
     <w:tmpl w:val="BCAEE526"/>
@@ -22262,7 +23619,7 @@
       </w:rPr>
     </w:lvl>
   </w:abstractNum>
-  <w:abstractNum w:abstractNumId="18" w15:restartNumberingAfterBreak="0">
+  <w:abstractNum w:abstractNumId="22" w15:restartNumberingAfterBreak="0">
     <w:nsid w:val="71BE5C35"/>
     <w:multiLevelType w:val="hybridMultilevel"/>
     <w:tmpl w:val="30AA5D9E"/>
@@ -22474,7 +23831,7 @@
       </w:rPr>
     </w:lvl>
   </w:abstractNum>
-  <w:abstractNum w:abstractNumId="19" w15:restartNumberingAfterBreak="0">
+  <w:abstractNum w:abstractNumId="23" w15:restartNumberingAfterBreak="0">
     <w:nsid w:val="78680895"/>
     <w:multiLevelType w:val="hybridMultilevel"/>
     <w:tmpl w:val="D464A0F6"/>
@@ -22686,7 +24043,7 @@
       </w:rPr>
     </w:lvl>
   </w:abstractNum>
-  <w:abstractNum w:abstractNumId="20" w15:restartNumberingAfterBreak="0">
+  <w:abstractNum w:abstractNumId="24" w15:restartNumberingAfterBreak="0">
     <w:nsid w:val="7C7D0D98"/>
     <w:multiLevelType w:val="hybridMultilevel"/>
     <w:tmpl w:val="584231DC"/>
@@ -22898,7 +24255,7 @@
       </w:rPr>
     </w:lvl>
   </w:abstractNum>
-  <w:abstractNum w:abstractNumId="21" w15:restartNumberingAfterBreak="0">
+  <w:abstractNum w:abstractNumId="25" w15:restartNumberingAfterBreak="0">
     <w:nsid w:val="7D190E44"/>
     <w:multiLevelType w:val="hybridMultilevel"/>
     <w:tmpl w:val="163A0856"/>
@@ -23110,77 +24467,89 @@
       </w:rPr>
     </w:lvl>
   </w:abstractNum>
-  <w:num w:numId="1" w16cid:durableId="1740706860">
+  <w:num w:numId="1">
+    <w:abstractNumId w:val="14"/>
+  </w:num>
+  <w:num w:numId="2">
+    <w:abstractNumId w:val="6"/>
+  </w:num>
+  <w:num w:numId="3">
+    <w:abstractNumId w:val="0"/>
+  </w:num>
+  <w:num w:numId="4">
+    <w:abstractNumId w:val="17"/>
+  </w:num>
+  <w:num w:numId="5">
+    <w:abstractNumId w:val="18"/>
+  </w:num>
+  <w:num w:numId="6">
+    <w:abstractNumId w:val="22"/>
+  </w:num>
+  <w:num w:numId="7">
+    <w:abstractNumId w:val="13"/>
+  </w:num>
+  <w:num w:numId="8">
+    <w:abstractNumId w:val="24"/>
+  </w:num>
+  <w:num w:numId="9">
     <w:abstractNumId w:val="11"/>
   </w:num>
-  <w:num w:numId="2" w16cid:durableId="370154213">
+  <w:num w:numId="10">
+    <w:abstractNumId w:val="2"/>
+  </w:num>
+  <w:num w:numId="11">
+    <w:abstractNumId w:val="10"/>
+  </w:num>
+  <w:num w:numId="12">
+    <w:abstractNumId w:val="1"/>
+  </w:num>
+  <w:num w:numId="13">
+    <w:abstractNumId w:val="15"/>
+  </w:num>
+  <w:num w:numId="14">
+    <w:abstractNumId w:val="23"/>
+  </w:num>
+  <w:num w:numId="15">
+    <w:abstractNumId w:val="4"/>
+  </w:num>
+  <w:num w:numId="16">
+    <w:abstractNumId w:val="7"/>
+  </w:num>
+  <w:num w:numId="17">
+    <w:abstractNumId w:val="20"/>
+  </w:num>
+  <w:num w:numId="18">
+    <w:abstractNumId w:val="25"/>
+  </w:num>
+  <w:num w:numId="19">
     <w:abstractNumId w:val="5"/>
   </w:num>
-  <w:num w:numId="3" w16cid:durableId="600451432">
-    <w:abstractNumId w:val="0"/>
+  <w:num w:numId="20">
+    <w:abstractNumId w:val="19"/>
   </w:num>
-  <w:num w:numId="4" w16cid:durableId="2118745214">
-    <w:abstractNumId w:val="13"/>
+  <w:num w:numId="21">
+    <w:abstractNumId w:val="21"/>
   </w:num>
-  <w:num w:numId="5" w16cid:durableId="1946647467">
-    <w:abstractNumId w:val="14"/>
-  </w:num>
-  <w:num w:numId="6" w16cid:durableId="1937863347">
-    <w:abstractNumId w:val="18"/>
-  </w:num>
-  <w:num w:numId="7" w16cid:durableId="543635294">
-    <w:abstractNumId w:val="10"/>
-  </w:num>
-  <w:num w:numId="8" w16cid:durableId="738791892">
-    <w:abstractNumId w:val="20"/>
-  </w:num>
-  <w:num w:numId="9" w16cid:durableId="2059694738">
+  <w:num w:numId="22">
     <w:abstractNumId w:val="9"/>
   </w:num>
-  <w:num w:numId="10" w16cid:durableId="971787013">
-    <w:abstractNumId w:val="2"/>
-  </w:num>
-  <w:num w:numId="11" w16cid:durableId="415323064">
-    <w:abstractNumId w:val="8"/>
-  </w:num>
-  <w:num w:numId="12" w16cid:durableId="77361736">
-    <w:abstractNumId w:val="1"/>
-  </w:num>
-  <w:num w:numId="13" w16cid:durableId="1769425928">
+  <w:num w:numId="23">
     <w:abstractNumId w:val="12"/>
   </w:num>
-  <w:num w:numId="14" w16cid:durableId="619146650">
-    <w:abstractNumId w:val="19"/>
-  </w:num>
-  <w:num w:numId="15" w16cid:durableId="449520576">
+  <w:num w:numId="24">
     <w:abstractNumId w:val="3"/>
   </w:num>
-  <w:num w:numId="16" w16cid:durableId="1037197668">
-    <w:abstractNumId w:val="6"/>
-  </w:num>
-  <w:num w:numId="17" w16cid:durableId="771826022">
+  <w:num w:numId="25">
     <w:abstractNumId w:val="16"/>
   </w:num>
-  <w:num w:numId="18" w16cid:durableId="1487471165">
-    <w:abstractNumId w:val="21"/>
-  </w:num>
-  <w:num w:numId="19" w16cid:durableId="1139110081">
-    <w:abstractNumId w:val="4"/>
-  </w:num>
-  <w:num w:numId="20" w16cid:durableId="1642420822">
-    <w:abstractNumId w:val="15"/>
-  </w:num>
-  <w:num w:numId="21" w16cid:durableId="1472021803">
-    <w:abstractNumId w:val="17"/>
-  </w:num>
-  <w:num w:numId="22" w16cid:durableId="177894459">
-    <w:abstractNumId w:val="7"/>
+  <w:num w:numId="26">
+    <w:abstractNumId w:val="8"/>
   </w:num>
 </w:numbering>
 </file>
 
 <file path=word/styles.xml><?xml version="1.0" encoding="utf-8"?>
-<w:styles xmlns:mc="http://schemas.openxmlformats.org/markup-compatibility/2006" xmlns:r="http://schemas.openxmlformats.org/officeDocument/2006/relationships" xmlns:w="http://schemas.openxmlformats.org/wordprocessingml/2006/main" xmlns:w14="http://schemas.microsoft.com/office/word/2010/wordml" xmlns:w15="http://schemas.microsoft.com/office/word/2012/wordml" xmlns:w16cex="http://schemas.microsoft.com/office/word/2018/wordml/cex" xmlns:w16cid="http://schemas.microsoft.com/office/word/2016/wordml/cid" xmlns:w16="http://schemas.microsoft.com/office/word/2018/wordml" xmlns:w16du="http://schemas.microsoft.com/office/word/2023/wordml/word16du" xmlns:w16sdtdh="http://schemas.microsoft.com/office/word/2020/wordml/sdtdatahash" xmlns:w16sdtfl="http://schemas.microsoft.com/office/word/2024/wordml/sdtformatlock" xmlns:w16se="http://schemas.microsoft.com/office/word/2015/wordml/symex" mc:Ignorable="w14 w15 w16se w16cid w16 w16cex w16sdtdh w16sdtfl w16du">
+<w:styles xmlns:mc="http://schemas.openxmlformats.org/markup-compatibility/2006" xmlns:r="http://schemas.openxmlformats.org/officeDocument/2006/relationships" xmlns:w="http://schemas.openxmlformats.org/wordprocessingml/2006/main" xmlns:w14="http://schemas.microsoft.com/office/word/2010/wordml" xmlns:w15="http://schemas.microsoft.com/office/word/2012/wordml" xmlns:w16cex="http://schemas.microsoft.com/office/word/2018/wordml/cex" xmlns:w16cid="http://schemas.microsoft.com/office/word/2016/wordml/cid" xmlns:w16="http://schemas.microsoft.com/office/word/2018/wordml" xmlns:w16se="http://schemas.microsoft.com/office/word/2015/wordml/symex" mc:Ignorable="w14 w15 w16se w16cid w16 w16cex">
   <w:docDefaults>
     <w:rPrDefault>
       <w:rPr>
@@ -23696,7 +25065,6 @@
   <w:style w:type="character" w:default="1" w:styleId="Fuentedeprrafopredeter">
     <w:name w:val="Default Paragraph Font"/>
     <w:uiPriority w:val="1"/>
-    <w:semiHidden/>
     <w:unhideWhenUsed/>
   </w:style>
   <w:style w:type="table" w:default="1" w:styleId="Tablanormal">
@@ -23783,6 +25151,104 @@
         <w:right w:w="0" w:type="dxa"/>
       </w:tblCellMar>
     </w:tblPr>
+  </w:style>
+  <w:style w:type="paragraph" w:styleId="Sinespaciado">
+    <w:name w:val="No Spacing"/>
+    <w:uiPriority w:val="1"/>
+    <w:qFormat/>
+    <w:rsid w:val="00695147"/>
+    <w:pPr>
+      <w:spacing w:after="0" w:line="240" w:lineRule="auto"/>
+      <w:ind w:left="1000" w:firstLine="698"/>
+    </w:pPr>
+    <w:rPr>
+      <w:rFonts w:ascii="Calibri" w:eastAsia="Calibri" w:hAnsi="Calibri" w:cs="Calibri"/>
+      <w:color w:val="000000"/>
+      <w:sz w:val="28"/>
+    </w:rPr>
+  </w:style>
+  <w:style w:type="paragraph" w:styleId="Prrafodelista">
+    <w:name w:val="List Paragraph"/>
+    <w:basedOn w:val="Normal"/>
+    <w:uiPriority w:val="34"/>
+    <w:qFormat/>
+    <w:rsid w:val="00A33708"/>
+    <w:pPr>
+      <w:ind w:left="720"/>
+      <w:contextualSpacing/>
+    </w:pPr>
+  </w:style>
+  <w:style w:type="paragraph" w:styleId="TtuloTDC">
+    <w:name w:val="TOC Heading"/>
+    <w:basedOn w:val="Ttulo1"/>
+    <w:next w:val="Normal"/>
+    <w:uiPriority w:val="39"/>
+    <w:unhideWhenUsed/>
+    <w:qFormat/>
+    <w:rsid w:val="007F0A6E"/>
+    <w:pPr>
+      <w:spacing w:before="240" w:after="0" w:line="259" w:lineRule="auto"/>
+      <w:ind w:firstLine="0"/>
+      <w:outlineLvl w:val="9"/>
+    </w:pPr>
+    <w:rPr>
+      <w:rFonts w:asciiTheme="majorHAnsi" w:eastAsiaTheme="majorEastAsia" w:hAnsiTheme="majorHAnsi" w:cstheme="majorBidi"/>
+      <w:b w:val="0"/>
+      <w:color w:val="0F4761" w:themeColor="accent1" w:themeShade="BF"/>
+      <w:kern w:val="0"/>
+      <w:szCs w:val="32"/>
+      <w14:ligatures w14:val="none"/>
+    </w:rPr>
+  </w:style>
+  <w:style w:type="paragraph" w:styleId="TDC2">
+    <w:name w:val="toc 2"/>
+    <w:basedOn w:val="Normal"/>
+    <w:next w:val="Normal"/>
+    <w:autoRedefine/>
+    <w:uiPriority w:val="39"/>
+    <w:unhideWhenUsed/>
+    <w:rsid w:val="007F0A6E"/>
+    <w:pPr>
+      <w:spacing w:after="100"/>
+      <w:ind w:left="280"/>
+    </w:pPr>
+  </w:style>
+  <w:style w:type="paragraph" w:styleId="TDC3">
+    <w:name w:val="toc 3"/>
+    <w:basedOn w:val="Normal"/>
+    <w:next w:val="Normal"/>
+    <w:autoRedefine/>
+    <w:uiPriority w:val="39"/>
+    <w:unhideWhenUsed/>
+    <w:rsid w:val="007F0A6E"/>
+    <w:pPr>
+      <w:spacing w:after="100"/>
+      <w:ind w:left="560"/>
+    </w:pPr>
+  </w:style>
+  <w:style w:type="paragraph" w:styleId="TDC1">
+    <w:name w:val="toc 1"/>
+    <w:basedOn w:val="Normal"/>
+    <w:next w:val="Normal"/>
+    <w:autoRedefine/>
+    <w:uiPriority w:val="39"/>
+    <w:unhideWhenUsed/>
+    <w:rsid w:val="007F0A6E"/>
+    <w:pPr>
+      <w:spacing w:after="100"/>
+      <w:ind w:left="0"/>
+    </w:pPr>
+  </w:style>
+  <w:style w:type="character" w:styleId="Hipervnculo">
+    <w:name w:val="Hyperlink"/>
+    <w:basedOn w:val="Fuentedeprrafopredeter"/>
+    <w:uiPriority w:val="99"/>
+    <w:unhideWhenUsed/>
+    <w:rsid w:val="007F0A6E"/>
+    <w:rPr>
+      <w:color w:val="467886" w:themeColor="hyperlink"/>
+      <w:u w:val="single"/>
+    </w:rPr>
   </w:style>
 </w:styles>
 </file>
@@ -24103,6 +25569,17 @@
 </file>
 
 <file path=customXml/item1.xml><?xml version="1.0" encoding="utf-8"?>
+<p:properties xmlns:p="http://schemas.microsoft.com/office/2006/metadata/properties" xmlns:xsi="http://www.w3.org/2001/XMLSchema-instance" xmlns:pc="http://schemas.microsoft.com/office/infopath/2007/PartnerControls">
+  <documentManagement>
+    <TaxCatchAll xmlns="b250f519-6473-4480-8c44-6ee3a3a530c3" xsi:nil="true"/>
+    <lcf76f155ced4ddcb4097134ff3c332f xmlns="d174a4fb-80c2-4523-8d89-375030acacbf">
+      <Terms xmlns="http://schemas.microsoft.com/office/infopath/2007/PartnerControls"/>
+    </lcf76f155ced4ddcb4097134ff3c332f>
+  </documentManagement>
+</p:properties>
+</file>
+
+<file path=customXml/item2.xml><?xml version="1.0" encoding="utf-8"?>
 <ct:contentTypeSchema xmlns:ct="http://schemas.microsoft.com/office/2006/metadata/contentType" xmlns:ma="http://schemas.microsoft.com/office/2006/metadata/properties/metaAttributes" ct:_="" ma:_="" ma:contentTypeName="Documento" ma:contentTypeID="0x010100EA8A463C70CDF94EBCEAEE24D04F3F8A" ma:contentTypeVersion="12" ma:contentTypeDescription="Crear nuevo documento." ma:contentTypeScope="" ma:versionID="0a68c197ff11ee8f2a4dfa92d3e5c792">
   <xsd:schema xmlns:xsd="http://www.w3.org/2001/XMLSchema" xmlns:xs="http://www.w3.org/2001/XMLSchema" xmlns:p="http://schemas.microsoft.com/office/2006/metadata/properties" xmlns:ns2="d174a4fb-80c2-4523-8d89-375030acacbf" xmlns:ns3="b250f519-6473-4480-8c44-6ee3a3a530c3" targetNamespace="http://schemas.microsoft.com/office/2006/metadata/properties" ma:root="true" ma:fieldsID="55936f832c432473a7bcdfeafd102760" ns2:_="" ns3:_="">
     <xsd:import namespace="d174a4fb-80c2-4523-8d89-375030acacbf"/>
@@ -24303,7 +25780,7 @@
 </ct:contentTypeSchema>
 </file>
 
-<file path=customXml/item2.xml><?xml version="1.0" encoding="utf-8"?>
+<file path=customXml/item3.xml><?xml version="1.0" encoding="utf-8"?>
 <?mso-contentType ?>
 <FormTemplates xmlns="http://schemas.microsoft.com/sharepoint/v3/contenttype/forms">
   <Display>DocumentLibraryForm</Display>
@@ -24312,18 +25789,22 @@
 </FormTemplates>
 </file>
 
-<file path=customXml/item3.xml><?xml version="1.0" encoding="utf-8"?>
-<p:properties xmlns:p="http://schemas.microsoft.com/office/2006/metadata/properties" xmlns:xsi="http://www.w3.org/2001/XMLSchema-instance" xmlns:pc="http://schemas.microsoft.com/office/infopath/2007/PartnerControls">
-  <documentManagement>
-    <TaxCatchAll xmlns="b250f519-6473-4480-8c44-6ee3a3a530c3" xsi:nil="true"/>
-    <lcf76f155ced4ddcb4097134ff3c332f xmlns="d174a4fb-80c2-4523-8d89-375030acacbf">
-      <Terms xmlns="http://schemas.microsoft.com/office/infopath/2007/PartnerControls"/>
-    </lcf76f155ced4ddcb4097134ff3c332f>
-  </documentManagement>
-</p:properties>
+<file path=customXml/item4.xml><?xml version="1.0" encoding="utf-8"?>
+<b:Sources xmlns:b="http://schemas.openxmlformats.org/officeDocument/2006/bibliography" xmlns="http://schemas.openxmlformats.org/officeDocument/2006/bibliography" SelectedStyle="\APASixthEditionOfficeOnline.xsl" StyleName="APA" Version="6"/>
 </file>
 
 <file path=customXml/itemProps1.xml><?xml version="1.0" encoding="utf-8"?>
+<ds:datastoreItem xmlns:ds="http://schemas.openxmlformats.org/officeDocument/2006/customXml" ds:itemID="{F6DE3261-1CB9-4AE2-A6AC-1E8B71A76121}">
+  <ds:schemaRefs>
+    <ds:schemaRef ds:uri="http://schemas.microsoft.com/office/2006/metadata/properties"/>
+    <ds:schemaRef ds:uri="http://schemas.microsoft.com/office/infopath/2007/PartnerControls"/>
+    <ds:schemaRef ds:uri="b250f519-6473-4480-8c44-6ee3a3a530c3"/>
+    <ds:schemaRef ds:uri="d174a4fb-80c2-4523-8d89-375030acacbf"/>
+  </ds:schemaRefs>
+</ds:datastoreItem>
+</file>
+
+<file path=customXml/itemProps2.xml><?xml version="1.0" encoding="utf-8"?>
 <ds:datastoreItem xmlns:ds="http://schemas.openxmlformats.org/officeDocument/2006/customXml" ds:itemID="{6B7E634A-68FB-4F4D-B547-495E220F1F36}">
   <ds:schemaRefs>
     <ds:schemaRef ds:uri="http://schemas.microsoft.com/office/2006/metadata/contentType"/>
@@ -24342,7 +25823,7 @@
 </ds:datastoreItem>
 </file>
 
-<file path=customXml/itemProps2.xml><?xml version="1.0" encoding="utf-8"?>
+<file path=customXml/itemProps3.xml><?xml version="1.0" encoding="utf-8"?>
 <ds:datastoreItem xmlns:ds="http://schemas.openxmlformats.org/officeDocument/2006/customXml" ds:itemID="{83895D1A-298A-416A-B31D-49B362CAFF70}">
   <ds:schemaRefs>
     <ds:schemaRef ds:uri="http://schemas.microsoft.com/sharepoint/v3/contenttype/forms"/>
@@ -24350,13 +25831,10 @@
 </ds:datastoreItem>
 </file>
 
-<file path=customXml/itemProps3.xml><?xml version="1.0" encoding="utf-8"?>
-<ds:datastoreItem xmlns:ds="http://schemas.openxmlformats.org/officeDocument/2006/customXml" ds:itemID="{F6DE3261-1CB9-4AE2-A6AC-1E8B71A76121}">
+<file path=customXml/itemProps4.xml><?xml version="1.0" encoding="utf-8"?>
+<ds:datastoreItem xmlns:ds="http://schemas.openxmlformats.org/officeDocument/2006/customXml" ds:itemID="{3F8A79BC-C2E3-4A0B-9910-D155BBD15194}">
   <ds:schemaRefs>
-    <ds:schemaRef ds:uri="http://schemas.microsoft.com/office/2006/metadata/properties"/>
-    <ds:schemaRef ds:uri="http://schemas.microsoft.com/office/infopath/2007/PartnerControls"/>
-    <ds:schemaRef ds:uri="b250f519-6473-4480-8c44-6ee3a3a530c3"/>
-    <ds:schemaRef ds:uri="d174a4fb-80c2-4523-8d89-375030acacbf"/>
+    <ds:schemaRef ds:uri="http://schemas.openxmlformats.org/officeDocument/2006/bibliography"/>
   </ds:schemaRefs>
 </ds:datastoreItem>
 </file>
--- a/fuentes/123103_CF02_DU.docx
+++ b/fuentes/123103_CF02_DU.docx
@@ -930,7 +930,7 @@
               </wp:inline>
             </w:drawing>
           </mc:Choice>
-          <mc:Fallback xmlns:a="http://schemas.openxmlformats.org/drawingml/2006/main" xmlns:w16sdtfl="http://schemas.microsoft.com/office/word/2024/wordml/sdtformatlock" xmlns:w16sdtdh="http://schemas.microsoft.com/office/word/2020/wordml/sdtdatahash" xmlns:w16du="http://schemas.microsoft.com/office/word/2023/wordml/word16du" xmlns:oel="http://schemas.microsoft.com/office/2019/extlst">
+          <mc:Fallback xmlns:oel="http://schemas.microsoft.com/office/2019/extlst" xmlns:w16du="http://schemas.microsoft.com/office/word/2023/wordml/word16du" xmlns:w16sdtdh="http://schemas.microsoft.com/office/word/2020/wordml/sdtdatahash" xmlns:w16sdtfl="http://schemas.microsoft.com/office/word/2024/wordml/sdtformatlock" xmlns:a="http://schemas.openxmlformats.org/drawingml/2006/main">
             <w:pict>
               <v:group id="Group 42163" style="width:501.55pt;height:1.40002pt;mso-position-horizontal-relative:char;mso-position-vertical-relative:line" coordsize="63696,177">
                 <v:shape id="Shape 52072" style="position:absolute;width:63696;height:177;left:0;top:0;" coordsize="6369685,17780" path="m0,0l6369685,0l6369685,17780l0,17780l0,0">
@@ -1002,7 +1002,13 @@
     <w:sdt>
       <w:sdtPr>
         <w:rPr>
+          <w:rFonts w:ascii="Calibri" w:eastAsia="Calibri" w:hAnsi="Calibri" w:cs="Calibri"/>
+          <w:color w:val="000000"/>
+          <w:kern w:val="2"/>
+          <w:sz w:val="28"/>
+          <w:szCs w:val="24"/>
           <w:lang w:val="es-ES"/>
+          <w14:ligatures w14:val="standardContextual"/>
         </w:rPr>
         <w:id w:val="-1860963195"/>
         <w:docPartObj>
@@ -1012,14 +1018,8 @@
       </w:sdtPr>
       <w:sdtEndPr>
         <w:rPr>
-          <w:rFonts w:ascii="Calibri" w:eastAsia="Calibri" w:hAnsi="Calibri" w:cs="Calibri"/>
           <w:b/>
           <w:bCs/>
-          <w:color w:val="000000"/>
-          <w:kern w:val="2"/>
-          <w:sz w:val="28"/>
-          <w:szCs w:val="24"/>
-          <w14:ligatures w14:val="standardContextual"/>
         </w:rPr>
       </w:sdtEndPr>
       <w:sdtContent>
@@ -2012,21 +2012,7 @@
                 <w:rStyle w:val="Hipervnculo"/>
                 <w:noProof/>
               </w:rPr>
-              <w:t>Ecuación con</w:t>
-            </w:r>
-            <w:r>
-              <w:rPr>
-                <w:rStyle w:val="Hipervnculo"/>
-                <w:noProof/>
-              </w:rPr>
-              <w:t>t</w:t>
-            </w:r>
-            <w:r>
-              <w:rPr>
-                <w:rStyle w:val="Hipervnculo"/>
-                <w:noProof/>
-              </w:rPr>
-              <w:t>able</w:t>
+              <w:t>Ecuación contable</w:t>
             </w:r>
             <w:r>
               <w:rPr>
@@ -2141,7 +2127,7 @@
                 <w:noProof/>
                 <w:webHidden/>
               </w:rPr>
-              <w:t>43</w:t>
+              <w:t>44</w:t>
             </w:r>
             <w:r>
               <w:rPr>
@@ -2215,7 +2201,7 @@
                 <w:noProof/>
                 <w:webHidden/>
               </w:rPr>
-              <w:t>44</w:t>
+              <w:t>45</w:t>
             </w:r>
             <w:r>
               <w:rPr>
@@ -2289,7 +2275,7 @@
                 <w:noProof/>
                 <w:webHidden/>
               </w:rPr>
-              <w:t>45</w:t>
+              <w:t>46</w:t>
             </w:r>
             <w:r>
               <w:rPr>
@@ -2934,7 +2920,13 @@
         <w:t>Edad Media</w:t>
       </w:r>
       <w:r>
-        <w:t xml:space="preserve">. Con el inicio del imperio Romano se aprobaron asientos realizados en libros de contabilidad. Fueron los banqueros romanos quienes perfeccionaron las técnicas contables, con el fin de controlar los valores que otorgaban al ejército para sus conquistas territoriales. </w:t>
+        <w:t xml:space="preserve">. Con el inicio del imperio </w:t>
+      </w:r>
+      <w:r>
+        <w:t>r</w:t>
+      </w:r>
+      <w:r>
+        <w:t xml:space="preserve">omano se aprobaron asientos realizados en libros de contabilidad. Fueron los banqueros romanos quienes perfeccionaron las técnicas contables, con el fin de controlar los valores que otorgaban al ejército para sus conquistas territoriales. </w:t>
       </w:r>
     </w:p>
     <w:p>
@@ -2953,7 +2945,13 @@
         <w:t>Siglos VII – VIII</w:t>
       </w:r>
       <w:r>
-        <w:t xml:space="preserve">. En Italia durante los Siglos VII y VIII, principalmente en Venecia, la actividad contable se convirtió en una actividad de mucho prestigio, puesto que, por mandato de los señores feudales, los libros eran llevados por escribanos. Las ciudades de Venecia, Génova y Florencia fueron el epicentro del comercio, la industria y la banca, lo que les permitió desarrollar técnicas de contabilidad. </w:t>
+        <w:t xml:space="preserve">. En Italia durante los </w:t>
+      </w:r>
+      <w:r>
+        <w:t>s</w:t>
+      </w:r>
+      <w:r>
+        <w:t xml:space="preserve">iglos VII y VIII, principalmente en Venecia, la actividad contable se convirtió en una actividad de mucho prestigio, puesto que, por mandato de los señores feudales, los libros eran llevados por escribanos. Las ciudades de Venecia, Génova y Florencia fueron el epicentro del comercio, la industria y la banca, lo que les permitió desarrollar técnicas de contabilidad. </w:t>
       </w:r>
     </w:p>
     <w:p>
@@ -3866,7 +3864,13 @@
         <w:t>;</w:t>
       </w:r>
       <w:r>
-        <w:t xml:space="preserve"> por ello, es importante seleccionar la base de medición más adecuada para presentar la información financiera atendiendo a los estándares internacionales (Consejo de Normas Internacionales de Contabilidad, 2018): </w:t>
+        <w:t xml:space="preserve"> por ello, es importante seleccionar la base de medición más adecuada para presentar la información financiera</w:t>
+      </w:r>
+      <w:r>
+        <w:t>,</w:t>
+      </w:r>
+      <w:r>
+        <w:t xml:space="preserve"> atendiendo a los estándares internacionales (Consejo de Normas Internacionales de Contabilidad, 2018): </w:t>
       </w:r>
     </w:p>
     <w:p>
@@ -4464,7 +4468,13 @@
         <w:ind w:left="-15" w:right="146"/>
       </w:pPr>
       <w:r>
-        <w:t xml:space="preserve">Para elaborar las políticas del grupo 1 de empresas se tienen en cuenta los lineamientos estipulados en la Norma Internacional de Contabilidad (NIC 8), la cual expresa: </w:t>
+        <w:t>Para elaborar las políticas del grupo 1 de empresas</w:t>
+      </w:r>
+      <w:r>
+        <w:t>,</w:t>
+      </w:r>
+      <w:r>
+        <w:t xml:space="preserve"> se tienen en cuenta los lineamientos estipulados en la Norma Internacional de Contabilidad (NIC 8), la cual expresa: </w:t>
       </w:r>
     </w:p>
     <w:p>
@@ -5160,6 +5170,9 @@
       </w:pPr>
       <w:bookmarkStart w:id="8" w:name="_Toc223961660"/>
       <w:r>
+        <w:rPr>
+          <w:noProof/>
+        </w:rPr>
         <w:drawing>
           <wp:inline distT="0" distB="0" distL="0" distR="0" wp14:anchorId="2D6895E0" wp14:editId="204A7B22">
             <wp:extent cx="306070" cy="143510"/>
@@ -13226,6 +13239,16 @@
         </w:rPr>
         <w:t>Angulo, U. (2018). Contabilidad financiera, correlacionado con NIIF. Ediciones de la U. Bogotá: Colombia.</w:t>
       </w:r>
+    </w:p>
+    <w:p>
+      <w:pPr>
+        <w:ind w:left="-15" w:right="146"/>
+      </w:pPr>
+    </w:p>
+    <w:p>
+      <w:pPr>
+        <w:ind w:left="-15" w:right="146"/>
+      </w:pPr>
     </w:p>
     <w:p>
       <w:pPr>
@@ -18276,7 +18299,7 @@
             </wp:anchor>
           </w:drawing>
         </mc:Choice>
-        <mc:Fallback xmlns:a="http://schemas.openxmlformats.org/drawingml/2006/main" xmlns:w16sdtfl="http://schemas.microsoft.com/office/word/2024/wordml/sdtformatlock" xmlns:w16sdtdh="http://schemas.microsoft.com/office/word/2020/wordml/sdtdatahash" xmlns:w16du="http://schemas.microsoft.com/office/word/2023/wordml/word16du" xmlns:oel="http://schemas.microsoft.com/office/2019/extlst">
+        <mc:Fallback xmlns:oel="http://schemas.microsoft.com/office/2019/extlst" xmlns:w16du="http://schemas.microsoft.com/office/word/2023/wordml/word16du" xmlns:w16sdtdh="http://schemas.microsoft.com/office/word/2020/wordml/sdtdatahash" xmlns:w16sdtfl="http://schemas.microsoft.com/office/word/2024/wordml/sdtformatlock" xmlns:a="http://schemas.openxmlformats.org/drawingml/2006/main">
           <w:pict>
             <v:group id="Group 50718" style="width:43.9237pt;height:42.8402pt;position:absolute;mso-position-horizontal-relative:page;mso-position-horizontal:absolute;margin-left:545.075pt;mso-position-vertical-relative:page;margin-top:22.2937pt;" coordsize="5578,5440">
               <v:shape id="Shape 50719" style="position:absolute;width:1199;height:1206;left:2203;top:0;" coordsize="119930,120683" path="m59965,0c93008,0,119930,27109,119930,60342c119930,93584,93008,120683,59965,120683c26932,120683,0,93584,0,60341c0,27109,26953,0,59965,0x">
@@ -19252,7 +19275,7 @@
             </wp:anchor>
           </w:drawing>
         </mc:Choice>
-        <mc:Fallback xmlns:a="http://schemas.openxmlformats.org/drawingml/2006/main" xmlns:w16sdtfl="http://schemas.microsoft.com/office/word/2024/wordml/sdtformatlock" xmlns:w16sdtdh="http://schemas.microsoft.com/office/word/2020/wordml/sdtdatahash" xmlns:w16du="http://schemas.microsoft.com/office/word/2023/wordml/word16du" xmlns:oel="http://schemas.microsoft.com/office/2019/extlst">
+        <mc:Fallback xmlns:oel="http://schemas.microsoft.com/office/2019/extlst" xmlns:w16du="http://schemas.microsoft.com/office/word/2023/wordml/word16du" xmlns:w16sdtdh="http://schemas.microsoft.com/office/word/2020/wordml/sdtdatahash" xmlns:w16sdtfl="http://schemas.microsoft.com/office/word/2024/wordml/sdtformatlock" xmlns:a="http://schemas.openxmlformats.org/drawingml/2006/main">
           <w:pict>
             <v:group id="Group 50687" style="width:43.9237pt;height:42.8402pt;position:absolute;mso-position-horizontal-relative:page;mso-position-horizontal:absolute;margin-left:545.075pt;mso-position-vertical-relative:page;margin-top:22.2937pt;" coordsize="5578,5440">
               <v:shape id="Shape 50688" style="position:absolute;width:1199;height:1206;left:2203;top:0;" coordsize="119930,120683" path="m59965,0c93008,0,119930,27109,119930,60342c119930,93584,93008,120683,59965,120683c26932,120683,0,93584,0,60341c0,27109,26953,0,59965,0x">
@@ -25065,6 +25088,7 @@
   <w:style w:type="character" w:default="1" w:styleId="Fuentedeprrafopredeter">
     <w:name w:val="Default Paragraph Font"/>
     <w:uiPriority w:val="1"/>
+    <w:semiHidden/>
     <w:unhideWhenUsed/>
   </w:style>
   <w:style w:type="table" w:default="1" w:styleId="Tablanormal">
@@ -25580,6 +25604,10 @@
 </file>
 
 <file path=customXml/item2.xml><?xml version="1.0" encoding="utf-8"?>
+<b:Sources xmlns:b="http://schemas.openxmlformats.org/officeDocument/2006/bibliography" xmlns="http://schemas.openxmlformats.org/officeDocument/2006/bibliography" SelectedStyle="\APASixthEditionOfficeOnline.xsl" StyleName="APA" Version="6"/>
+</file>
+
+<file path=customXml/item3.xml><?xml version="1.0" encoding="utf-8"?>
 <ct:contentTypeSchema xmlns:ct="http://schemas.microsoft.com/office/2006/metadata/contentType" xmlns:ma="http://schemas.microsoft.com/office/2006/metadata/properties/metaAttributes" ct:_="" ma:_="" ma:contentTypeName="Documento" ma:contentTypeID="0x010100EA8A463C70CDF94EBCEAEE24D04F3F8A" ma:contentTypeVersion="12" ma:contentTypeDescription="Crear nuevo documento." ma:contentTypeScope="" ma:versionID="0a68c197ff11ee8f2a4dfa92d3e5c792">
   <xsd:schema xmlns:xsd="http://www.w3.org/2001/XMLSchema" xmlns:xs="http://www.w3.org/2001/XMLSchema" xmlns:p="http://schemas.microsoft.com/office/2006/metadata/properties" xmlns:ns2="d174a4fb-80c2-4523-8d89-375030acacbf" xmlns:ns3="b250f519-6473-4480-8c44-6ee3a3a530c3" targetNamespace="http://schemas.microsoft.com/office/2006/metadata/properties" ma:root="true" ma:fieldsID="55936f832c432473a7bcdfeafd102760" ns2:_="" ns3:_="">
     <xsd:import namespace="d174a4fb-80c2-4523-8d89-375030acacbf"/>
@@ -25780,17 +25808,13 @@
 </ct:contentTypeSchema>
 </file>
 
-<file path=customXml/item3.xml><?xml version="1.0" encoding="utf-8"?>
+<file path=customXml/item4.xml><?xml version="1.0" encoding="utf-8"?>
 <?mso-contentType ?>
 <FormTemplates xmlns="http://schemas.microsoft.com/sharepoint/v3/contenttype/forms">
   <Display>DocumentLibraryForm</Display>
   <Edit>DocumentLibraryForm</Edit>
   <New>DocumentLibraryForm</New>
 </FormTemplates>
-</file>
-
-<file path=customXml/item4.xml><?xml version="1.0" encoding="utf-8"?>
-<b:Sources xmlns:b="http://schemas.openxmlformats.org/officeDocument/2006/bibliography" xmlns="http://schemas.openxmlformats.org/officeDocument/2006/bibliography" SelectedStyle="\APASixthEditionOfficeOnline.xsl" StyleName="APA" Version="6"/>
 </file>
 
 <file path=customXml/itemProps1.xml><?xml version="1.0" encoding="utf-8"?>
@@ -25805,6 +25829,14 @@
 </file>
 
 <file path=customXml/itemProps2.xml><?xml version="1.0" encoding="utf-8"?>
+<ds:datastoreItem xmlns:ds="http://schemas.openxmlformats.org/officeDocument/2006/customXml" ds:itemID="{3F8A79BC-C2E3-4A0B-9910-D155BBD15194}">
+  <ds:schemaRefs>
+    <ds:schemaRef ds:uri="http://schemas.openxmlformats.org/officeDocument/2006/bibliography"/>
+  </ds:schemaRefs>
+</ds:datastoreItem>
+</file>
+
+<file path=customXml/itemProps3.xml><?xml version="1.0" encoding="utf-8"?>
 <ds:datastoreItem xmlns:ds="http://schemas.openxmlformats.org/officeDocument/2006/customXml" ds:itemID="{6B7E634A-68FB-4F4D-B547-495E220F1F36}">
   <ds:schemaRefs>
     <ds:schemaRef ds:uri="http://schemas.microsoft.com/office/2006/metadata/contentType"/>
@@ -25823,18 +25855,10 @@
 </ds:datastoreItem>
 </file>
 
-<file path=customXml/itemProps3.xml><?xml version="1.0" encoding="utf-8"?>
+<file path=customXml/itemProps4.xml><?xml version="1.0" encoding="utf-8"?>
 <ds:datastoreItem xmlns:ds="http://schemas.openxmlformats.org/officeDocument/2006/customXml" ds:itemID="{83895D1A-298A-416A-B31D-49B362CAFF70}">
   <ds:schemaRefs>
     <ds:schemaRef ds:uri="http://schemas.microsoft.com/sharepoint/v3/contenttype/forms"/>
   </ds:schemaRefs>
 </ds:datastoreItem>
-</file>
-
-<file path=customXml/itemProps4.xml><?xml version="1.0" encoding="utf-8"?>
-<ds:datastoreItem xmlns:ds="http://schemas.openxmlformats.org/officeDocument/2006/customXml" ds:itemID="{3F8A79BC-C2E3-4A0B-9910-D155BBD15194}">
-  <ds:schemaRefs>
-    <ds:schemaRef ds:uri="http://schemas.openxmlformats.org/officeDocument/2006/bibliography"/>
-  </ds:schemaRefs>
-</ds:datastoreItem>
 </file>
--- a/fuentes/123103_CF02_DU.docx
+++ b/fuentes/123103_CF02_DU.docx
@@ -930,7 +930,7 @@
               </wp:inline>
             </w:drawing>
           </mc:Choice>
-          <mc:Fallback xmlns:oel="http://schemas.microsoft.com/office/2019/extlst" xmlns:w16du="http://schemas.microsoft.com/office/word/2023/wordml/word16du" xmlns:w16sdtdh="http://schemas.microsoft.com/office/word/2020/wordml/sdtdatahash" xmlns:w16sdtfl="http://schemas.microsoft.com/office/word/2024/wordml/sdtformatlock" xmlns:a="http://schemas.openxmlformats.org/drawingml/2006/main">
+          <mc:Fallback xmlns:a="http://schemas.openxmlformats.org/drawingml/2006/main" xmlns:w16sdtfl="http://schemas.microsoft.com/office/word/2024/wordml/sdtformatlock" xmlns:w16sdtdh="http://schemas.microsoft.com/office/word/2020/wordml/sdtdatahash" xmlns:w16du="http://schemas.microsoft.com/office/word/2023/wordml/word16du" xmlns:oel="http://schemas.microsoft.com/office/2019/extlst">
             <w:pict>
               <v:group id="Group 42163" style="width:501.55pt;height:1.40002pt;mso-position-horizontal-relative:char;mso-position-vertical-relative:line" coordsize="63696,177">
                 <v:shape id="Shape 52072" style="position:absolute;width:63696;height:177;left:0;top:0;" coordsize="6369685,17780" path="m0,0l6369685,0l6369685,17780l0,17780l0,0">
@@ -18299,7 +18299,7 @@
             </wp:anchor>
           </w:drawing>
         </mc:Choice>
-        <mc:Fallback xmlns:oel="http://schemas.microsoft.com/office/2019/extlst" xmlns:w16du="http://schemas.microsoft.com/office/word/2023/wordml/word16du" xmlns:w16sdtdh="http://schemas.microsoft.com/office/word/2020/wordml/sdtdatahash" xmlns:w16sdtfl="http://schemas.microsoft.com/office/word/2024/wordml/sdtformatlock" xmlns:a="http://schemas.openxmlformats.org/drawingml/2006/main">
+        <mc:Fallback xmlns:a="http://schemas.openxmlformats.org/drawingml/2006/main" xmlns:w16sdtfl="http://schemas.microsoft.com/office/word/2024/wordml/sdtformatlock" xmlns:w16sdtdh="http://schemas.microsoft.com/office/word/2020/wordml/sdtdatahash" xmlns:w16du="http://schemas.microsoft.com/office/word/2023/wordml/word16du" xmlns:oel="http://schemas.microsoft.com/office/2019/extlst">
           <w:pict>
             <v:group id="Group 50718" style="width:43.9237pt;height:42.8402pt;position:absolute;mso-position-horizontal-relative:page;mso-position-horizontal:absolute;margin-left:545.075pt;mso-position-vertical-relative:page;margin-top:22.2937pt;" coordsize="5578,5440">
               <v:shape id="Shape 50719" style="position:absolute;width:1199;height:1206;left:2203;top:0;" coordsize="119930,120683" path="m59965,0c93008,0,119930,27109,119930,60342c119930,93584,93008,120683,59965,120683c26932,120683,0,93584,0,60341c0,27109,26953,0,59965,0x">
@@ -19275,7 +19275,7 @@
             </wp:anchor>
           </w:drawing>
         </mc:Choice>
-        <mc:Fallback xmlns:oel="http://schemas.microsoft.com/office/2019/extlst" xmlns:w16du="http://schemas.microsoft.com/office/word/2023/wordml/word16du" xmlns:w16sdtdh="http://schemas.microsoft.com/office/word/2020/wordml/sdtdatahash" xmlns:w16sdtfl="http://schemas.microsoft.com/office/word/2024/wordml/sdtformatlock" xmlns:a="http://schemas.openxmlformats.org/drawingml/2006/main">
+        <mc:Fallback xmlns:a="http://schemas.openxmlformats.org/drawingml/2006/main" xmlns:w16sdtfl="http://schemas.microsoft.com/office/word/2024/wordml/sdtformatlock" xmlns:w16sdtdh="http://schemas.microsoft.com/office/word/2020/wordml/sdtdatahash" xmlns:w16du="http://schemas.microsoft.com/office/word/2023/wordml/word16du" xmlns:oel="http://schemas.microsoft.com/office/2019/extlst">
           <w:pict>
             <v:group id="Group 50687" style="width:43.9237pt;height:42.8402pt;position:absolute;mso-position-horizontal-relative:page;mso-position-horizontal:absolute;margin-left:545.075pt;mso-position-vertical-relative:page;margin-top:22.2937pt;" coordsize="5578,5440">
               <v:shape id="Shape 50688" style="position:absolute;width:1199;height:1206;left:2203;top:0;" coordsize="119930,120683" path="m59965,0c93008,0,119930,27109,119930,60342c119930,93584,93008,120683,59965,120683c26932,120683,0,93584,0,60341c0,27109,26953,0,59965,0x">
@@ -25604,10 +25604,19 @@
 </file>
 
 <file path=customXml/item2.xml><?xml version="1.0" encoding="utf-8"?>
+<?mso-contentType ?>
+<FormTemplates xmlns="http://schemas.microsoft.com/sharepoint/v3/contenttype/forms">
+  <Display>DocumentLibraryForm</Display>
+  <Edit>DocumentLibraryForm</Edit>
+  <New>DocumentLibraryForm</New>
+</FormTemplates>
+</file>
+
+<file path=customXml/item3.xml><?xml version="1.0" encoding="utf-8"?>
 <b:Sources xmlns:b="http://schemas.openxmlformats.org/officeDocument/2006/bibliography" xmlns="http://schemas.openxmlformats.org/officeDocument/2006/bibliography" SelectedStyle="\APASixthEditionOfficeOnline.xsl" StyleName="APA" Version="6"/>
 </file>
 
-<file path=customXml/item3.xml><?xml version="1.0" encoding="utf-8"?>
+<file path=customXml/item4.xml><?xml version="1.0" encoding="utf-8"?>
 <ct:contentTypeSchema xmlns:ct="http://schemas.microsoft.com/office/2006/metadata/contentType" xmlns:ma="http://schemas.microsoft.com/office/2006/metadata/properties/metaAttributes" ct:_="" ma:_="" ma:contentTypeName="Documento" ma:contentTypeID="0x010100EA8A463C70CDF94EBCEAEE24D04F3F8A" ma:contentTypeVersion="12" ma:contentTypeDescription="Crear nuevo documento." ma:contentTypeScope="" ma:versionID="0a68c197ff11ee8f2a4dfa92d3e5c792">
   <xsd:schema xmlns:xsd="http://www.w3.org/2001/XMLSchema" xmlns:xs="http://www.w3.org/2001/XMLSchema" xmlns:p="http://schemas.microsoft.com/office/2006/metadata/properties" xmlns:ns2="d174a4fb-80c2-4523-8d89-375030acacbf" xmlns:ns3="b250f519-6473-4480-8c44-6ee3a3a530c3" targetNamespace="http://schemas.microsoft.com/office/2006/metadata/properties" ma:root="true" ma:fieldsID="55936f832c432473a7bcdfeafd102760" ns2:_="" ns3:_="">
     <xsd:import namespace="d174a4fb-80c2-4523-8d89-375030acacbf"/>
@@ -25808,15 +25817,6 @@
 </ct:contentTypeSchema>
 </file>
 
-<file path=customXml/item4.xml><?xml version="1.0" encoding="utf-8"?>
-<?mso-contentType ?>
-<FormTemplates xmlns="http://schemas.microsoft.com/sharepoint/v3/contenttype/forms">
-  <Display>DocumentLibraryForm</Display>
-  <Edit>DocumentLibraryForm</Edit>
-  <New>DocumentLibraryForm</New>
-</FormTemplates>
-</file>
-
 <file path=customXml/itemProps1.xml><?xml version="1.0" encoding="utf-8"?>
 <ds:datastoreItem xmlns:ds="http://schemas.openxmlformats.org/officeDocument/2006/customXml" ds:itemID="{F6DE3261-1CB9-4AE2-A6AC-1E8B71A76121}">
   <ds:schemaRefs>
@@ -25829,6 +25829,14 @@
 </file>
 
 <file path=customXml/itemProps2.xml><?xml version="1.0" encoding="utf-8"?>
+<ds:datastoreItem xmlns:ds="http://schemas.openxmlformats.org/officeDocument/2006/customXml" ds:itemID="{83895D1A-298A-416A-B31D-49B362CAFF70}">
+  <ds:schemaRefs>
+    <ds:schemaRef ds:uri="http://schemas.microsoft.com/sharepoint/v3/contenttype/forms"/>
+  </ds:schemaRefs>
+</ds:datastoreItem>
+</file>
+
+<file path=customXml/itemProps3.xml><?xml version="1.0" encoding="utf-8"?>
 <ds:datastoreItem xmlns:ds="http://schemas.openxmlformats.org/officeDocument/2006/customXml" ds:itemID="{3F8A79BC-C2E3-4A0B-9910-D155BBD15194}">
   <ds:schemaRefs>
     <ds:schemaRef ds:uri="http://schemas.openxmlformats.org/officeDocument/2006/bibliography"/>
@@ -25836,7 +25844,7 @@
 </ds:datastoreItem>
 </file>
 
-<file path=customXml/itemProps3.xml><?xml version="1.0" encoding="utf-8"?>
+<file path=customXml/itemProps4.xml><?xml version="1.0" encoding="utf-8"?>
 <ds:datastoreItem xmlns:ds="http://schemas.openxmlformats.org/officeDocument/2006/customXml" ds:itemID="{6B7E634A-68FB-4F4D-B547-495E220F1F36}">
   <ds:schemaRefs>
     <ds:schemaRef ds:uri="http://schemas.microsoft.com/office/2006/metadata/contentType"/>
@@ -25853,12 +25861,4 @@
     <ds:schemaRef ds:uri="http://schemas.microsoft.com/internal/obd"/>
   </ds:schemaRefs>
 </ds:datastoreItem>
-</file>
-
-<file path=customXml/itemProps4.xml><?xml version="1.0" encoding="utf-8"?>
-<ds:datastoreItem xmlns:ds="http://schemas.openxmlformats.org/officeDocument/2006/customXml" ds:itemID="{83895D1A-298A-416A-B31D-49B362CAFF70}">
-  <ds:schemaRefs>
-    <ds:schemaRef ds:uri="http://schemas.microsoft.com/sharepoint/v3/contenttype/forms"/>
-  </ds:schemaRefs>
-</ds:datastoreItem>
 </file>